--- a/协议文档.docx
+++ b/协议文档.docx
@@ -11,7 +11,7 @@
           <w:szCs w:val="44"/>
         </w:rPr>
       </w:pPr>
-      <w:bookmarkStart w:id="0" w:name="_Toc216271628"/>
+      <w:bookmarkStart w:id="0" w:name="_Toc219382247"/>
       <w:r>
         <w:rPr>
           <w:rFonts w:hint="eastAsia"/>
@@ -93,7 +93,7 @@
           <w:r>
             <w:fldChar w:fldCharType="separate"/>
           </w:r>
-          <w:hyperlink w:anchor="_Toc216271628" w:history="1">
+          <w:hyperlink w:anchor="_Toc219382247" w:history="1">
             <w:r>
               <w:rPr>
                 <w:rStyle w:val="ae"/>
@@ -131,7 +131,7 @@
                 <w:noProof/>
                 <w:webHidden/>
               </w:rPr>
-              <w:instrText>PAGEREF _Toc216271628 \h</w:instrText>
+              <w:instrText>PAGEREF _Toc219382247 \h</w:instrText>
             </w:r>
             <w:r>
               <w:rPr>
@@ -186,7 +186,7 @@
               <w14:ligatures w14:val="standardContextual"/>
             </w:rPr>
           </w:pPr>
-          <w:hyperlink w:anchor="_Toc216271629" w:history="1">
+          <w:hyperlink w:anchor="_Toc219382248" w:history="1">
             <w:r>
               <w:rPr>
                 <w:rStyle w:val="ae"/>
@@ -224,7 +224,7 @@
                 <w:noProof/>
                 <w:webHidden/>
               </w:rPr>
-              <w:instrText>PAGEREF _Toc216271629 \h</w:instrText>
+              <w:instrText>PAGEREF _Toc219382248 \h</w:instrText>
             </w:r>
             <w:r>
               <w:rPr>
@@ -279,7 +279,7 @@
               <w14:ligatures w14:val="standardContextual"/>
             </w:rPr>
           </w:pPr>
-          <w:hyperlink w:anchor="_Toc216271630" w:history="1">
+          <w:hyperlink w:anchor="_Toc219382249" w:history="1">
             <w:r>
               <w:rPr>
                 <w:rStyle w:val="ae"/>
@@ -317,7 +317,7 @@
                 <w:noProof/>
                 <w:webHidden/>
               </w:rPr>
-              <w:instrText>PAGEREF _Toc216271630 \h</w:instrText>
+              <w:instrText>PAGEREF _Toc219382249 \h</w:instrText>
             </w:r>
             <w:r>
               <w:rPr>
@@ -372,7 +372,7 @@
               <w14:ligatures w14:val="standardContextual"/>
             </w:rPr>
           </w:pPr>
-          <w:hyperlink w:anchor="_Toc216271631" w:history="1">
+          <w:hyperlink w:anchor="_Toc219382250" w:history="1">
             <w:r>
               <w:rPr>
                 <w:rStyle w:val="ae"/>
@@ -410,7 +410,7 @@
                 <w:noProof/>
                 <w:webHidden/>
               </w:rPr>
-              <w:instrText>PAGEREF _Toc216271631 \h</w:instrText>
+              <w:instrText>PAGEREF _Toc219382250 \h</w:instrText>
             </w:r>
             <w:r>
               <w:rPr>
@@ -465,7 +465,7 @@
               <w14:ligatures w14:val="standardContextual"/>
             </w:rPr>
           </w:pPr>
-          <w:hyperlink w:anchor="_Toc216271632" w:history="1">
+          <w:hyperlink w:anchor="_Toc219382251" w:history="1">
             <w:r>
               <w:rPr>
                 <w:rStyle w:val="ae"/>
@@ -503,7 +503,7 @@
                 <w:noProof/>
                 <w:webHidden/>
               </w:rPr>
-              <w:instrText>PAGEREF _Toc216271632 \h</w:instrText>
+              <w:instrText>PAGEREF _Toc219382251 \h</w:instrText>
             </w:r>
             <w:r>
               <w:rPr>
@@ -558,7 +558,7 @@
               <w14:ligatures w14:val="standardContextual"/>
             </w:rPr>
           </w:pPr>
-          <w:hyperlink w:anchor="_Toc216271633" w:history="1">
+          <w:hyperlink w:anchor="_Toc219382252" w:history="1">
             <w:r>
               <w:rPr>
                 <w:rStyle w:val="ae"/>
@@ -596,7 +596,7 @@
                 <w:noProof/>
                 <w:webHidden/>
               </w:rPr>
-              <w:instrText>PAGEREF _Toc216271633 \h</w:instrText>
+              <w:instrText>PAGEREF _Toc219382252 \h</w:instrText>
             </w:r>
             <w:r>
               <w:rPr>
@@ -651,7 +651,7 @@
               <w14:ligatures w14:val="standardContextual"/>
             </w:rPr>
           </w:pPr>
-          <w:hyperlink w:anchor="_Toc216271634" w:history="1">
+          <w:hyperlink w:anchor="_Toc219382253" w:history="1">
             <w:r>
               <w:rPr>
                 <w:rStyle w:val="ae"/>
@@ -689,7 +689,7 @@
                 <w:noProof/>
                 <w:webHidden/>
               </w:rPr>
-              <w:instrText>PAGEREF _Toc216271634 \h</w:instrText>
+              <w:instrText>PAGEREF _Toc219382253 \h</w:instrText>
             </w:r>
             <w:r>
               <w:rPr>
@@ -744,7 +744,7 @@
               <w14:ligatures w14:val="standardContextual"/>
             </w:rPr>
           </w:pPr>
-          <w:hyperlink w:anchor="_Toc216271635" w:history="1">
+          <w:hyperlink w:anchor="_Toc219382254" w:history="1">
             <w:r>
               <w:rPr>
                 <w:rStyle w:val="ae"/>
@@ -798,7 +798,7 @@
                 <w:noProof/>
                 <w:webHidden/>
               </w:rPr>
-              <w:instrText>PAGEREF _Toc216271635 \h</w:instrText>
+              <w:instrText>PAGEREF _Toc219382254 \h</w:instrText>
             </w:r>
             <w:r>
               <w:rPr>
@@ -853,7 +853,7 @@
               <w14:ligatures w14:val="standardContextual"/>
             </w:rPr>
           </w:pPr>
-          <w:hyperlink w:anchor="_Toc216271636" w:history="1">
+          <w:hyperlink w:anchor="_Toc219382255" w:history="1">
             <w:r>
               <w:rPr>
                 <w:rStyle w:val="ae"/>
@@ -899,7 +899,7 @@
                 <w:noProof/>
                 <w:webHidden/>
               </w:rPr>
-              <w:instrText>PAGEREF _Toc216271636 \h</w:instrText>
+              <w:instrText>PAGEREF _Toc219382255 \h</w:instrText>
             </w:r>
             <w:r>
               <w:rPr>
@@ -954,7 +954,7 @@
               <w14:ligatures w14:val="standardContextual"/>
             </w:rPr>
           </w:pPr>
-          <w:hyperlink w:anchor="_Toc216271637" w:history="1">
+          <w:hyperlink w:anchor="_Toc219382256" w:history="1">
             <w:r>
               <w:rPr>
                 <w:rStyle w:val="ae"/>
@@ -1000,7 +1000,7 @@
                 <w:noProof/>
                 <w:webHidden/>
               </w:rPr>
-              <w:instrText>PAGEREF _Toc216271637 \h</w:instrText>
+              <w:instrText>PAGEREF _Toc219382256 \h</w:instrText>
             </w:r>
             <w:r>
               <w:rPr>
@@ -1055,7 +1055,7 @@
               <w14:ligatures w14:val="standardContextual"/>
             </w:rPr>
           </w:pPr>
-          <w:hyperlink w:anchor="_Toc216271638" w:history="1">
+          <w:hyperlink w:anchor="_Toc219382257" w:history="1">
             <w:r>
               <w:rPr>
                 <w:rStyle w:val="ae"/>
@@ -1101,7 +1101,7 @@
                 <w:noProof/>
                 <w:webHidden/>
               </w:rPr>
-              <w:instrText>PAGEREF _Toc216271638 \h</w:instrText>
+              <w:instrText>PAGEREF _Toc219382257 \h</w:instrText>
             </w:r>
             <w:r>
               <w:rPr>
@@ -1156,7 +1156,7 @@
               <w14:ligatures w14:val="standardContextual"/>
             </w:rPr>
           </w:pPr>
-          <w:hyperlink w:anchor="_Toc216271639" w:history="1">
+          <w:hyperlink w:anchor="_Toc219382258" w:history="1">
             <w:r>
               <w:rPr>
                 <w:rStyle w:val="ae"/>
@@ -1202,7 +1202,7 @@
                 <w:noProof/>
                 <w:webHidden/>
               </w:rPr>
-              <w:instrText>PAGEREF _Toc216271639 \h</w:instrText>
+              <w:instrText>PAGEREF _Toc219382258 \h</w:instrText>
             </w:r>
             <w:r>
               <w:rPr>
@@ -1257,7 +1257,7 @@
               <w14:ligatures w14:val="standardContextual"/>
             </w:rPr>
           </w:pPr>
-          <w:hyperlink w:anchor="_Toc216271640" w:history="1">
+          <w:hyperlink w:anchor="_Toc219382259" w:history="1">
             <w:r>
               <w:rPr>
                 <w:rStyle w:val="ae"/>
@@ -1303,7 +1303,7 @@
                 <w:noProof/>
                 <w:webHidden/>
               </w:rPr>
-              <w:instrText>PAGEREF _Toc216271640 \h</w:instrText>
+              <w:instrText>PAGEREF _Toc219382259 \h</w:instrText>
             </w:r>
             <w:r>
               <w:rPr>
@@ -1358,7 +1358,7 @@
               <w14:ligatures w14:val="standardContextual"/>
             </w:rPr>
           </w:pPr>
-          <w:hyperlink w:anchor="_Toc216271641" w:history="1">
+          <w:hyperlink w:anchor="_Toc219382260" w:history="1">
             <w:r>
               <w:rPr>
                 <w:rStyle w:val="ae"/>
@@ -1404,7 +1404,7 @@
                 <w:noProof/>
                 <w:webHidden/>
               </w:rPr>
-              <w:instrText>PAGEREF _Toc216271641 \h</w:instrText>
+              <w:instrText>PAGEREF _Toc219382260 \h</w:instrText>
             </w:r>
             <w:r>
               <w:rPr>
@@ -1459,7 +1459,7 @@
               <w14:ligatures w14:val="standardContextual"/>
             </w:rPr>
           </w:pPr>
-          <w:hyperlink w:anchor="_Toc216271642" w:history="1">
+          <w:hyperlink w:anchor="_Toc219382261" w:history="1">
             <w:r>
               <w:rPr>
                 <w:rStyle w:val="ae"/>
@@ -1505,7 +1505,7 @@
                 <w:noProof/>
                 <w:webHidden/>
               </w:rPr>
-              <w:instrText>PAGEREF _Toc216271642 \h</w:instrText>
+              <w:instrText>PAGEREF _Toc219382261 \h</w:instrText>
             </w:r>
             <w:r>
               <w:rPr>
@@ -1560,7 +1560,7 @@
               <w14:ligatures w14:val="standardContextual"/>
             </w:rPr>
           </w:pPr>
-          <w:hyperlink w:anchor="_Toc216271643" w:history="1">
+          <w:hyperlink w:anchor="_Toc219382262" w:history="1">
             <w:r>
               <w:rPr>
                 <w:rStyle w:val="ae"/>
@@ -1606,7 +1606,7 @@
                 <w:noProof/>
                 <w:webHidden/>
               </w:rPr>
-              <w:instrText>PAGEREF _Toc216271643 \h</w:instrText>
+              <w:instrText>PAGEREF _Toc219382262 \h</w:instrText>
             </w:r>
             <w:r>
               <w:rPr>
@@ -1661,7 +1661,7 @@
               <w14:ligatures w14:val="standardContextual"/>
             </w:rPr>
           </w:pPr>
-          <w:hyperlink w:anchor="_Toc216271644" w:history="1">
+          <w:hyperlink w:anchor="_Toc219382263" w:history="1">
             <w:r>
               <w:rPr>
                 <w:rStyle w:val="ae"/>
@@ -1707,7 +1707,7 @@
                 <w:noProof/>
                 <w:webHidden/>
               </w:rPr>
-              <w:instrText>PAGEREF _Toc216271644 \h</w:instrText>
+              <w:instrText>PAGEREF _Toc219382263 \h</w:instrText>
             </w:r>
             <w:r>
               <w:rPr>
@@ -1762,7 +1762,7 @@
               <w14:ligatures w14:val="standardContextual"/>
             </w:rPr>
           </w:pPr>
-          <w:hyperlink w:anchor="_Toc216271645" w:history="1">
+          <w:hyperlink w:anchor="_Toc219382264" w:history="1">
             <w:r>
               <w:rPr>
                 <w:rStyle w:val="ae"/>
@@ -1808,7 +1808,7 @@
                 <w:noProof/>
                 <w:webHidden/>
               </w:rPr>
-              <w:instrText>PAGEREF _Toc216271645 \h</w:instrText>
+              <w:instrText>PAGEREF _Toc219382264 \h</w:instrText>
             </w:r>
             <w:r>
               <w:rPr>
@@ -1863,7 +1863,7 @@
               <w14:ligatures w14:val="standardContextual"/>
             </w:rPr>
           </w:pPr>
-          <w:hyperlink w:anchor="_Toc216271646" w:history="1">
+          <w:hyperlink w:anchor="_Toc219382265" w:history="1">
             <w:r>
               <w:rPr>
                 <w:rStyle w:val="ae"/>
@@ -1909,7 +1909,7 @@
                 <w:noProof/>
                 <w:webHidden/>
               </w:rPr>
-              <w:instrText>PAGEREF _Toc216271646 \h</w:instrText>
+              <w:instrText>PAGEREF _Toc219382265 \h</w:instrText>
             </w:r>
             <w:r>
               <w:rPr>
@@ -1964,7 +1964,7 @@
               <w14:ligatures w14:val="standardContextual"/>
             </w:rPr>
           </w:pPr>
-          <w:hyperlink w:anchor="_Toc216271647" w:history="1">
+          <w:hyperlink w:anchor="_Toc219382266" w:history="1">
             <w:r>
               <w:rPr>
                 <w:rStyle w:val="ae"/>
@@ -2010,7 +2010,7 @@
                 <w:noProof/>
                 <w:webHidden/>
               </w:rPr>
-              <w:instrText>PAGEREF _Toc216271647 \h</w:instrText>
+              <w:instrText>PAGEREF _Toc219382266 \h</w:instrText>
             </w:r>
             <w:r>
               <w:rPr>
@@ -2065,7 +2065,7 @@
               <w14:ligatures w14:val="standardContextual"/>
             </w:rPr>
           </w:pPr>
-          <w:hyperlink w:anchor="_Toc216271648" w:history="1">
+          <w:hyperlink w:anchor="_Toc219382267" w:history="1">
             <w:r>
               <w:rPr>
                 <w:rStyle w:val="ae"/>
@@ -2111,7 +2111,7 @@
                 <w:noProof/>
                 <w:webHidden/>
               </w:rPr>
-              <w:instrText>PAGEREF _Toc216271648 \h</w:instrText>
+              <w:instrText>PAGEREF _Toc219382267 \h</w:instrText>
             </w:r>
             <w:r>
               <w:rPr>
@@ -2166,7 +2166,7 @@
               <w14:ligatures w14:val="standardContextual"/>
             </w:rPr>
           </w:pPr>
-          <w:hyperlink w:anchor="_Toc216271649" w:history="1">
+          <w:hyperlink w:anchor="_Toc219382268" w:history="1">
             <w:r>
               <w:rPr>
                 <w:rStyle w:val="ae"/>
@@ -2212,7 +2212,7 @@
                 <w:noProof/>
                 <w:webHidden/>
               </w:rPr>
-              <w:instrText>PAGEREF _Toc216271649 \h</w:instrText>
+              <w:instrText>PAGEREF _Toc219382268 \h</w:instrText>
             </w:r>
             <w:r>
               <w:rPr>
@@ -2267,7 +2267,7 @@
               <w14:ligatures w14:val="standardContextual"/>
             </w:rPr>
           </w:pPr>
-          <w:hyperlink w:anchor="_Toc216271650" w:history="1">
+          <w:hyperlink w:anchor="_Toc219382269" w:history="1">
             <w:r>
               <w:rPr>
                 <w:rStyle w:val="ae"/>
@@ -2313,7 +2313,7 @@
                 <w:noProof/>
                 <w:webHidden/>
               </w:rPr>
-              <w:instrText>PAGEREF _Toc216271650 \h</w:instrText>
+              <w:instrText>PAGEREF _Toc219382269 \h</w:instrText>
             </w:r>
             <w:r>
               <w:rPr>
@@ -2368,7 +2368,7 @@
               <w14:ligatures w14:val="standardContextual"/>
             </w:rPr>
           </w:pPr>
-          <w:hyperlink w:anchor="_Toc216271651" w:history="1">
+          <w:hyperlink w:anchor="_Toc219382270" w:history="1">
             <w:r>
               <w:rPr>
                 <w:rStyle w:val="ae"/>
@@ -2414,7 +2414,7 @@
                 <w:noProof/>
                 <w:webHidden/>
               </w:rPr>
-              <w:instrText>PAGEREF _Toc216271651 \h</w:instrText>
+              <w:instrText>PAGEREF _Toc219382270 \h</w:instrText>
             </w:r>
             <w:r>
               <w:rPr>
@@ -2469,7 +2469,7 @@
               <w14:ligatures w14:val="standardContextual"/>
             </w:rPr>
           </w:pPr>
-          <w:hyperlink w:anchor="_Toc216271652" w:history="1">
+          <w:hyperlink w:anchor="_Toc219382271" w:history="1">
             <w:r>
               <w:rPr>
                 <w:rStyle w:val="ae"/>
@@ -2515,7 +2515,7 @@
                 <w:noProof/>
                 <w:webHidden/>
               </w:rPr>
-              <w:instrText>PAGEREF _Toc216271652 \h</w:instrText>
+              <w:instrText>PAGEREF _Toc219382271 \h</w:instrText>
             </w:r>
             <w:r>
               <w:rPr>
@@ -2570,7 +2570,7 @@
               <w14:ligatures w14:val="standardContextual"/>
             </w:rPr>
           </w:pPr>
-          <w:hyperlink w:anchor="_Toc216271653" w:history="1">
+          <w:hyperlink w:anchor="_Toc219382272" w:history="1">
             <w:r>
               <w:rPr>
                 <w:rStyle w:val="ae"/>
@@ -2616,7 +2616,7 @@
                 <w:noProof/>
                 <w:webHidden/>
               </w:rPr>
-              <w:instrText>PAGEREF _Toc216271653 \h</w:instrText>
+              <w:instrText>PAGEREF _Toc219382272 \h</w:instrText>
             </w:r>
             <w:r>
               <w:rPr>
@@ -2671,7 +2671,7 @@
               <w14:ligatures w14:val="standardContextual"/>
             </w:rPr>
           </w:pPr>
-          <w:hyperlink w:anchor="_Toc216271654" w:history="1">
+          <w:hyperlink w:anchor="_Toc219382273" w:history="1">
             <w:r>
               <w:rPr>
                 <w:rStyle w:val="ae"/>
@@ -2717,7 +2717,7 @@
                 <w:noProof/>
                 <w:webHidden/>
               </w:rPr>
-              <w:instrText>PAGEREF _Toc216271654 \h</w:instrText>
+              <w:instrText>PAGEREF _Toc219382273 \h</w:instrText>
             </w:r>
             <w:r>
               <w:rPr>
@@ -2772,7 +2772,7 @@
               <w14:ligatures w14:val="standardContextual"/>
             </w:rPr>
           </w:pPr>
-          <w:hyperlink w:anchor="_Toc216271655" w:history="1">
+          <w:hyperlink w:anchor="_Toc219382274" w:history="1">
             <w:r>
               <w:rPr>
                 <w:rStyle w:val="ae"/>
@@ -2818,7 +2818,7 @@
                 <w:noProof/>
                 <w:webHidden/>
               </w:rPr>
-              <w:instrText>PAGEREF _Toc216271655 \h</w:instrText>
+              <w:instrText>PAGEREF _Toc219382274 \h</w:instrText>
             </w:r>
             <w:r>
               <w:rPr>
@@ -2873,7 +2873,7 @@
               <w14:ligatures w14:val="standardContextual"/>
             </w:rPr>
           </w:pPr>
-          <w:hyperlink w:anchor="_Toc216271656" w:history="1">
+          <w:hyperlink w:anchor="_Toc219382275" w:history="1">
             <w:r>
               <w:rPr>
                 <w:rStyle w:val="ae"/>
@@ -2919,7 +2919,7 @@
                 <w:noProof/>
                 <w:webHidden/>
               </w:rPr>
-              <w:instrText>PAGEREF _Toc216271656 \h</w:instrText>
+              <w:instrText>PAGEREF _Toc219382275 \h</w:instrText>
             </w:r>
             <w:r>
               <w:rPr>
@@ -2974,7 +2974,7 @@
               <w14:ligatures w14:val="standardContextual"/>
             </w:rPr>
           </w:pPr>
-          <w:hyperlink w:anchor="_Toc216271657" w:history="1">
+          <w:hyperlink w:anchor="_Toc219382276" w:history="1">
             <w:r>
               <w:rPr>
                 <w:rStyle w:val="ae"/>
@@ -3020,7 +3020,7 @@
                 <w:noProof/>
                 <w:webHidden/>
               </w:rPr>
-              <w:instrText>PAGEREF _Toc216271657 \h</w:instrText>
+              <w:instrText>PAGEREF _Toc219382276 \h</w:instrText>
             </w:r>
             <w:r>
               <w:rPr>
@@ -3075,7 +3075,7 @@
               <w14:ligatures w14:val="standardContextual"/>
             </w:rPr>
           </w:pPr>
-          <w:hyperlink w:anchor="_Toc216271658" w:history="1">
+          <w:hyperlink w:anchor="_Toc219382277" w:history="1">
             <w:r>
               <w:rPr>
                 <w:rStyle w:val="ae"/>
@@ -3121,7 +3121,7 @@
                 <w:noProof/>
                 <w:webHidden/>
               </w:rPr>
-              <w:instrText>PAGEREF _Toc216271658 \h</w:instrText>
+              <w:instrText>PAGEREF _Toc219382277 \h</w:instrText>
             </w:r>
             <w:r>
               <w:rPr>
@@ -3176,7 +3176,7 @@
               <w14:ligatures w14:val="standardContextual"/>
             </w:rPr>
           </w:pPr>
-          <w:hyperlink w:anchor="_Toc216271659" w:history="1">
+          <w:hyperlink w:anchor="_Toc219382278" w:history="1">
             <w:r>
               <w:rPr>
                 <w:rStyle w:val="ae"/>
@@ -3222,7 +3222,7 @@
                 <w:noProof/>
                 <w:webHidden/>
               </w:rPr>
-              <w:instrText>PAGEREF _Toc216271659 \h</w:instrText>
+              <w:instrText>PAGEREF _Toc219382278 \h</w:instrText>
             </w:r>
             <w:r>
               <w:rPr>
@@ -3277,7 +3277,7 @@
               <w14:ligatures w14:val="standardContextual"/>
             </w:rPr>
           </w:pPr>
-          <w:hyperlink w:anchor="_Toc216271660" w:history="1">
+          <w:hyperlink w:anchor="_Toc219382279" w:history="1">
             <w:r>
               <w:rPr>
                 <w:rStyle w:val="ae"/>
@@ -3323,7 +3323,7 @@
                 <w:noProof/>
                 <w:webHidden/>
               </w:rPr>
-              <w:instrText>PAGEREF _Toc216271660 \h</w:instrText>
+              <w:instrText>PAGEREF _Toc219382279 \h</w:instrText>
             </w:r>
             <w:r>
               <w:rPr>
@@ -3378,7 +3378,7 @@
               <w14:ligatures w14:val="standardContextual"/>
             </w:rPr>
           </w:pPr>
-          <w:hyperlink w:anchor="_Toc216271661" w:history="1">
+          <w:hyperlink w:anchor="_Toc219382280" w:history="1">
             <w:r>
               <w:rPr>
                 <w:rStyle w:val="ae"/>
@@ -3424,7 +3424,7 @@
                 <w:noProof/>
                 <w:webHidden/>
               </w:rPr>
-              <w:instrText>PAGEREF _Toc216271661 \h</w:instrText>
+              <w:instrText>PAGEREF _Toc219382280 \h</w:instrText>
             </w:r>
             <w:r>
               <w:rPr>
@@ -3479,7 +3479,7 @@
               <w14:ligatures w14:val="standardContextual"/>
             </w:rPr>
           </w:pPr>
-          <w:hyperlink w:anchor="_Toc216271662" w:history="1">
+          <w:hyperlink w:anchor="_Toc219382281" w:history="1">
             <w:r>
               <w:rPr>
                 <w:rStyle w:val="ae"/>
@@ -3525,7 +3525,7 @@
                 <w:noProof/>
                 <w:webHidden/>
               </w:rPr>
-              <w:instrText>PAGEREF _Toc216271662 \h</w:instrText>
+              <w:instrText>PAGEREF _Toc219382281 \h</w:instrText>
             </w:r>
             <w:r>
               <w:rPr>
@@ -3580,7 +3580,7 @@
               <w14:ligatures w14:val="standardContextual"/>
             </w:rPr>
           </w:pPr>
-          <w:hyperlink w:anchor="_Toc216271663" w:history="1">
+          <w:hyperlink w:anchor="_Toc219382282" w:history="1">
             <w:r>
               <w:rPr>
                 <w:rStyle w:val="ae"/>
@@ -3626,7 +3626,7 @@
                 <w:noProof/>
                 <w:webHidden/>
               </w:rPr>
-              <w:instrText>PAGEREF _Toc216271663 \h</w:instrText>
+              <w:instrText>PAGEREF _Toc219382282 \h</w:instrText>
             </w:r>
             <w:r>
               <w:rPr>
@@ -3681,7 +3681,7 @@
               <w14:ligatures w14:val="standardContextual"/>
             </w:rPr>
           </w:pPr>
-          <w:hyperlink w:anchor="_Toc216271664" w:history="1">
+          <w:hyperlink w:anchor="_Toc219382283" w:history="1">
             <w:r>
               <w:rPr>
                 <w:rStyle w:val="ae"/>
@@ -3727,7 +3727,7 @@
                 <w:noProof/>
                 <w:webHidden/>
               </w:rPr>
-              <w:instrText>PAGEREF _Toc216271664 \h</w:instrText>
+              <w:instrText>PAGEREF _Toc219382283 \h</w:instrText>
             </w:r>
             <w:r>
               <w:rPr>
@@ -3782,7 +3782,7 @@
               <w14:ligatures w14:val="standardContextual"/>
             </w:rPr>
           </w:pPr>
-          <w:hyperlink w:anchor="_Toc216271665" w:history="1">
+          <w:hyperlink w:anchor="_Toc219382284" w:history="1">
             <w:r>
               <w:rPr>
                 <w:rStyle w:val="ae"/>
@@ -3828,7 +3828,7 @@
                 <w:noProof/>
                 <w:webHidden/>
               </w:rPr>
-              <w:instrText>PAGEREF _Toc216271665 \h</w:instrText>
+              <w:instrText>PAGEREF _Toc219382284 \h</w:instrText>
             </w:r>
             <w:r>
               <w:rPr>
@@ -3859,6 +3859,309 @@
                 <w:webHidden/>
               </w:rPr>
               <w:t>19</w:t>
+            </w:r>
+            <w:r>
+              <w:rPr>
+                <w:rFonts w:hint="eastAsia"/>
+                <w:noProof/>
+                <w:webHidden/>
+              </w:rPr>
+              <w:fldChar w:fldCharType="end"/>
+            </w:r>
+          </w:hyperlink>
+        </w:p>
+        <w:p>
+          <w:pPr>
+            <w:pStyle w:val="TOC2"/>
+            <w:tabs>
+              <w:tab w:val="right" w:leader="dot" w:pos="8296"/>
+            </w:tabs>
+            <w:rPr>
+              <w:noProof/>
+              <w:sz w:val="22"/>
+              <w:szCs w:val="24"/>
+              <w14:ligatures w14:val="standardContextual"/>
+            </w:rPr>
+          </w:pPr>
+          <w:hyperlink w:anchor="_Toc219382285" w:history="1">
+            <w:r>
+              <w:rPr>
+                <w:rStyle w:val="ae"/>
+                <w:rFonts w:hint="eastAsia"/>
+                <w:noProof/>
+              </w:rPr>
+              <w:t xml:space="preserve">1.10 </w:t>
+            </w:r>
+            <w:r>
+              <w:rPr>
+                <w:rStyle w:val="ae"/>
+                <w:rFonts w:hint="eastAsia"/>
+                <w:noProof/>
+              </w:rPr>
+              <w:t>云转码</w:t>
+            </w:r>
+            <w:r>
+              <w:rPr>
+                <w:rFonts w:hint="eastAsia"/>
+                <w:noProof/>
+                <w:webHidden/>
+              </w:rPr>
+              <w:tab/>
+            </w:r>
+            <w:r>
+              <w:rPr>
+                <w:rFonts w:hint="eastAsia"/>
+                <w:noProof/>
+                <w:webHidden/>
+              </w:rPr>
+              <w:fldChar w:fldCharType="begin"/>
+            </w:r>
+            <w:r>
+              <w:rPr>
+                <w:rFonts w:hint="eastAsia"/>
+                <w:noProof/>
+                <w:webHidden/>
+              </w:rPr>
+              <w:instrText xml:space="preserve"> </w:instrText>
+            </w:r>
+            <w:r>
+              <w:rPr>
+                <w:noProof/>
+                <w:webHidden/>
+              </w:rPr>
+              <w:instrText>PAGEREF _Toc219382285 \h</w:instrText>
+            </w:r>
+            <w:r>
+              <w:rPr>
+                <w:rFonts w:hint="eastAsia"/>
+                <w:noProof/>
+                <w:webHidden/>
+              </w:rPr>
+              <w:instrText xml:space="preserve"> </w:instrText>
+            </w:r>
+            <w:r>
+              <w:rPr>
+                <w:rFonts w:hint="eastAsia"/>
+                <w:noProof/>
+                <w:webHidden/>
+              </w:rPr>
+            </w:r>
+            <w:r>
+              <w:rPr>
+                <w:rFonts w:hint="eastAsia"/>
+                <w:noProof/>
+                <w:webHidden/>
+              </w:rPr>
+              <w:fldChar w:fldCharType="separate"/>
+            </w:r>
+            <w:r>
+              <w:rPr>
+                <w:noProof/>
+                <w:webHidden/>
+              </w:rPr>
+              <w:t>20</w:t>
+            </w:r>
+            <w:r>
+              <w:rPr>
+                <w:rFonts w:hint="eastAsia"/>
+                <w:noProof/>
+                <w:webHidden/>
+              </w:rPr>
+              <w:fldChar w:fldCharType="end"/>
+            </w:r>
+          </w:hyperlink>
+        </w:p>
+        <w:p>
+          <w:pPr>
+            <w:pStyle w:val="TOC3"/>
+            <w:tabs>
+              <w:tab w:val="right" w:leader="dot" w:pos="8296"/>
+            </w:tabs>
+            <w:rPr>
+              <w:noProof/>
+              <w:sz w:val="22"/>
+              <w:szCs w:val="24"/>
+              <w14:ligatures w14:val="standardContextual"/>
+            </w:rPr>
+          </w:pPr>
+          <w:hyperlink w:anchor="_Toc219382286" w:history="1">
+            <w:r>
+              <w:rPr>
+                <w:rStyle w:val="ae"/>
+                <w:rFonts w:hint="eastAsia"/>
+                <w:noProof/>
+              </w:rPr>
+              <w:t xml:space="preserve">1.10.1 </w:t>
+            </w:r>
+            <w:r>
+              <w:rPr>
+                <w:rStyle w:val="ae"/>
+                <w:rFonts w:hint="eastAsia"/>
+                <w:noProof/>
+              </w:rPr>
+              <w:t>请求</w:t>
+            </w:r>
+            <w:r>
+              <w:rPr>
+                <w:rFonts w:hint="eastAsia"/>
+                <w:noProof/>
+                <w:webHidden/>
+              </w:rPr>
+              <w:tab/>
+            </w:r>
+            <w:r>
+              <w:rPr>
+                <w:rFonts w:hint="eastAsia"/>
+                <w:noProof/>
+                <w:webHidden/>
+              </w:rPr>
+              <w:fldChar w:fldCharType="begin"/>
+            </w:r>
+            <w:r>
+              <w:rPr>
+                <w:rFonts w:hint="eastAsia"/>
+                <w:noProof/>
+                <w:webHidden/>
+              </w:rPr>
+              <w:instrText xml:space="preserve"> </w:instrText>
+            </w:r>
+            <w:r>
+              <w:rPr>
+                <w:noProof/>
+                <w:webHidden/>
+              </w:rPr>
+              <w:instrText>PAGEREF _Toc219382286 \h</w:instrText>
+            </w:r>
+            <w:r>
+              <w:rPr>
+                <w:rFonts w:hint="eastAsia"/>
+                <w:noProof/>
+                <w:webHidden/>
+              </w:rPr>
+              <w:instrText xml:space="preserve"> </w:instrText>
+            </w:r>
+            <w:r>
+              <w:rPr>
+                <w:rFonts w:hint="eastAsia"/>
+                <w:noProof/>
+                <w:webHidden/>
+              </w:rPr>
+            </w:r>
+            <w:r>
+              <w:rPr>
+                <w:rFonts w:hint="eastAsia"/>
+                <w:noProof/>
+                <w:webHidden/>
+              </w:rPr>
+              <w:fldChar w:fldCharType="separate"/>
+            </w:r>
+            <w:r>
+              <w:rPr>
+                <w:noProof/>
+                <w:webHidden/>
+              </w:rPr>
+              <w:t>21</w:t>
+            </w:r>
+            <w:r>
+              <w:rPr>
+                <w:rFonts w:hint="eastAsia"/>
+                <w:noProof/>
+                <w:webHidden/>
+              </w:rPr>
+              <w:fldChar w:fldCharType="end"/>
+            </w:r>
+          </w:hyperlink>
+        </w:p>
+        <w:p>
+          <w:pPr>
+            <w:pStyle w:val="TOC3"/>
+            <w:tabs>
+              <w:tab w:val="right" w:leader="dot" w:pos="8296"/>
+            </w:tabs>
+            <w:rPr>
+              <w:noProof/>
+              <w:sz w:val="22"/>
+              <w:szCs w:val="24"/>
+              <w14:ligatures w14:val="standardContextual"/>
+            </w:rPr>
+          </w:pPr>
+          <w:hyperlink w:anchor="_Toc219382287" w:history="1">
+            <w:r>
+              <w:rPr>
+                <w:rStyle w:val="ae"/>
+                <w:rFonts w:hint="eastAsia"/>
+                <w:noProof/>
+              </w:rPr>
+              <w:t xml:space="preserve">1.10.2 </w:t>
+            </w:r>
+            <w:r>
+              <w:rPr>
+                <w:rStyle w:val="ae"/>
+                <w:rFonts w:hint="eastAsia"/>
+                <w:noProof/>
+              </w:rPr>
+              <w:t>回复</w:t>
+            </w:r>
+            <w:r>
+              <w:rPr>
+                <w:rFonts w:hint="eastAsia"/>
+                <w:noProof/>
+                <w:webHidden/>
+              </w:rPr>
+              <w:tab/>
+            </w:r>
+            <w:r>
+              <w:rPr>
+                <w:rFonts w:hint="eastAsia"/>
+                <w:noProof/>
+                <w:webHidden/>
+              </w:rPr>
+              <w:fldChar w:fldCharType="begin"/>
+            </w:r>
+            <w:r>
+              <w:rPr>
+                <w:rFonts w:hint="eastAsia"/>
+                <w:noProof/>
+                <w:webHidden/>
+              </w:rPr>
+              <w:instrText xml:space="preserve"> </w:instrText>
+            </w:r>
+            <w:r>
+              <w:rPr>
+                <w:noProof/>
+                <w:webHidden/>
+              </w:rPr>
+              <w:instrText>PAGEREF _Toc219382287 \h</w:instrText>
+            </w:r>
+            <w:r>
+              <w:rPr>
+                <w:rFonts w:hint="eastAsia"/>
+                <w:noProof/>
+                <w:webHidden/>
+              </w:rPr>
+              <w:instrText xml:space="preserve"> </w:instrText>
+            </w:r>
+            <w:r>
+              <w:rPr>
+                <w:rFonts w:hint="eastAsia"/>
+                <w:noProof/>
+                <w:webHidden/>
+              </w:rPr>
+            </w:r>
+            <w:r>
+              <w:rPr>
+                <w:rFonts w:hint="eastAsia"/>
+                <w:noProof/>
+                <w:webHidden/>
+              </w:rPr>
+              <w:fldChar w:fldCharType="separate"/>
+            </w:r>
+            <w:r>
+              <w:rPr>
+                <w:noProof/>
+                <w:webHidden/>
+              </w:rPr>
+              <w:t>21</w:t>
             </w:r>
             <w:r>
               <w:rPr>
@@ -3883,7 +4186,7 @@
               <w14:ligatures w14:val="standardContextual"/>
             </w:rPr>
           </w:pPr>
-          <w:hyperlink w:anchor="_Toc216271666" w:history="1">
+          <w:hyperlink w:anchor="_Toc219382288" w:history="1">
             <w:r>
               <w:rPr>
                 <w:rStyle w:val="ae"/>
@@ -3937,7 +4240,7 @@
                 <w:noProof/>
                 <w:webHidden/>
               </w:rPr>
-              <w:instrText>PAGEREF _Toc216271666 \h</w:instrText>
+              <w:instrText>PAGEREF _Toc219382288 \h</w:instrText>
             </w:r>
             <w:r>
               <w:rPr>
@@ -3967,7 +4270,7 @@
                 <w:noProof/>
                 <w:webHidden/>
               </w:rPr>
-              <w:t>20</w:t>
+              <w:t>21</w:t>
             </w:r>
             <w:r>
               <w:rPr>
@@ -3992,7 +4295,7 @@
               <w14:ligatures w14:val="standardContextual"/>
             </w:rPr>
           </w:pPr>
-          <w:hyperlink w:anchor="_Toc216271667" w:history="1">
+          <w:hyperlink w:anchor="_Toc219382289" w:history="1">
             <w:r>
               <w:rPr>
                 <w:rStyle w:val="ae"/>
@@ -4038,7 +4341,7 @@
                 <w:noProof/>
                 <w:webHidden/>
               </w:rPr>
-              <w:instrText>PAGEREF _Toc216271667 \h</w:instrText>
+              <w:instrText>PAGEREF _Toc219382289 \h</w:instrText>
             </w:r>
             <w:r>
               <w:rPr>
@@ -4093,7 +4396,7 @@
               <w14:ligatures w14:val="standardContextual"/>
             </w:rPr>
           </w:pPr>
-          <w:hyperlink w:anchor="_Toc216271668" w:history="1">
+          <w:hyperlink w:anchor="_Toc219382290" w:history="1">
             <w:r>
               <w:rPr>
                 <w:rStyle w:val="ae"/>
@@ -4139,7 +4442,7 @@
                 <w:noProof/>
                 <w:webHidden/>
               </w:rPr>
-              <w:instrText>PAGEREF _Toc216271668 \h</w:instrText>
+              <w:instrText>PAGEREF _Toc219382290 \h</w:instrText>
             </w:r>
             <w:r>
               <w:rPr>
@@ -4194,7 +4497,7 @@
               <w14:ligatures w14:val="standardContextual"/>
             </w:rPr>
           </w:pPr>
-          <w:hyperlink w:anchor="_Toc216271669" w:history="1">
+          <w:hyperlink w:anchor="_Toc219382291" w:history="1">
             <w:r>
               <w:rPr>
                 <w:rStyle w:val="ae"/>
@@ -4248,7 +4551,7 @@
                 <w:noProof/>
                 <w:webHidden/>
               </w:rPr>
-              <w:instrText>PAGEREF _Toc216271669 \h</w:instrText>
+              <w:instrText>PAGEREF _Toc219382291 \h</w:instrText>
             </w:r>
             <w:r>
               <w:rPr>
@@ -4278,7 +4581,7 @@
                 <w:noProof/>
                 <w:webHidden/>
               </w:rPr>
-              <w:t>21</w:t>
+              <w:t>22</w:t>
             </w:r>
             <w:r>
               <w:rPr>
@@ -4303,7 +4606,7 @@
               <w14:ligatures w14:val="standardContextual"/>
             </w:rPr>
           </w:pPr>
-          <w:hyperlink w:anchor="_Toc216271670" w:history="1">
+          <w:hyperlink w:anchor="_Toc219382292" w:history="1">
             <w:r>
               <w:rPr>
                 <w:rStyle w:val="ae"/>
@@ -4341,7 +4644,7 @@
                 <w:noProof/>
                 <w:webHidden/>
               </w:rPr>
-              <w:instrText>PAGEREF _Toc216271670 \h</w:instrText>
+              <w:instrText>PAGEREF _Toc219382292 \h</w:instrText>
             </w:r>
             <w:r>
               <w:rPr>
@@ -4371,7 +4674,7 @@
                 <w:noProof/>
                 <w:webHidden/>
               </w:rPr>
-              <w:t>21</w:t>
+              <w:t>22</w:t>
             </w:r>
             <w:r>
               <w:rPr>
@@ -4396,7 +4699,7 @@
               <w14:ligatures w14:val="standardContextual"/>
             </w:rPr>
           </w:pPr>
-          <w:hyperlink w:anchor="_Toc216271671" w:history="1">
+          <w:hyperlink w:anchor="_Toc219382293" w:history="1">
             <w:r>
               <w:rPr>
                 <w:rStyle w:val="ae"/>
@@ -4434,7 +4737,7 @@
                 <w:noProof/>
                 <w:webHidden/>
               </w:rPr>
-              <w:instrText>PAGEREF _Toc216271671 \h</w:instrText>
+              <w:instrText>PAGEREF _Toc219382293 \h</w:instrText>
             </w:r>
             <w:r>
               <w:rPr>
@@ -4464,7 +4767,7 @@
                 <w:noProof/>
                 <w:webHidden/>
               </w:rPr>
-              <w:t>21</w:t>
+              <w:t>22</w:t>
             </w:r>
             <w:r>
               <w:rPr>
@@ -4489,7 +4792,7 @@
               <w14:ligatures w14:val="standardContextual"/>
             </w:rPr>
           </w:pPr>
-          <w:hyperlink w:anchor="_Toc216271672" w:history="1">
+          <w:hyperlink w:anchor="_Toc219382294" w:history="1">
             <w:r>
               <w:rPr>
                 <w:rStyle w:val="ae"/>
@@ -4527,7 +4830,7 @@
                 <w:noProof/>
                 <w:webHidden/>
               </w:rPr>
-              <w:instrText>PAGEREF _Toc216271672 \h</w:instrText>
+              <w:instrText>PAGEREF _Toc219382294 \h</w:instrText>
             </w:r>
             <w:r>
               <w:rPr>
@@ -4557,7 +4860,7 @@
                 <w:noProof/>
                 <w:webHidden/>
               </w:rPr>
-              <w:t>21</w:t>
+              <w:t>22</w:t>
             </w:r>
             <w:r>
               <w:rPr>
@@ -4582,7 +4885,7 @@
               <w14:ligatures w14:val="standardContextual"/>
             </w:rPr>
           </w:pPr>
-          <w:hyperlink w:anchor="_Toc216271673" w:history="1">
+          <w:hyperlink w:anchor="_Toc219382295" w:history="1">
             <w:r>
               <w:rPr>
                 <w:rStyle w:val="ae"/>
@@ -4620,7 +4923,7 @@
                 <w:noProof/>
                 <w:webHidden/>
               </w:rPr>
-              <w:instrText>PAGEREF _Toc216271673 \h</w:instrText>
+              <w:instrText>PAGEREF _Toc219382295 \h</w:instrText>
             </w:r>
             <w:r>
               <w:rPr>
@@ -4650,7 +4953,7 @@
                 <w:noProof/>
                 <w:webHidden/>
               </w:rPr>
-              <w:t>21</w:t>
+              <w:t>22</w:t>
             </w:r>
             <w:r>
               <w:rPr>
@@ -4675,7 +4978,7 @@
               <w14:ligatures w14:val="standardContextual"/>
             </w:rPr>
           </w:pPr>
-          <w:hyperlink w:anchor="_Toc216271674" w:history="1">
+          <w:hyperlink w:anchor="_Toc219382296" w:history="1">
             <w:r>
               <w:rPr>
                 <w:rStyle w:val="ae"/>
@@ -4729,7 +5032,7 @@
                 <w:noProof/>
                 <w:webHidden/>
               </w:rPr>
-              <w:instrText>PAGEREF _Toc216271674 \h</w:instrText>
+              <w:instrText>PAGEREF _Toc219382296 \h</w:instrText>
             </w:r>
             <w:r>
               <w:rPr>
@@ -4784,7 +5087,7 @@
               <w14:ligatures w14:val="standardContextual"/>
             </w:rPr>
           </w:pPr>
-          <w:hyperlink w:anchor="_Toc216271675" w:history="1">
+          <w:hyperlink w:anchor="_Toc219382297" w:history="1">
             <w:r>
               <w:rPr>
                 <w:rStyle w:val="ae"/>
@@ -4838,7 +5141,7 @@
                 <w:noProof/>
                 <w:webHidden/>
               </w:rPr>
-              <w:instrText>PAGEREF _Toc216271675 \h</w:instrText>
+              <w:instrText>PAGEREF _Toc219382297 \h</w:instrText>
             </w:r>
             <w:r>
               <w:rPr>
@@ -4893,7 +5196,7 @@
               <w14:ligatures w14:val="standardContextual"/>
             </w:rPr>
           </w:pPr>
-          <w:hyperlink w:anchor="_Toc216271676" w:history="1">
+          <w:hyperlink w:anchor="_Toc219382298" w:history="1">
             <w:r>
               <w:rPr>
                 <w:rStyle w:val="ae"/>
@@ -4931,7 +5234,7 @@
                 <w:noProof/>
                 <w:webHidden/>
               </w:rPr>
-              <w:instrText>PAGEREF _Toc216271676 \h</w:instrText>
+              <w:instrText>PAGEREF _Toc219382298 \h</w:instrText>
             </w:r>
             <w:r>
               <w:rPr>
@@ -4961,7 +5264,7 @@
                 <w:noProof/>
                 <w:webHidden/>
               </w:rPr>
-              <w:t>22</w:t>
+              <w:t>23</w:t>
             </w:r>
             <w:r>
               <w:rPr>
@@ -4986,7 +5289,7 @@
               <w14:ligatures w14:val="standardContextual"/>
             </w:rPr>
           </w:pPr>
-          <w:hyperlink w:anchor="_Toc216271677" w:history="1">
+          <w:hyperlink w:anchor="_Toc219382299" w:history="1">
             <w:r>
               <w:rPr>
                 <w:rStyle w:val="ae"/>
@@ -5040,7 +5343,7 @@
                 <w:noProof/>
                 <w:webHidden/>
               </w:rPr>
-              <w:instrText>PAGEREF _Toc216271677 \h</w:instrText>
+              <w:instrText>PAGEREF _Toc219382299 \h</w:instrText>
             </w:r>
             <w:r>
               <w:rPr>
@@ -5070,7 +5373,7 @@
                 <w:noProof/>
                 <w:webHidden/>
               </w:rPr>
-              <w:t>22</w:t>
+              <w:t>23</w:t>
             </w:r>
             <w:r>
               <w:rPr>
@@ -5100,33 +5403,6 @@
         </w:p>
       </w:sdtContent>
     </w:sdt>
-    <w:p>
-      <w:pPr>
-        <w:rPr>
-          <w:b/>
-          <w:bCs/>
-          <w:lang w:val="zh-CN"/>
-        </w:rPr>
-      </w:pPr>
-    </w:p>
-    <w:p>
-      <w:pPr>
-        <w:rPr>
-          <w:b/>
-          <w:bCs/>
-          <w:lang w:val="zh-CN"/>
-        </w:rPr>
-      </w:pPr>
-    </w:p>
-    <w:p>
-      <w:pPr>
-        <w:rPr>
-          <w:b/>
-          <w:bCs/>
-          <w:lang w:val="zh-CN"/>
-        </w:rPr>
-      </w:pPr>
-    </w:p>
     <w:p>
       <w:pPr>
         <w:rPr>
@@ -5614,28 +5890,10 @@
               <w:rPr>
                 <w:rFonts w:hint="eastAsia"/>
               </w:rPr>
-              <w:t>3</w:t>
-            </w:r>
-            <w:r>
-              <w:t>.</w:t>
-            </w:r>
-            <w:r>
-              <w:rPr>
-                <w:rFonts w:hint="eastAsia"/>
-              </w:rPr>
-              <w:t>9</w:t>
-            </w:r>
-            <w:r>
-              <w:t>.</w:t>
-            </w:r>
-            <w:r>
-              <w:rPr>
-                <w:rFonts w:hint="eastAsia"/>
-              </w:rPr>
-              <w:t>14</w:t>
-            </w:r>
-            <w:r>
-              <w:t>.1001</w:t>
+              <w:t>4.0.0.</w:t>
+            </w:r>
+            <w:r>
+              <w:t>1001</w:t>
             </w:r>
           </w:p>
         </w:tc>
@@ -5705,9 +5963,6 @@
           <w:p>
             <w:pPr>
               <w:pStyle w:val="af"/>
-              <w:rPr>
-                <w:rFonts w:hint="eastAsia"/>
-              </w:rPr>
             </w:pPr>
             <w:r>
               <w:t>20</w:t>
@@ -5716,7 +5971,13 @@
               <w:rPr>
                 <w:rFonts w:hint="eastAsia"/>
               </w:rPr>
-              <w:t>25</w:t>
+              <w:t>2</w:t>
+            </w:r>
+            <w:r>
+              <w:rPr>
+                <w:rFonts w:hint="eastAsia"/>
+              </w:rPr>
+              <w:t>6</w:t>
             </w:r>
             <w:r>
               <w:t>-</w:t>
@@ -5725,7 +5986,7 @@
               <w:rPr>
                 <w:rFonts w:hint="eastAsia"/>
               </w:rPr>
-              <w:t>12</w:t>
+              <w:t>01</w:t>
             </w:r>
             <w:r>
               <w:t>-</w:t>
@@ -5734,7 +5995,7 @@
               <w:rPr>
                 <w:rFonts w:hint="eastAsia"/>
               </w:rPr>
-              <w:t>17</w:t>
+              <w:t>15</w:t>
             </w:r>
           </w:p>
         </w:tc>
@@ -5831,7 +6092,7 @@
       <w:pPr>
         <w:pStyle w:val="1"/>
       </w:pPr>
-      <w:bookmarkStart w:id="1" w:name="_Toc216271629"/>
+      <w:bookmarkStart w:id="1" w:name="_Toc219382248"/>
       <w:r>
         <w:rPr>
           <w:rFonts w:hint="eastAsia"/>
@@ -5845,7 +6106,7 @@
       <w:pPr>
         <w:pStyle w:val="2"/>
       </w:pPr>
-      <w:bookmarkStart w:id="2" w:name="_Toc216271630"/>
+      <w:bookmarkStart w:id="2" w:name="_Toc219382249"/>
       <w:r>
         <w:rPr>
           <w:rFonts w:hint="eastAsia"/>
@@ -5893,7 +6154,7 @@
       <w:pPr>
         <w:pStyle w:val="2"/>
       </w:pPr>
-      <w:bookmarkStart w:id="3" w:name="_Toc216271631"/>
+      <w:bookmarkStart w:id="3" w:name="_Toc219382250"/>
       <w:r>
         <w:rPr>
           <w:rFonts w:hint="eastAsia"/>
@@ -5926,7 +6187,7 @@
       <w:pPr>
         <w:pStyle w:val="2"/>
       </w:pPr>
-      <w:bookmarkStart w:id="4" w:name="_Toc216271632"/>
+      <w:bookmarkStart w:id="4" w:name="_Toc219382251"/>
       <w:r>
         <w:rPr>
           <w:rFonts w:hint="eastAsia"/>
@@ -8817,7 +9078,7 @@
       <w:pPr>
         <w:pStyle w:val="2"/>
       </w:pPr>
-      <w:bookmarkStart w:id="5" w:name="_Toc216271633"/>
+      <w:bookmarkStart w:id="5" w:name="_Toc219382252"/>
       <w:r>
         <w:rPr>
           <w:rFonts w:hint="eastAsia"/>
@@ -9104,7 +9365,7 @@
       <w:pPr>
         <w:pStyle w:val="1"/>
       </w:pPr>
-      <w:bookmarkStart w:id="6" w:name="_Toc216271634"/>
+      <w:bookmarkStart w:id="6" w:name="_Toc219382253"/>
       <w:r>
         <w:rPr>
           <w:rFonts w:hint="eastAsia"/>
@@ -9303,7 +9564,7 @@
       <w:pPr>
         <w:pStyle w:val="1"/>
       </w:pPr>
-      <w:bookmarkStart w:id="7" w:name="_Toc216271635"/>
+      <w:bookmarkStart w:id="7" w:name="_Toc219382254"/>
       <w:r>
         <w:rPr>
           <w:rFonts w:hint="eastAsia"/>
@@ -9329,7 +9590,7 @@
       <w:pPr>
         <w:pStyle w:val="2"/>
       </w:pPr>
-      <w:bookmarkStart w:id="8" w:name="_Toc216271636"/>
+      <w:bookmarkStart w:id="8" w:name="_Toc219382255"/>
       <w:r>
         <w:rPr>
           <w:rFonts w:hint="eastAsia"/>
@@ -9348,7 +9609,7 @@
       <w:pPr>
         <w:pStyle w:val="3"/>
       </w:pPr>
-      <w:bookmarkStart w:id="9" w:name="_Toc216271637"/>
+      <w:bookmarkStart w:id="9" w:name="_Toc219382256"/>
       <w:r>
         <w:rPr>
           <w:rFonts w:hint="eastAsia"/>
@@ -9821,7 +10082,7 @@
       <w:pPr>
         <w:pStyle w:val="3"/>
       </w:pPr>
-      <w:bookmarkStart w:id="10" w:name="_Toc216271638"/>
+      <w:bookmarkStart w:id="10" w:name="_Toc219382257"/>
       <w:r>
         <w:rPr>
           <w:rFonts w:hint="eastAsia"/>
@@ -9892,7 +10153,7 @@
       <w:pPr>
         <w:pStyle w:val="2"/>
       </w:pPr>
-      <w:bookmarkStart w:id="11" w:name="_Toc216271639"/>
+      <w:bookmarkStart w:id="11" w:name="_Toc219382258"/>
       <w:r>
         <w:rPr>
           <w:rFonts w:hint="eastAsia"/>
@@ -9911,7 +10172,7 @@
       <w:pPr>
         <w:pStyle w:val="3"/>
       </w:pPr>
-      <w:bookmarkStart w:id="12" w:name="_Toc216271640"/>
+      <w:bookmarkStart w:id="12" w:name="_Toc219382259"/>
       <w:r>
         <w:rPr>
           <w:rFonts w:hint="eastAsia"/>
@@ -9990,7 +10251,7 @@
       <w:pPr>
         <w:pStyle w:val="3"/>
       </w:pPr>
-      <w:bookmarkStart w:id="13" w:name="_Toc216271641"/>
+      <w:bookmarkStart w:id="13" w:name="_Toc219382260"/>
       <w:r>
         <w:rPr>
           <w:rFonts w:hint="eastAsia"/>
@@ -10037,7 +10298,7 @@
       <w:pPr>
         <w:pStyle w:val="2"/>
       </w:pPr>
-      <w:bookmarkStart w:id="14" w:name="_Toc216271642"/>
+      <w:bookmarkStart w:id="14" w:name="_Toc219382261"/>
       <w:r>
         <w:rPr>
           <w:rFonts w:hint="eastAsia"/>
@@ -10088,7 +10349,7 @@
       <w:pPr>
         <w:pStyle w:val="3"/>
       </w:pPr>
-      <w:bookmarkStart w:id="15" w:name="_Toc216271643"/>
+      <w:bookmarkStart w:id="15" w:name="_Toc219382262"/>
       <w:r>
         <w:rPr>
           <w:rFonts w:hint="eastAsia"/>
@@ -11104,7 +11365,7 @@
       <w:pPr>
         <w:pStyle w:val="3"/>
       </w:pPr>
-      <w:bookmarkStart w:id="16" w:name="_Toc216271644"/>
+      <w:bookmarkStart w:id="16" w:name="_Toc219382263"/>
       <w:r>
         <w:rPr>
           <w:rFonts w:hint="eastAsia"/>
@@ -11143,7 +11404,7 @@
       <w:pPr>
         <w:pStyle w:val="2"/>
       </w:pPr>
-      <w:bookmarkStart w:id="17" w:name="_Toc216271645"/>
+      <w:bookmarkStart w:id="17" w:name="_Toc219382264"/>
       <w:r>
         <w:rPr>
           <w:rFonts w:hint="eastAsia"/>
@@ -11162,7 +11423,7 @@
       <w:pPr>
         <w:pStyle w:val="3"/>
       </w:pPr>
-      <w:bookmarkStart w:id="18" w:name="_Toc216271646"/>
+      <w:bookmarkStart w:id="18" w:name="_Toc219382265"/>
       <w:r>
         <w:rPr>
           <w:rFonts w:hint="eastAsia"/>
@@ -11241,7 +11502,7 @@
       <w:pPr>
         <w:pStyle w:val="3"/>
       </w:pPr>
-      <w:bookmarkStart w:id="19" w:name="_Toc216271647"/>
+      <w:bookmarkStart w:id="19" w:name="_Toc219382266"/>
       <w:r>
         <w:rPr>
           <w:rFonts w:hint="eastAsia"/>
@@ -11378,7 +11639,7 @@
       <w:pPr>
         <w:pStyle w:val="2"/>
       </w:pPr>
-      <w:bookmarkStart w:id="20" w:name="_Toc216271648"/>
+      <w:bookmarkStart w:id="20" w:name="_Toc219382267"/>
       <w:r>
         <w:rPr>
           <w:rFonts w:hint="eastAsia"/>
@@ -11397,7 +11658,7 @@
       <w:pPr>
         <w:pStyle w:val="3"/>
       </w:pPr>
-      <w:bookmarkStart w:id="21" w:name="_Toc216271649"/>
+      <w:bookmarkStart w:id="21" w:name="_Toc219382268"/>
       <w:r>
         <w:rPr>
           <w:rFonts w:hint="eastAsia"/>
@@ -11523,7 +11784,7 @@
       <w:pPr>
         <w:pStyle w:val="3"/>
       </w:pPr>
-      <w:bookmarkStart w:id="22" w:name="_Toc216271650"/>
+      <w:bookmarkStart w:id="22" w:name="_Toc219382269"/>
       <w:r>
         <w:rPr>
           <w:rFonts w:hint="eastAsia"/>
@@ -11641,7 +11902,7 @@
       <w:pPr>
         <w:pStyle w:val="2"/>
       </w:pPr>
-      <w:bookmarkStart w:id="23" w:name="_Toc216271651"/>
+      <w:bookmarkStart w:id="23" w:name="_Toc219382270"/>
       <w:r>
         <w:rPr>
           <w:rFonts w:hint="eastAsia"/>
@@ -11660,7 +11921,7 @@
       <w:pPr>
         <w:pStyle w:val="3"/>
       </w:pPr>
-      <w:bookmarkStart w:id="24" w:name="_Toc216271652"/>
+      <w:bookmarkStart w:id="24" w:name="_Toc219382271"/>
       <w:r>
         <w:rPr>
           <w:rFonts w:hint="eastAsia"/>
@@ -12233,16 +12494,16 @@
     </w:p>
     <w:p>
       <w:r>
-        <w:t xml:space="preserve">        "nFrameB</w:t>
-      </w:r>
-      <w:r>
-        <w:rPr>
-          <w:rFonts w:hint="eastAsia"/>
-        </w:rPr>
-        <w:t xml:space="preserve">jitna </w:t>
-      </w:r>
-      <w:r>
-        <w:t>ase": 1,</w:t>
+        <w:t xml:space="preserve">        "nFrame</w:t>
+      </w:r>
+      <w:r>
+        <w:rPr>
+          <w:rFonts w:hint="eastAsia"/>
+        </w:rPr>
+        <w:t>Base</w:t>
+      </w:r>
+      <w:r>
+        <w:t>": 1,</w:t>
       </w:r>
     </w:p>
     <w:p>
@@ -12563,6 +12824,192 @@
     </w:p>
     <w:p>
       <w:pPr>
+        <w:pStyle w:val="a"/>
+      </w:pPr>
+      <w:r>
+        <w:t>nFrameRef</w:t>
+      </w:r>
+      <w:r>
+        <w:rPr>
+          <w:rFonts w:hint="eastAsia"/>
+        </w:rPr>
+        <w:t>:</w:t>
+      </w:r>
+      <w:r>
+        <w:rPr>
+          <w:rFonts w:hint="eastAsia"/>
+        </w:rPr>
+        <w:t>参考帧数</w:t>
+      </w:r>
+    </w:p>
+    <w:p>
+      <w:pPr>
+        <w:pStyle w:val="a"/>
+      </w:pPr>
+      <w:r>
+        <w:t>nBitRateSize</w:t>
+      </w:r>
+      <w:r>
+        <w:rPr>
+          <w:rFonts w:hint="eastAsia"/>
+        </w:rPr>
+        <w:t>:</w:t>
+      </w:r>
+      <w:r>
+        <w:rPr>
+          <w:rFonts w:hint="eastAsia"/>
+        </w:rPr>
+        <w:t>缓存大小</w:t>
+      </w:r>
+    </w:p>
+    <w:p>
+      <w:pPr>
+        <w:pStyle w:val="a"/>
+      </w:pPr>
+      <w:r>
+        <w:t>nColor</w:t>
+      </w:r>
+      <w:r>
+        <w:rPr>
+          <w:rFonts w:hint="eastAsia"/>
+        </w:rPr>
+        <w:t>:</w:t>
+      </w:r>
+      <w:r>
+        <w:rPr>
+          <w:rFonts w:hint="eastAsia"/>
+        </w:rPr>
+        <w:t>色彩空间</w:t>
+      </w:r>
+    </w:p>
+    <w:p>
+      <w:pPr>
+        <w:pStyle w:val="a"/>
+      </w:pPr>
+      <w:r>
+        <w:t>nSampleFmt</w:t>
+      </w:r>
+      <w:r>
+        <w:rPr>
+          <w:rFonts w:hint="eastAsia"/>
+        </w:rPr>
+        <w:t>:</w:t>
+      </w:r>
+      <w:r>
+        <w:rPr>
+          <w:rFonts w:hint="eastAsia"/>
+        </w:rPr>
+        <w:t>需要对应编码器</w:t>
+      </w:r>
+      <w:r>
+        <w:rPr>
+          <w:rFonts w:hint="eastAsia"/>
+        </w:rPr>
+        <w:t>,aac</w:t>
+      </w:r>
+      <w:r>
+        <w:rPr>
+          <w:rFonts w:hint="eastAsia"/>
+        </w:rPr>
+        <w:t>是</w:t>
+      </w:r>
+      <w:r>
+        <w:rPr>
+          <w:rFonts w:hint="eastAsia"/>
+        </w:rPr>
+        <w:t>8,mp2</w:t>
+      </w:r>
+      <w:r>
+        <w:rPr>
+          <w:rFonts w:hint="eastAsia"/>
+        </w:rPr>
+        <w:t>是</w:t>
+      </w:r>
+      <w:r>
+        <w:rPr>
+          <w:rFonts w:hint="eastAsia"/>
+        </w:rPr>
+        <w:t>1</w:t>
+      </w:r>
+    </w:p>
+    <w:p>
+      <w:pPr>
+        <w:pStyle w:val="a"/>
+      </w:pPr>
+      <w:r>
+        <w:rPr>
+          <w:rFonts w:hint="eastAsia"/>
+        </w:rPr>
+        <w:t>码率控制</w:t>
+      </w:r>
+      <w:r>
+        <w:rPr>
+          <w:rFonts w:hint="eastAsia"/>
+        </w:rPr>
+        <w:t>:ABR</w:t>
+      </w:r>
+      <w:r>
+        <w:rPr>
+          <w:rFonts w:hint="eastAsia"/>
+        </w:rPr>
+        <w:t>和和</w:t>
+      </w:r>
+      <w:r>
+        <w:rPr>
+          <w:rFonts w:hint="eastAsia"/>
+        </w:rPr>
+        <w:t>VBR</w:t>
+      </w:r>
+      <w:r>
+        <w:rPr>
+          <w:rFonts w:hint="eastAsia"/>
+        </w:rPr>
+        <w:t>必须填充最大和最小码率</w:t>
+      </w:r>
+      <w:r>
+        <w:rPr>
+          <w:rFonts w:hint="eastAsia"/>
+        </w:rPr>
+        <w:t>,CBR</w:t>
+      </w:r>
+      <w:r>
+        <w:rPr>
+          <w:rFonts w:hint="eastAsia"/>
+        </w:rPr>
+        <w:t>可以填</w:t>
+      </w:r>
+      <w:r>
+        <w:rPr>
+          <w:rFonts w:hint="eastAsia"/>
+        </w:rPr>
+        <w:t>0</w:t>
+      </w:r>
+    </w:p>
+    <w:p>
+      <w:pPr>
+        <w:pStyle w:val="a"/>
+      </w:pPr>
+      <w:r>
+        <w:rPr>
+          <w:rFonts w:hint="eastAsia"/>
+        </w:rPr>
+        <w:t>缓存大小</w:t>
+      </w:r>
+      <w:r>
+        <w:rPr>
+          <w:rFonts w:hint="eastAsia"/>
+        </w:rPr>
+        <w:t>:</w:t>
+      </w:r>
+      <w:r>
+        <w:rPr>
+          <w:rFonts w:hint="eastAsia"/>
+        </w:rPr>
+        <w:t>是平均码率一半</w:t>
+      </w:r>
+    </w:p>
+    <w:p>
+      <w:pPr>
         <w:rPr>
           <w:color w:val="EE0000"/>
         </w:rPr>
@@ -12766,6 +13213,7 @@
     </w:p>
     <w:p>
       <w:r>
+        <w:lastRenderedPageBreak/>
         <w:t xml:space="preserve">        "enAVCodec": 27,</w:t>
       </w:r>
     </w:p>
@@ -12796,7 +13244,6 @@
     </w:p>
     <w:p>
       <w:r>
-        <w:lastRenderedPageBreak/>
         <w:t xml:space="preserve">        "nHeight": 1080,</w:t>
       </w:r>
     </w:p>
@@ -12984,7 +13431,7 @@
       <w:pPr>
         <w:pStyle w:val="3"/>
       </w:pPr>
-      <w:bookmarkStart w:id="25" w:name="_Toc216271653"/>
+      <w:bookmarkStart w:id="25" w:name="_Toc219382272"/>
       <w:r>
         <w:rPr>
           <w:rFonts w:hint="eastAsia"/>
@@ -13025,7 +13472,7 @@
       <w:pPr>
         <w:pStyle w:val="2"/>
       </w:pPr>
-      <w:bookmarkStart w:id="26" w:name="_Toc216271654"/>
+      <w:bookmarkStart w:id="26" w:name="_Toc219382273"/>
       <w:r>
         <w:rPr>
           <w:rFonts w:hint="eastAsia"/>
@@ -13045,7 +13492,7 @@
       <w:pPr>
         <w:pStyle w:val="3"/>
       </w:pPr>
-      <w:bookmarkStart w:id="27" w:name="_Toc216271655"/>
+      <w:bookmarkStart w:id="27" w:name="_Toc219382274"/>
       <w:r>
         <w:rPr>
           <w:rFonts w:hint="eastAsia"/>
@@ -13194,7 +13641,7 @@
       <w:pPr>
         <w:pStyle w:val="3"/>
       </w:pPr>
-      <w:bookmarkStart w:id="28" w:name="_Toc216271656"/>
+      <w:bookmarkStart w:id="28" w:name="_Toc219382275"/>
       <w:r>
         <w:rPr>
           <w:rFonts w:hint="eastAsia"/>
@@ -13557,7 +14004,7 @@
       <w:pPr>
         <w:pStyle w:val="2"/>
       </w:pPr>
-      <w:bookmarkStart w:id="29" w:name="_Toc216271657"/>
+      <w:bookmarkStart w:id="29" w:name="_Toc219382276"/>
       <w:r>
         <w:rPr>
           <w:rFonts w:hint="eastAsia"/>
@@ -13714,7 +14161,7 @@
       <w:pPr>
         <w:pStyle w:val="3"/>
       </w:pPr>
-      <w:bookmarkStart w:id="30" w:name="_Toc216271658"/>
+      <w:bookmarkStart w:id="30" w:name="_Toc219382277"/>
       <w:r>
         <w:rPr>
           <w:rFonts w:hint="eastAsia"/>
@@ -13952,7 +14399,7 @@
       <w:pPr>
         <w:pStyle w:val="3"/>
       </w:pPr>
-      <w:bookmarkStart w:id="31" w:name="_Toc216271659"/>
+      <w:bookmarkStart w:id="31" w:name="_Toc219382278"/>
       <w:r>
         <w:rPr>
           <w:rFonts w:hint="eastAsia"/>
@@ -14160,7 +14607,7 @@
       <w:pPr>
         <w:pStyle w:val="3"/>
       </w:pPr>
-      <w:bookmarkStart w:id="32" w:name="_Toc216271660"/>
+      <w:bookmarkStart w:id="32" w:name="_Toc219382279"/>
       <w:r>
         <w:rPr>
           <w:rFonts w:hint="eastAsia"/>
@@ -14504,13 +14951,22 @@
     </w:p>
     <w:p>
       <w:r>
-        <w:t xml:space="preserve">            "bTextMove": </w:t>
-      </w:r>
-      <w:r>
-        <w:rPr>
-          <w:rFonts w:hint="eastAsia"/>
-        </w:rPr>
-        <w:t>false</w:t>
+        <w:t xml:space="preserve">            "</w:t>
+      </w:r>
+      <w:r>
+        <w:t>nSpeed</w:t>
+      </w:r>
+      <w:r>
+        <w:t xml:space="preserve"> </w:t>
+      </w:r>
+      <w:r>
+        <w:t xml:space="preserve">": </w:t>
+      </w:r>
+      <w:r>
+        <w:rPr>
+          <w:rFonts w:hint="eastAsia"/>
+        </w:rPr>
+        <w:t>0</w:t>
       </w:r>
     </w:p>
     <w:p>
@@ -14863,7 +15319,7 @@
         <w:pStyle w:val="a"/>
       </w:pPr>
       <w:r>
-        <w:t>dlAlpha</w:t>
+        <w:t>nAlpha</w:t>
       </w:r>
       <w:r>
         <w:rPr>
@@ -15043,10 +15499,7 @@
         <w:pStyle w:val="a"/>
       </w:pPr>
       <w:r>
-        <w:rPr>
-          <w:rFonts w:hint="eastAsia"/>
-        </w:rPr>
-        <w:t>bTextMove</w:t>
+        <w:t>nSpeed</w:t>
       </w:r>
       <w:r>
         <w:rPr>
@@ -15058,7 +15511,19 @@
         <w:rPr>
           <w:rFonts w:hint="eastAsia"/>
         </w:rPr>
-        <w:t>为真表示文本跑马灯效果</w:t>
+        <w:t>大于</w:t>
+      </w:r>
+      <w:r>
+        <w:rPr>
+          <w:rFonts w:hint="eastAsia"/>
+        </w:rPr>
+        <w:t>0</w:t>
+      </w:r>
+      <w:r>
+        <w:rPr>
+          <w:rFonts w:hint="eastAsia"/>
+        </w:rPr>
+        <w:t>表示跑马灯效果</w:t>
       </w:r>
       <w:r>
         <w:rPr>
@@ -15067,9 +15532,24 @@
         <w:t>,</w:t>
       </w:r>
       <w:r>
+        <w:rPr>
+          <w:rFonts w:hint="eastAsia"/>
+        </w:rPr>
         <w:t xml:space="preserve"> </w:t>
       </w:r>
       <w:r>
+        <w:rPr>
+          <w:rFonts w:hint="eastAsia"/>
+        </w:rPr>
+        <w:t>否则不移动</w:t>
+      </w:r>
+      <w:r>
+        <w:rPr>
+          <w:rFonts w:hint="eastAsia"/>
+        </w:rPr>
+        <w:t>.</w:t>
+      </w:r>
+      <w:r>
         <w:t>nXPoint</w:t>
       </w:r>
       <w:r>
@@ -15082,60 +15562,60 @@
         <w:rPr>
           <w:rFonts w:hint="eastAsia"/>
         </w:rPr>
+        <w:t>, (1-100</w:t>
+      </w:r>
+      <w:r>
+        <w:rPr>
+          <w:rFonts w:hint="eastAsia"/>
+        </w:rPr>
+        <w:t>速率越快越高</w:t>
+      </w:r>
+      <w:r>
+        <w:rPr>
+          <w:rFonts w:hint="eastAsia"/>
+        </w:rPr>
+        <w:t>)</w:t>
+      </w:r>
+    </w:p>
+    <w:p>
+      <w:pPr>
+        <w:pStyle w:val="a"/>
+      </w:pPr>
+      <w:r>
+        <w:rPr>
+          <w:rFonts w:hint="eastAsia"/>
+        </w:rPr>
+        <w:t>Delogo</w:t>
+      </w:r>
+      <w:r>
+        <w:rPr>
+          <w:rFonts w:hint="eastAsia"/>
+        </w:rPr>
+        <w:t>是水印图片消除功能</w:t>
+      </w:r>
+      <w:r>
+        <w:rPr>
+          <w:rFonts w:hint="eastAsia"/>
+        </w:rPr>
         <w:t>,</w:t>
       </w:r>
       <w:r>
-        <w:t xml:space="preserve"> </w:t>
-      </w:r>
-      <w:r>
-        <w:rPr>
-          <w:rFonts w:hint="eastAsia"/>
-        </w:rPr>
-        <w:t>dl</w:t>
-      </w:r>
-      <w:r>
-        <w:t>Alpha</w:t>
-      </w:r>
-      <w:r>
-        <w:rPr>
-          <w:rFonts w:hint="eastAsia"/>
-        </w:rPr>
-        <w:t>表示速率</w:t>
-      </w:r>
-      <w:r>
-        <w:rPr>
-          <w:rFonts w:hint="eastAsia"/>
-        </w:rPr>
-        <w:t>(1-100</w:t>
-      </w:r>
-      <w:r>
-        <w:rPr>
-          <w:rFonts w:hint="eastAsia"/>
-        </w:rPr>
-        <w:t>越快越高</w:t>
-      </w:r>
-      <w:r>
-        <w:rPr>
-          <w:rFonts w:hint="eastAsia"/>
-        </w:rPr>
-        <w:t>)</w:t>
-      </w:r>
-    </w:p>
-    <w:p>
-      <w:pPr>
-        <w:pStyle w:val="a"/>
-      </w:pPr>
-      <w:r>
-        <w:rPr>
-          <w:rFonts w:hint="eastAsia"/>
-        </w:rPr>
-        <w:t>Delogo</w:t>
-      </w:r>
-      <w:r>
-        <w:rPr>
-          <w:rFonts w:hint="eastAsia"/>
-        </w:rPr>
-        <w:t>是水印图片消除功能</w:t>
+        <w:rPr>
+          <w:rFonts w:hint="eastAsia"/>
+        </w:rPr>
+        <w:t>需要设置</w:t>
+      </w:r>
+      <w:r>
+        <w:rPr>
+          <w:rFonts w:hint="eastAsia"/>
+        </w:rPr>
+        <w:t>X,Y</w:t>
+      </w:r>
+      <w:r>
+        <w:rPr>
+          <w:rFonts w:hint="eastAsia"/>
+        </w:rPr>
+        <w:t>水印图片的位置</w:t>
       </w:r>
       <w:r>
         <w:rPr>
@@ -15147,19 +15627,95 @@
         <w:rPr>
           <w:rFonts w:hint="eastAsia"/>
         </w:rPr>
-        <w:t>需要设置</w:t>
-      </w:r>
-      <w:r>
-        <w:rPr>
-          <w:rFonts w:hint="eastAsia"/>
-        </w:rPr>
-        <w:t>X,Y</w:t>
-      </w:r>
-      <w:r>
-        <w:rPr>
-          <w:rFonts w:hint="eastAsia"/>
-        </w:rPr>
-        <w:t>水印图片的位置</w:t>
+        <w:t>以及</w:t>
+      </w:r>
+      <w:r>
+        <w:rPr>
+          <w:rFonts w:hint="eastAsia"/>
+        </w:rPr>
+        <w:t>W,H</w:t>
+      </w:r>
+      <w:r>
+        <w:rPr>
+          <w:rFonts w:hint="eastAsia"/>
+        </w:rPr>
+        <w:t>水印图片的宽高</w:t>
+      </w:r>
+    </w:p>
+    <w:p>
+      <w:pPr>
+        <w:pStyle w:val="4"/>
+      </w:pPr>
+      <w:r>
+        <w:rPr>
+          <w:rFonts w:hint="eastAsia"/>
+        </w:rPr>
+        <w:t xml:space="preserve">1.8.3.2 </w:t>
+      </w:r>
+      <w:r>
+        <w:rPr>
+          <w:rFonts w:hint="eastAsia"/>
+        </w:rPr>
+        <w:t>回复</w:t>
+      </w:r>
+    </w:p>
+    <w:p>
+      <w:pPr>
+        <w:ind w:firstLine="430"/>
+      </w:pPr>
+      <w:r>
+        <w:rPr>
+          <w:rFonts w:hint="eastAsia"/>
+        </w:rPr>
+        <w:t>返回的内容会包含一个</w:t>
+      </w:r>
+      <w:r>
+        <w:rPr>
+          <w:rFonts w:hint="eastAsia"/>
+        </w:rPr>
+        <w:t>token,</w:t>
+      </w:r>
+      <w:r>
+        <w:rPr>
+          <w:rFonts w:hint="eastAsia"/>
+        </w:rPr>
+        <w:t>这个</w:t>
+      </w:r>
+      <w:r>
+        <w:rPr>
+          <w:rFonts w:hint="eastAsia"/>
+        </w:rPr>
+        <w:t>token</w:t>
+      </w:r>
+      <w:r>
+        <w:rPr>
+          <w:rFonts w:hint="eastAsia"/>
+        </w:rPr>
+        <w:t>是你</w:t>
+      </w:r>
+      <w:r>
+        <w:rPr>
+          <w:rFonts w:hint="eastAsia"/>
+        </w:rPr>
+        <w:t>插入滤镜</w:t>
+      </w:r>
+      <w:r>
+        <w:rPr>
+          <w:rFonts w:hint="eastAsia"/>
+        </w:rPr>
+        <w:t>的对应</w:t>
+      </w:r>
+      <w:r>
+        <w:rPr>
+          <w:rFonts w:hint="eastAsia"/>
+        </w:rPr>
+        <w:t>token,</w:t>
+      </w:r>
+      <w:r>
+        <w:rPr>
+          <w:rFonts w:hint="eastAsia"/>
+        </w:rPr>
+        <w:t>用于管理</w:t>
       </w:r>
       <w:r>
         <w:rPr>
@@ -15171,95 +15727,19 @@
         <w:rPr>
           <w:rFonts w:hint="eastAsia"/>
         </w:rPr>
-        <w:t>以及</w:t>
-      </w:r>
-      <w:r>
-        <w:rPr>
-          <w:rFonts w:hint="eastAsia"/>
-        </w:rPr>
-        <w:t>W,H</w:t>
-      </w:r>
-      <w:r>
-        <w:rPr>
-          <w:rFonts w:hint="eastAsia"/>
-        </w:rPr>
-        <w:t>水印图片的宽高</w:t>
-      </w:r>
-    </w:p>
-    <w:p>
-      <w:pPr>
-        <w:pStyle w:val="4"/>
-      </w:pPr>
-      <w:r>
-        <w:rPr>
-          <w:rFonts w:hint="eastAsia"/>
-        </w:rPr>
-        <w:t xml:space="preserve">1.8.3.2 </w:t>
-      </w:r>
-      <w:r>
-        <w:rPr>
-          <w:rFonts w:hint="eastAsia"/>
-        </w:rPr>
-        <w:t>回复</w:t>
-      </w:r>
-    </w:p>
-    <w:p>
-      <w:pPr>
-        <w:ind w:firstLine="430"/>
-      </w:pPr>
-      <w:r>
-        <w:rPr>
-          <w:rFonts w:hint="eastAsia"/>
-        </w:rPr>
-        <w:t>返回的内容会包含一个</w:t>
-      </w:r>
-      <w:r>
-        <w:rPr>
-          <w:rFonts w:hint="eastAsia"/>
-        </w:rPr>
-        <w:t>token,</w:t>
-      </w:r>
-      <w:r>
-        <w:rPr>
-          <w:rFonts w:hint="eastAsia"/>
-        </w:rPr>
-        <w:t>这个</w:t>
-      </w:r>
-      <w:r>
-        <w:rPr>
-          <w:rFonts w:hint="eastAsia"/>
-        </w:rPr>
-        <w:t>token</w:t>
-      </w:r>
-      <w:r>
-        <w:rPr>
-          <w:rFonts w:hint="eastAsia"/>
-        </w:rPr>
-        <w:t>是你</w:t>
-      </w:r>
-      <w:r>
-        <w:rPr>
-          <w:rFonts w:hint="eastAsia"/>
-        </w:rPr>
-        <w:t>插入滤镜</w:t>
-      </w:r>
-      <w:r>
-        <w:rPr>
-          <w:rFonts w:hint="eastAsia"/>
-        </w:rPr>
-        <w:t>的对应</w:t>
-      </w:r>
-      <w:r>
-        <w:rPr>
-          <w:rFonts w:hint="eastAsia"/>
-        </w:rPr>
-        <w:t>token,</w:t>
-      </w:r>
-      <w:r>
-        <w:rPr>
-          <w:rFonts w:hint="eastAsia"/>
-        </w:rPr>
-        <w:t>用于管理</w:t>
+        <w:t>比如删除这个效果</w:t>
+      </w:r>
+      <w:r>
+        <w:rPr>
+          <w:rFonts w:hint="eastAsia"/>
+        </w:rPr>
+        <w:t>.</w:t>
+      </w:r>
+      <w:r>
+        <w:rPr>
+          <w:rFonts w:hint="eastAsia"/>
+        </w:rPr>
+        <w:t>如果你启用了多个一次</w:t>
       </w:r>
       <w:r>
         <w:rPr>
@@ -15271,30 +15751,6 @@
         <w:rPr>
           <w:rFonts w:hint="eastAsia"/>
         </w:rPr>
-        <w:t>比如删除这个效果</w:t>
-      </w:r>
-      <w:r>
-        <w:rPr>
-          <w:rFonts w:hint="eastAsia"/>
-        </w:rPr>
-        <w:t>.</w:t>
-      </w:r>
-      <w:r>
-        <w:rPr>
-          <w:rFonts w:hint="eastAsia"/>
-        </w:rPr>
-        <w:t>如果你启用了多个一次</w:t>
-      </w:r>
-      <w:r>
-        <w:rPr>
-          <w:rFonts w:hint="eastAsia"/>
-        </w:rPr>
-        <w:t>,</w:t>
-      </w:r>
-      <w:r>
-        <w:rPr>
-          <w:rFonts w:hint="eastAsia"/>
-        </w:rPr>
         <w:t>那么所有效果都将复用一个句柄</w:t>
       </w:r>
     </w:p>
@@ -15337,7 +15793,7 @@
       <w:pPr>
         <w:pStyle w:val="3"/>
       </w:pPr>
-      <w:bookmarkStart w:id="33" w:name="_Toc216271661"/>
+      <w:bookmarkStart w:id="33" w:name="_Toc219382280"/>
       <w:r>
         <w:rPr>
           <w:rFonts w:hint="eastAsia"/>
@@ -15603,7 +16059,7 @@
       <w:pPr>
         <w:pStyle w:val="3"/>
       </w:pPr>
-      <w:bookmarkStart w:id="34" w:name="_Toc216271662"/>
+      <w:bookmarkStart w:id="34" w:name="_Toc219382281"/>
       <w:r>
         <w:rPr>
           <w:rFonts w:hint="eastAsia"/>
@@ -15986,7 +16442,7 @@
       <w:pPr>
         <w:pStyle w:val="2"/>
       </w:pPr>
-      <w:bookmarkStart w:id="35" w:name="_Toc216271663"/>
+      <w:bookmarkStart w:id="35" w:name="_Toc219382282"/>
       <w:r>
         <w:rPr>
           <w:rFonts w:hint="eastAsia"/>
@@ -16006,7 +16462,7 @@
       <w:pPr>
         <w:pStyle w:val="3"/>
       </w:pPr>
-      <w:bookmarkStart w:id="36" w:name="_Toc216271664"/>
+      <w:bookmarkStart w:id="36" w:name="_Toc219382283"/>
       <w:r>
         <w:rPr>
           <w:rFonts w:hint="eastAsia"/>
@@ -16324,7 +16780,7 @@
       <w:pPr>
         <w:pStyle w:val="3"/>
       </w:pPr>
-      <w:bookmarkStart w:id="37" w:name="_Toc216271665"/>
+      <w:bookmarkStart w:id="37" w:name="_Toc219382284"/>
       <w:r>
         <w:rPr>
           <w:rFonts w:hint="eastAsia"/>
@@ -16826,9 +17282,478 @@
     </w:p>
     <w:p>
       <w:pPr>
+        <w:pStyle w:val="2"/>
+      </w:pPr>
+      <w:bookmarkStart w:id="38" w:name="_Toc219382285"/>
+      <w:r>
+        <w:rPr>
+          <w:rFonts w:hint="eastAsia"/>
+        </w:rPr>
+        <w:t xml:space="preserve">1.10 </w:t>
+      </w:r>
+      <w:r>
+        <w:rPr>
+          <w:rFonts w:hint="eastAsia"/>
+        </w:rPr>
+        <w:t>云转码</w:t>
+      </w:r>
+      <w:bookmarkEnd w:id="38"/>
+    </w:p>
+    <w:p>
+      <w:pPr>
+        <w:ind w:firstLine="420"/>
+      </w:pPr>
+      <w:r>
+        <w:rPr>
+          <w:rFonts w:hint="eastAsia"/>
+        </w:rPr>
+        <w:t>云转码支持</w:t>
+      </w:r>
+      <w:r>
+        <w:rPr>
+          <w:rFonts w:hint="eastAsia"/>
+        </w:rPr>
+        <w:t>,</w:t>
+      </w:r>
+      <w:r>
+        <w:rPr>
+          <w:rFonts w:hint="eastAsia"/>
+        </w:rPr>
+        <w:t>云转码支持和创建一样</w:t>
+      </w:r>
+      <w:r>
+        <w:rPr>
+          <w:rFonts w:hint="eastAsia"/>
+        </w:rPr>
+        <w:t>,</w:t>
+      </w:r>
+      <w:r>
+        <w:rPr>
+          <w:rFonts w:hint="eastAsia"/>
+        </w:rPr>
+        <w:t>但是不需要编解码和其他操作</w:t>
+      </w:r>
+      <w:r>
+        <w:rPr>
+          <w:rFonts w:hint="eastAsia"/>
+        </w:rPr>
+        <w:t>,</w:t>
+      </w:r>
+      <w:r>
+        <w:rPr>
+          <w:rFonts w:hint="eastAsia"/>
+        </w:rPr>
+        <w:t>仅支持创建和停止接口</w:t>
+      </w:r>
+      <w:r>
+        <w:rPr>
+          <w:rFonts w:hint="eastAsia"/>
+        </w:rPr>
+        <w:t>.</w:t>
+      </w:r>
+      <w:r>
+        <w:rPr>
+          <w:rFonts w:hint="eastAsia"/>
+        </w:rPr>
+        <w:t>接下来请求云转码</w:t>
+      </w:r>
+      <w:r>
+        <w:rPr>
+          <w:rFonts w:hint="eastAsia"/>
+        </w:rPr>
+        <w:t>,</w:t>
+      </w:r>
+      <w:r>
+        <w:t>云转码需要有配置支持</w:t>
+      </w:r>
+      <w:r>
+        <w:rPr>
+          <w:rFonts w:hint="eastAsia"/>
+        </w:rPr>
+        <w:t>,</w:t>
+      </w:r>
+      <w:r>
+        <w:t>目前仅支持腾讯云</w:t>
+      </w:r>
+    </w:p>
+    <w:p>
+      <w:pPr>
+        <w:ind w:firstLine="420"/>
+      </w:pPr>
+      <w:r>
+        <w:t>创建和删除必须要添加新的参数</w:t>
+      </w:r>
+      <w:r>
+        <w:rPr>
+          <w:rFonts w:hint="eastAsia"/>
+        </w:rPr>
+        <w:t>&amp;cloud=1</w:t>
+      </w:r>
+    </w:p>
+    <w:p>
+      <w:pPr>
+        <w:ind w:firstLine="420"/>
+      </w:pPr>
+      <w:r>
+        <w:rPr>
+          <w:rFonts w:hint="eastAsia"/>
+        </w:rPr>
+        <w:t>比如</w:t>
+      </w:r>
+      <w:r>
+        <w:rPr>
+          <w:rFonts w:hint="eastAsia"/>
+        </w:rPr>
+        <w:t>:</w:t>
+      </w:r>
+      <w:r>
+        <w:t xml:space="preserve"> </w:t>
+      </w:r>
+      <w:hyperlink r:id="rId10" w:history="1">
+        <w:r>
+          <w:rPr>
+            <w:rStyle w:val="ae"/>
+          </w:rPr>
+          <w:t>http://127.0.0.1:5000/api?function=create&amp;cloud=1</w:t>
+        </w:r>
+      </w:hyperlink>
+    </w:p>
+    <w:p>
+      <w:pPr>
+        <w:ind w:firstLine="420"/>
+      </w:pPr>
+      <w:r>
+        <w:rPr>
+          <w:rFonts w:hint="eastAsia"/>
+        </w:rPr>
+        <w:t xml:space="preserve">     </w:t>
+      </w:r>
+      <w:hyperlink r:id="rId11" w:history="1">
+        <w:r>
+          <w:rPr>
+            <w:rStyle w:val="ae"/>
+          </w:rPr>
+          <w:t>http://127.0.0.1:5000/api?function=stop&amp;cloud=1</w:t>
+        </w:r>
+      </w:hyperlink>
+    </w:p>
+    <w:p>
+      <w:pPr>
+        <w:pStyle w:val="3"/>
+      </w:pPr>
+      <w:bookmarkStart w:id="39" w:name="_Toc219382286"/>
+      <w:r>
+        <w:rPr>
+          <w:rFonts w:hint="eastAsia"/>
+        </w:rPr>
+        <w:lastRenderedPageBreak/>
+        <w:t xml:space="preserve">1.10.1 </w:t>
+      </w:r>
+      <w:r>
+        <w:rPr>
+          <w:rFonts w:hint="eastAsia"/>
+        </w:rPr>
+        <w:t>请求</w:t>
+      </w:r>
+      <w:bookmarkEnd w:id="39"/>
+    </w:p>
+    <w:p>
+      <w:r>
+        <w:rPr>
+          <w:rFonts w:hint="eastAsia"/>
+        </w:rPr>
+        <w:t>接口</w:t>
+      </w:r>
+      <w:r>
+        <w:rPr>
+          <w:rFonts w:hint="eastAsia"/>
+        </w:rPr>
+        <w:t>:HTTP</w:t>
+      </w:r>
+    </w:p>
+    <w:p>
+      <w:r>
+        <w:rPr>
+          <w:rFonts w:hint="eastAsia"/>
+        </w:rPr>
+        <w:t>方法</w:t>
+      </w:r>
+      <w:r>
+        <w:rPr>
+          <w:rFonts w:hint="eastAsia"/>
+        </w:rPr>
+        <w:t>:GET</w:t>
+      </w:r>
+    </w:p>
+    <w:p>
+      <w:r>
+        <w:rPr>
+          <w:rFonts w:hint="eastAsia"/>
+        </w:rPr>
+        <w:t>地址</w:t>
+      </w:r>
+      <w:r>
+        <w:rPr>
+          <w:rFonts w:hint="eastAsia"/>
+        </w:rPr>
+        <w:t>:</w:t>
+      </w:r>
+      <w:r>
+        <w:t>http://127.0.0.1:5000/api?function=cloud&amp;token=123123&amp;pf=tencent</w:t>
+      </w:r>
+    </w:p>
+    <w:p>
+      <w:r>
+        <w:rPr>
+          <w:rFonts w:hint="eastAsia"/>
+        </w:rPr>
+        <w:t>解释</w:t>
+      </w:r>
+      <w:r>
+        <w:rPr>
+          <w:rFonts w:hint="eastAsia"/>
+        </w:rPr>
+        <w:t>:</w:t>
+      </w:r>
+      <w:r>
+        <w:rPr>
+          <w:rFonts w:hint="eastAsia"/>
+        </w:rPr>
+        <w:t>请求处理一个视频文件</w:t>
+      </w:r>
+    </w:p>
+    <w:p>
+      <w:r>
+        <w:rPr>
+          <w:rFonts w:hint="eastAsia"/>
+        </w:rPr>
+        <w:t>负载</w:t>
+      </w:r>
+      <w:r>
+        <w:rPr>
+          <w:rFonts w:hint="eastAsia"/>
+        </w:rPr>
+        <w:t>:</w:t>
+      </w:r>
+      <w:r>
+        <w:rPr>
+          <w:rFonts w:hint="eastAsia"/>
+        </w:rPr>
+        <w:t xml:space="preserve"> </w:t>
+      </w:r>
+    </w:p>
+    <w:p>
+      <w:r>
+        <w:t>{</w:t>
+      </w:r>
+    </w:p>
+    <w:p>
+      <w:r>
+        <w:t xml:space="preserve">    "filename": "https://pan.cdljsy.com.cn:20005/peiyin/test/1.mp4",</w:t>
+      </w:r>
+    </w:p>
+    <w:p>
+      <w:r>
+        <w:t xml:space="preserve">    "bucketname": "peiyin-1392212846",</w:t>
+      </w:r>
+    </w:p>
+    <w:p>
+      <w:r>
+        <w:t xml:space="preserve">    "outputname": "/test/",</w:t>
+      </w:r>
+    </w:p>
+    <w:p>
+      <w:r>
+        <w:t xml:space="preserve">    "regionname": "ap-guangzhou",</w:t>
+      </w:r>
+    </w:p>
+    <w:p>
+      <w:r>
+        <w:t xml:space="preserve">    "srclanauage": "zh",</w:t>
+      </w:r>
+    </w:p>
+    <w:p>
+      <w:r>
+        <w:t xml:space="preserve">    "dstlanauage": "en",</w:t>
+      </w:r>
+    </w:p>
+    <w:p>
+      <w:r>
+        <w:t xml:space="preserve">    "bSubTitles": true,</w:t>
+      </w:r>
+    </w:p>
+    <w:p>
+      <w:r>
+        <w:t xml:space="preserve">    "bCOSDelete": true</w:t>
+      </w:r>
+    </w:p>
+    <w:p>
+      <w:r>
+        <w:t>}</w:t>
+      </w:r>
+    </w:p>
+    <w:p>
+      <w:pPr>
+        <w:pStyle w:val="a"/>
+      </w:pPr>
+      <w:r>
+        <w:t>srcfilename</w:t>
+      </w:r>
+      <w:r>
+        <w:rPr>
+          <w:rFonts w:hint="eastAsia"/>
+        </w:rPr>
+        <w:t>:</w:t>
+      </w:r>
+      <w:r>
+        <w:rPr>
+          <w:rFonts w:hint="eastAsia"/>
+        </w:rPr>
+        <w:t>必须能被拉取的地址</w:t>
+      </w:r>
+    </w:p>
+    <w:p>
+      <w:pPr>
+        <w:pStyle w:val="a"/>
+      </w:pPr>
+      <w:r>
+        <w:t>dstfilename</w:t>
+      </w:r>
+      <w:r>
+        <w:rPr>
+          <w:rFonts w:hint="eastAsia"/>
+        </w:rPr>
+        <w:t>:</w:t>
+      </w:r>
+      <w:r>
+        <w:t>可以填空</w:t>
+      </w:r>
+      <w:r>
+        <w:rPr>
+          <w:rFonts w:hint="eastAsia"/>
+        </w:rPr>
+        <w:t>,</w:t>
+      </w:r>
+      <w:r>
+        <w:t>将使用</w:t>
+      </w:r>
+      <w:r>
+        <w:rPr>
+          <w:rFonts w:hint="eastAsia"/>
+        </w:rPr>
+        <w:t>create</w:t>
+      </w:r>
+      <w:r>
+        <w:t>创建的目标输出地址</w:t>
+      </w:r>
+    </w:p>
+    <w:p>
+      <w:pPr>
+        <w:pStyle w:val="a"/>
+      </w:pPr>
+      <w:r>
+        <w:rPr>
+          <w:rFonts w:hint="eastAsia"/>
+        </w:rPr>
+        <w:t>语言可以参考官方文档</w:t>
+      </w:r>
+    </w:p>
+    <w:p>
+      <w:pPr>
+        <w:pStyle w:val="a"/>
+      </w:pPr>
+      <w:r>
+        <w:t>bSubTitles</w:t>
+      </w:r>
+      <w:r>
+        <w:rPr>
+          <w:rFonts w:hint="eastAsia"/>
+        </w:rPr>
+        <w:t>:</w:t>
+      </w:r>
+      <w:r>
+        <w:rPr>
+          <w:rFonts w:hint="eastAsia"/>
+        </w:rPr>
+        <w:t>表示是否开启字幕</w:t>
+      </w:r>
+    </w:p>
+    <w:p>
+      <w:pPr>
+        <w:pStyle w:val="a"/>
+      </w:pPr>
+      <w:r>
+        <w:t>bCOSDelete</w:t>
+      </w:r>
+      <w:r>
+        <w:rPr>
+          <w:rFonts w:hint="eastAsia"/>
+        </w:rPr>
+        <w:t>:</w:t>
+      </w:r>
+      <w:r>
+        <w:rPr>
+          <w:rFonts w:hint="eastAsia"/>
+        </w:rPr>
+        <w:t>开启后下载完毕自动删除</w:t>
+      </w:r>
+      <w:r>
+        <w:rPr>
+          <w:rFonts w:hint="eastAsia"/>
+        </w:rPr>
+        <w:t>COS</w:t>
+      </w:r>
+      <w:r>
+        <w:rPr>
+          <w:rFonts w:hint="eastAsia"/>
+        </w:rPr>
+        <w:t>的存储文件</w:t>
+      </w:r>
+    </w:p>
+    <w:p>
+      <w:pPr>
+        <w:pStyle w:val="3"/>
+      </w:pPr>
+      <w:bookmarkStart w:id="40" w:name="_Toc219382287"/>
+      <w:r>
+        <w:rPr>
+          <w:rFonts w:hint="eastAsia"/>
+        </w:rPr>
+        <w:t xml:space="preserve">1.10.2 </w:t>
+      </w:r>
+      <w:r>
+        <w:rPr>
+          <w:rFonts w:hint="eastAsia"/>
+        </w:rPr>
+        <w:t>回复</w:t>
+      </w:r>
+      <w:bookmarkEnd w:id="40"/>
+    </w:p>
+    <w:p>
+      <w:r>
+        <w:t>{</w:t>
+      </w:r>
+    </w:p>
+    <w:p>
+      <w:r>
+        <w:t xml:space="preserve">    "code": 0,</w:t>
+      </w:r>
+    </w:p>
+    <w:p>
+      <w:r>
+        <w:t xml:space="preserve">    "msg": "success"</w:t>
+      </w:r>
+    </w:p>
+    <w:p>
+      <w:r>
+        <w:t>}</w:t>
+      </w:r>
+    </w:p>
+    <w:p>
+      <w:pPr>
         <w:pStyle w:val="1"/>
       </w:pPr>
-      <w:bookmarkStart w:id="38" w:name="_Toc216271666"/>
+      <w:bookmarkStart w:id="41" w:name="_Toc219382288"/>
       <w:r>
         <w:rPr>
           <w:rFonts w:hint="eastAsia"/>
@@ -16847,7 +17772,7 @@
         </w:rPr>
         <w:t>启动模式</w:t>
       </w:r>
-      <w:bookmarkEnd w:id="38"/>
+      <w:bookmarkEnd w:id="41"/>
     </w:p>
     <w:p>
       <w:pPr>
@@ -16885,21 +17810,130 @@
       <w:pPr>
         <w:pStyle w:val="2"/>
       </w:pPr>
-      <w:bookmarkStart w:id="39" w:name="_Toc216271667"/>
+      <w:bookmarkStart w:id="42" w:name="_Toc219382289"/>
+      <w:r>
+        <w:rPr>
+          <w:rFonts w:hint="eastAsia"/>
+        </w:rPr>
+        <w:t xml:space="preserve">2.1 </w:t>
+      </w:r>
+      <w:r>
+        <w:rPr>
+          <w:rFonts w:hint="eastAsia"/>
+        </w:rPr>
+        <w:t>服务启动</w:t>
+      </w:r>
+      <w:bookmarkEnd w:id="42"/>
+    </w:p>
+    <w:p>
+      <w:pPr>
+        <w:ind w:firstLine="420"/>
+      </w:pPr>
+      <w:r>
+        <w:rPr>
+          <w:rFonts w:hint="eastAsia"/>
+        </w:rPr>
+        <w:t>如果不指定任何参数</w:t>
+      </w:r>
+      <w:r>
+        <w:rPr>
+          <w:rFonts w:hint="eastAsia"/>
+        </w:rPr>
+        <w:t>,</w:t>
+      </w:r>
+      <w:r>
+        <w:rPr>
+          <w:rFonts w:hint="eastAsia"/>
+        </w:rPr>
+        <w:t>那么默认使用单进程单服务启动</w:t>
+      </w:r>
+      <w:r>
+        <w:rPr>
+          <w:rFonts w:hint="eastAsia"/>
+        </w:rPr>
+        <w:t>.</w:t>
+      </w:r>
+    </w:p>
+    <w:p>
+      <w:pPr>
+        <w:ind w:firstLine="420"/>
+      </w:pPr>
+      <w:r>
+        <w:t xml:space="preserve">./AVCodec_XServiceApp </w:t>
+      </w:r>
+      <w:r>
+        <w:rPr>
+          <w:rFonts w:hint="eastAsia"/>
+        </w:rPr>
+        <w:t>这样可以指定单进程启动</w:t>
+      </w:r>
+      <w:r>
+        <w:rPr>
+          <w:rFonts w:hint="eastAsia"/>
+        </w:rPr>
+        <w:t>,</w:t>
+      </w:r>
+      <w:r>
+        <w:rPr>
+          <w:rFonts w:hint="eastAsia"/>
+        </w:rPr>
+        <w:t>默认端口号将使用配置文件中的</w:t>
+      </w:r>
+    </w:p>
+    <w:p>
+      <w:pPr>
+        <w:ind w:firstLine="420"/>
+      </w:pPr>
+      <w:r>
+        <w:rPr>
+          <w:rFonts w:hint="eastAsia"/>
+        </w:rPr>
+        <w:t>也可以自动守护进程后台运行</w:t>
+      </w:r>
+      <w:r>
+        <w:rPr>
+          <w:rFonts w:hint="eastAsia"/>
+        </w:rPr>
+        <w:t>,</w:t>
+      </w:r>
+      <w:r>
+        <w:rPr>
+          <w:rFonts w:hint="eastAsia"/>
+        </w:rPr>
+        <w:t>添加参数</w:t>
+      </w:r>
+      <w:r>
+        <w:rPr>
+          <w:rFonts w:hint="eastAsia"/>
+        </w:rPr>
+        <w:t xml:space="preserve"> -d 1 </w:t>
+      </w:r>
+      <w:r>
+        <w:rPr>
+          <w:rFonts w:hint="eastAsia"/>
+        </w:rPr>
+        <w:t>即可</w:t>
+      </w:r>
+    </w:p>
+    <w:p>
+      <w:pPr>
+        <w:pStyle w:val="2"/>
+      </w:pPr>
+      <w:bookmarkStart w:id="43" w:name="_Toc219382290"/>
       <w:r>
         <w:rPr>
           <w:rFonts w:hint="eastAsia"/>
         </w:rPr>
         <w:lastRenderedPageBreak/>
-        <w:t xml:space="preserve">2.1 </w:t>
-      </w:r>
-      <w:r>
-        <w:rPr>
-          <w:rFonts w:hint="eastAsia"/>
-        </w:rPr>
-        <w:t>服务启动</w:t>
-      </w:r>
-      <w:bookmarkEnd w:id="39"/>
+        <w:t xml:space="preserve">2.2 </w:t>
+      </w:r>
+      <w:r>
+        <w:rPr>
+          <w:rFonts w:hint="eastAsia"/>
+        </w:rPr>
+        <w:t>多进程启动</w:t>
+      </w:r>
+      <w:bookmarkEnd w:id="43"/>
     </w:p>
     <w:p>
       <w:pPr>
@@ -16909,7 +17943,7 @@
         <w:rPr>
           <w:rFonts w:hint="eastAsia"/>
         </w:rPr>
-        <w:t>如果不指定任何参数</w:t>
+        <w:t>如果想用多进程启动</w:t>
       </w:r>
       <w:r>
         <w:rPr>
@@ -16921,7 +17955,199 @@
         <w:rPr>
           <w:rFonts w:hint="eastAsia"/>
         </w:rPr>
-        <w:t>那么默认使用单进程单服务启动</w:t>
+        <w:t>必须使用</w:t>
+      </w:r>
+      <w:r>
+        <w:rPr>
+          <w:rFonts w:hint="eastAsia"/>
+        </w:rPr>
+        <w:t xml:space="preserve">-m -p </w:t>
+      </w:r>
+      <w:r>
+        <w:rPr>
+          <w:rFonts w:hint="eastAsia"/>
+        </w:rPr>
+        <w:t>端口号</w:t>
+      </w:r>
+      <w:r>
+        <w:rPr>
+          <w:rFonts w:hint="eastAsia"/>
+        </w:rPr>
+        <w:t xml:space="preserve"> </w:t>
+      </w:r>
+      <w:r>
+        <w:rPr>
+          <w:rFonts w:hint="eastAsia"/>
+        </w:rPr>
+        <w:t>的参数组合</w:t>
+      </w:r>
+      <w:r>
+        <w:rPr>
+          <w:rFonts w:hint="eastAsia"/>
+        </w:rPr>
+        <w:t xml:space="preserve">.-m </w:t>
+      </w:r>
+      <w:r>
+        <w:rPr>
+          <w:rFonts w:hint="eastAsia"/>
+        </w:rPr>
+        <w:t>表示多进程</w:t>
+      </w:r>
+      <w:r>
+        <w:rPr>
+          <w:rFonts w:hint="eastAsia"/>
+        </w:rPr>
+        <w:t>,-p</w:t>
+      </w:r>
+      <w:r>
+        <w:rPr>
+          <w:rFonts w:hint="eastAsia"/>
+        </w:rPr>
+        <w:t>表示要监听的端口</w:t>
+      </w:r>
+      <w:r>
+        <w:rPr>
+          <w:rFonts w:hint="eastAsia"/>
+        </w:rPr>
+        <w:t>,</w:t>
+      </w:r>
+      <w:r>
+        <w:rPr>
+          <w:rFonts w:hint="eastAsia"/>
+        </w:rPr>
+        <w:t>比如</w:t>
+      </w:r>
+      <w:r>
+        <w:t>./AVCodec_XServiceApp -m -</w:t>
+      </w:r>
+      <w:r>
+        <w:rPr>
+          <w:rFonts w:hint="eastAsia"/>
+        </w:rPr>
+        <w:t>p</w:t>
+      </w:r>
+      <w:r>
+        <w:t xml:space="preserve"> 5001</w:t>
+      </w:r>
+      <w:r>
+        <w:rPr>
+          <w:rFonts w:hint="eastAsia"/>
+        </w:rPr>
+        <w:t xml:space="preserve"> </w:t>
+      </w:r>
+      <w:r>
+        <w:rPr>
+          <w:rFonts w:hint="eastAsia"/>
+        </w:rPr>
+        <w:t>表示使用多进程模式</w:t>
+      </w:r>
+      <w:r>
+        <w:rPr>
+          <w:rFonts w:hint="eastAsia"/>
+        </w:rPr>
+        <w:t>,</w:t>
+      </w:r>
+      <w:r>
+        <w:rPr>
+          <w:rFonts w:hint="eastAsia"/>
+        </w:rPr>
+        <w:t>并且监听端口</w:t>
+      </w:r>
+      <w:r>
+        <w:rPr>
+          <w:rFonts w:hint="eastAsia"/>
+        </w:rPr>
+        <w:t>5001.</w:t>
+      </w:r>
+      <w:r>
+        <w:rPr>
+          <w:rFonts w:hint="eastAsia"/>
+        </w:rPr>
+        <w:t>如果要启动第二个</w:t>
+      </w:r>
+      <w:r>
+        <w:rPr>
+          <w:rFonts w:hint="eastAsia"/>
+        </w:rPr>
+        <w:t>,</w:t>
+      </w:r>
+      <w:r>
+        <w:rPr>
+          <w:rFonts w:hint="eastAsia"/>
+        </w:rPr>
+        <w:t>那么可以</w:t>
+      </w:r>
+      <w:r>
+        <w:t>./AVCodec_XServiceApp -m -</w:t>
+      </w:r>
+      <w:r>
+        <w:rPr>
+          <w:rFonts w:hint="eastAsia"/>
+        </w:rPr>
+        <w:t>p</w:t>
+      </w:r>
+      <w:r>
+        <w:t xml:space="preserve"> 500</w:t>
+      </w:r>
+      <w:r>
+        <w:rPr>
+          <w:rFonts w:hint="eastAsia"/>
+        </w:rPr>
+        <w:t>2,</w:t>
+      </w:r>
+      <w:r>
+        <w:rPr>
+          <w:rFonts w:hint="eastAsia"/>
+        </w:rPr>
+        <w:t>这样</w:t>
+      </w:r>
+      <w:r>
+        <w:rPr>
+          <w:rFonts w:hint="eastAsia"/>
+        </w:rPr>
+        <w:t>,</w:t>
+      </w:r>
+      <w:r>
+        <w:rPr>
+          <w:rFonts w:hint="eastAsia"/>
+        </w:rPr>
+        <w:t>端口号不能重复并且没有被使用</w:t>
+      </w:r>
+      <w:r>
+        <w:rPr>
+          <w:rFonts w:hint="eastAsia"/>
+        </w:rPr>
+        <w:t>,</w:t>
+      </w:r>
+      <w:r>
+        <w:rPr>
+          <w:rFonts w:hint="eastAsia"/>
+        </w:rPr>
+        <w:t>如果失败</w:t>
+      </w:r>
+      <w:r>
+        <w:rPr>
+          <w:rFonts w:hint="eastAsia"/>
+        </w:rPr>
+        <w:t>,</w:t>
+      </w:r>
+      <w:r>
+        <w:rPr>
+          <w:rFonts w:hint="eastAsia"/>
+        </w:rPr>
+        <w:t>将立即返回非</w:t>
+      </w:r>
+      <w:r>
+        <w:rPr>
+          <w:rFonts w:hint="eastAsia"/>
+        </w:rPr>
+        <w:t>0</w:t>
+      </w:r>
+      <w:r>
+        <w:rPr>
+          <w:rFonts w:hint="eastAsia"/>
+        </w:rPr>
+        <w:t>值</w:t>
       </w:r>
       <w:r>
         <w:rPr>
@@ -16932,16 +18158,107 @@
     </w:p>
     <w:p>
       <w:pPr>
+        <w:pStyle w:val="1"/>
+      </w:pPr>
+      <w:bookmarkStart w:id="44" w:name="_Toc219382291"/>
+      <w:r>
+        <w:rPr>
+          <w:rFonts w:hint="eastAsia"/>
+        </w:rPr>
+        <w:t>三</w:t>
+      </w:r>
+      <w:r>
+        <w:rPr>
+          <w:rFonts w:hint="eastAsia"/>
+        </w:rPr>
+        <w:t xml:space="preserve"> </w:t>
+      </w:r>
+      <w:r>
+        <w:rPr>
+          <w:rFonts w:hint="eastAsia"/>
+        </w:rPr>
+        <w:t>配置文件</w:t>
+      </w:r>
+      <w:bookmarkEnd w:id="44"/>
+    </w:p>
+    <w:p>
+      <w:r>
+        <w:rPr>
+          <w:rFonts w:hint="eastAsia"/>
+        </w:rPr>
+        <w:t xml:space="preserve">   </w:t>
+      </w:r>
+      <w:r>
+        <w:rPr>
+          <w:rFonts w:hint="eastAsia"/>
+        </w:rPr>
+        <w:t xml:space="preserve"> </w:t>
+      </w:r>
+      <w:r>
+        <w:rPr>
+          <w:rFonts w:hint="eastAsia"/>
+        </w:rPr>
+        <w:t>配置文件一般不用修改</w:t>
+      </w:r>
+    </w:p>
+    <w:p>
+      <w:pPr>
         <w:ind w:firstLine="420"/>
       </w:pPr>
       <w:r>
-        <w:t xml:space="preserve">./AVCodec_XServiceApp </w:t>
-      </w:r>
-      <w:r>
-        <w:rPr>
-          <w:rFonts w:hint="eastAsia"/>
-        </w:rPr>
-        <w:t>这样可以指定单进程启动</w:t>
+        <w:rPr>
+          <w:rFonts w:hint="eastAsia"/>
+        </w:rPr>
+        <w:t>配置文件在</w:t>
+      </w:r>
+      <w:r>
+        <w:t>XEngine_Config</w:t>
+      </w:r>
+      <w:r>
+        <w:rPr>
+          <w:rFonts w:hint="eastAsia"/>
+        </w:rPr>
+        <w:t>/</w:t>
+      </w:r>
+      <w:r>
+        <w:t>XEngine_HttpConfig.json</w:t>
+      </w:r>
+    </w:p>
+    <w:p>
+      <w:pPr>
+        <w:ind w:firstLine="420"/>
+      </w:pPr>
+      <w:r>
+        <w:rPr>
+          <w:rFonts w:hint="eastAsia"/>
+        </w:rPr>
+        <w:t>关键配置如下</w:t>
+      </w:r>
+      <w:r>
+        <w:rPr>
+          <w:rFonts w:hint="eastAsia"/>
+        </w:rPr>
+        <w:t>:</w:t>
+      </w:r>
+    </w:p>
+    <w:p>
+      <w:pPr>
+        <w:ind w:firstLine="420"/>
+      </w:pPr>
+      <w:r>
+        <w:t>nPort</w:t>
+      </w:r>
+      <w:r>
+        <w:rPr>
+          <w:rFonts w:hint="eastAsia"/>
+        </w:rPr>
+        <w:t>:</w:t>
+      </w:r>
+      <w:r>
+        <w:rPr>
+          <w:rFonts w:hint="eastAsia"/>
+        </w:rPr>
+        <w:t>绑定通信端口</w:t>
       </w:r>
       <w:r>
         <w:rPr>
@@ -16953,8 +18270,66 @@
         <w:rPr>
           <w:rFonts w:hint="eastAsia"/>
         </w:rPr>
-        <w:t>默认端口号将使用配置文件中的</w:t>
-      </w:r>
+        <w:t>参数</w:t>
+      </w:r>
+      <w:r>
+        <w:rPr>
+          <w:rFonts w:hint="eastAsia"/>
+        </w:rPr>
+        <w:t xml:space="preserve">-p </w:t>
+      </w:r>
+      <w:r>
+        <w:rPr>
+          <w:rFonts w:hint="eastAsia"/>
+        </w:rPr>
+        <w:t>对应</w:t>
+      </w:r>
+    </w:p>
+    <w:p>
+      <w:pPr>
+        <w:pStyle w:val="2"/>
+      </w:pPr>
+      <w:bookmarkStart w:id="45" w:name="_Toc219382292"/>
+      <w:r>
+        <w:rPr>
+          <w:rFonts w:hint="eastAsia"/>
+        </w:rPr>
+        <w:t>3.1 XMax</w:t>
+      </w:r>
+      <w:bookmarkEnd w:id="45"/>
+    </w:p>
+    <w:p>
+      <w:r>
+        <w:rPr>
+          <w:rFonts w:hint="eastAsia"/>
+        </w:rPr>
+        <w:t xml:space="preserve">   </w:t>
+      </w:r>
+      <w:r>
+        <w:rPr>
+          <w:rFonts w:hint="eastAsia"/>
+        </w:rPr>
+        <w:t xml:space="preserve"> </w:t>
+      </w:r>
+      <w:r>
+        <w:rPr>
+          <w:rFonts w:hint="eastAsia"/>
+        </w:rPr>
+        <w:t>服务器性能配置</w:t>
+      </w:r>
+    </w:p>
+    <w:p>
+      <w:pPr>
+        <w:pStyle w:val="2"/>
+      </w:pPr>
+      <w:bookmarkStart w:id="46" w:name="_Toc219382293"/>
+      <w:r>
+        <w:rPr>
+          <w:rFonts w:hint="eastAsia"/>
+        </w:rPr>
+        <w:t>3.2 XTime</w:t>
+      </w:r>
+      <w:bookmarkEnd w:id="46"/>
     </w:p>
     <w:p>
       <w:pPr>
@@ -16964,7 +18339,79 @@
         <w:rPr>
           <w:rFonts w:hint="eastAsia"/>
         </w:rPr>
-        <w:t>也可以自动守护进程后台运行</w:t>
+        <w:t>服务器超时配置</w:t>
+      </w:r>
+    </w:p>
+    <w:p>
+      <w:pPr>
+        <w:pStyle w:val="2"/>
+      </w:pPr>
+      <w:bookmarkStart w:id="47" w:name="_Toc219382294"/>
+      <w:r>
+        <w:rPr>
+          <w:rFonts w:hint="eastAsia"/>
+        </w:rPr>
+        <w:t>3.3 XLog</w:t>
+      </w:r>
+      <w:bookmarkEnd w:id="47"/>
+    </w:p>
+    <w:p>
+      <w:pPr>
+        <w:ind w:firstLine="420"/>
+      </w:pPr>
+      <w:r>
+        <w:rPr>
+          <w:rFonts w:hint="eastAsia"/>
+        </w:rPr>
+        <w:t>日志配置</w:t>
+      </w:r>
+    </w:p>
+    <w:p>
+      <w:pPr>
+        <w:pStyle w:val="2"/>
+      </w:pPr>
+      <w:bookmarkStart w:id="48" w:name="_Toc219382295"/>
+      <w:r>
+        <w:rPr>
+          <w:rFonts w:hint="eastAsia"/>
+        </w:rPr>
+        <w:t>3.</w:t>
+      </w:r>
+      <w:r>
+        <w:rPr>
+          <w:rFonts w:hint="eastAsia"/>
+        </w:rPr>
+        <w:t>4</w:t>
+      </w:r>
+      <w:r>
+        <w:rPr>
+          <w:rFonts w:hint="eastAsia"/>
+        </w:rPr>
+        <w:t xml:space="preserve"> </w:t>
+      </w:r>
+      <w:r>
+        <w:t>XStream</w:t>
+      </w:r>
+      <w:bookmarkEnd w:id="48"/>
+    </w:p>
+    <w:p>
+      <w:pPr>
+        <w:ind w:firstLine="420"/>
+      </w:pPr>
+      <w:r>
+        <w:t>nMuxRate</w:t>
+      </w:r>
+      <w:r>
+        <w:rPr>
+          <w:rFonts w:hint="eastAsia"/>
+        </w:rPr>
+        <w:t>:</w:t>
+      </w:r>
+      <w:r>
+        <w:rPr>
+          <w:rFonts w:hint="eastAsia"/>
+        </w:rPr>
+        <w:t>表示复用码率大小</w:t>
       </w:r>
       <w:r>
         <w:rPr>
@@ -16976,73 +18423,473 @@
         <w:rPr>
           <w:rFonts w:hint="eastAsia"/>
         </w:rPr>
-        <w:t>添加参数</w:t>
-      </w:r>
-      <w:r>
-        <w:rPr>
-          <w:rFonts w:hint="eastAsia"/>
-        </w:rPr>
-        <w:t xml:space="preserve"> -d 1 </w:t>
-      </w:r>
-      <w:r>
-        <w:rPr>
-          <w:rFonts w:hint="eastAsia"/>
-        </w:rPr>
-        <w:t>即可</w:t>
-      </w:r>
+        <w:t>转成固定码率</w:t>
+      </w:r>
+      <w:r>
+        <w:rPr>
+          <w:rFonts w:hint="eastAsia"/>
+        </w:rPr>
+        <w:t>,</w:t>
+      </w:r>
+      <w:r>
+        <w:rPr>
+          <w:rFonts w:hint="eastAsia"/>
+        </w:rPr>
+        <w:t>比如</w:t>
+      </w:r>
+      <w:r>
+        <w:rPr>
+          <w:rFonts w:hint="eastAsia"/>
+        </w:rPr>
+        <w:t xml:space="preserve">1 </w:t>
+      </w:r>
+      <w:r>
+        <w:rPr>
+          <w:rFonts w:hint="eastAsia"/>
+        </w:rPr>
+        <w:t>表示在原始视频上</w:t>
+      </w:r>
+      <w:r>
+        <w:rPr>
+          <w:rFonts w:hint="eastAsia"/>
+        </w:rPr>
+        <w:t xml:space="preserve">+1M </w:t>
+      </w:r>
+      <w:r>
+        <w:rPr>
+          <w:rFonts w:hint="eastAsia"/>
+        </w:rPr>
+        <w:t>码率</w:t>
+      </w:r>
+      <w:r>
+        <w:rPr>
+          <w:rFonts w:hint="eastAsia"/>
+        </w:rPr>
+        <w:t>,</w:t>
+      </w:r>
+      <w:r>
+        <w:rPr>
+          <w:rFonts w:hint="eastAsia"/>
+        </w:rPr>
+        <w:t>直播流不支持</w:t>
+      </w:r>
+    </w:p>
+    <w:p>
+      <w:pPr>
+        <w:pStyle w:val="1"/>
+      </w:pPr>
+      <w:bookmarkStart w:id="49" w:name="_Toc219382296"/>
+      <w:r>
+        <w:rPr>
+          <w:rFonts w:hint="eastAsia"/>
+        </w:rPr>
+        <w:t>四</w:t>
+      </w:r>
+      <w:r>
+        <w:rPr>
+          <w:rFonts w:hint="eastAsia"/>
+        </w:rPr>
+        <w:t xml:space="preserve"> </w:t>
+      </w:r>
+      <w:r>
+        <w:rPr>
+          <w:rFonts w:hint="eastAsia"/>
+        </w:rPr>
+        <w:t>启动命令</w:t>
+      </w:r>
+      <w:bookmarkEnd w:id="49"/>
+    </w:p>
+    <w:p>
+      <w:pPr>
+        <w:ind w:firstLine="420"/>
+      </w:pPr>
+      <w:r>
+        <w:rPr>
+          <w:rFonts w:hint="eastAsia"/>
+        </w:rPr>
+        <w:t>支持更多启动命令</w:t>
+      </w:r>
+      <w:r>
+        <w:rPr>
+          <w:rFonts w:hint="eastAsia"/>
+        </w:rPr>
+        <w:t>,</w:t>
+      </w:r>
+      <w:r>
+        <w:rPr>
+          <w:rFonts w:hint="eastAsia"/>
+        </w:rPr>
+        <w:t>如果需要更多详细的日志</w:t>
+      </w:r>
+      <w:r>
+        <w:rPr>
+          <w:rFonts w:hint="eastAsia"/>
+        </w:rPr>
+        <w:t>,</w:t>
+      </w:r>
+      <w:r>
+        <w:rPr>
+          <w:rFonts w:hint="eastAsia"/>
+        </w:rPr>
+        <w:t>可以使用</w:t>
+      </w:r>
+      <w:r>
+        <w:rPr>
+          <w:rFonts w:hint="eastAsia"/>
+        </w:rPr>
+        <w:t xml:space="preserve"> -l debug </w:t>
+      </w:r>
+      <w:r>
+        <w:rPr>
+          <w:rFonts w:hint="eastAsia"/>
+        </w:rPr>
+        <w:t>参数</w:t>
+      </w:r>
+      <w:r>
+        <w:rPr>
+          <w:rFonts w:hint="eastAsia"/>
+        </w:rPr>
+        <w:t>,</w:t>
+      </w:r>
+      <w:r>
+        <w:rPr>
+          <w:rFonts w:hint="eastAsia"/>
+        </w:rPr>
+        <w:t>配置日志为</w:t>
+      </w:r>
+      <w:r>
+        <w:rPr>
+          <w:rFonts w:hint="eastAsia"/>
+        </w:rPr>
+        <w:t>debug</w:t>
+      </w:r>
+      <w:r>
+        <w:rPr>
+          <w:rFonts w:hint="eastAsia"/>
+        </w:rPr>
+        <w:t>级别</w:t>
+      </w:r>
+      <w:r>
+        <w:rPr>
+          <w:rFonts w:hint="eastAsia"/>
+        </w:rPr>
+        <w:t>.</w:t>
+      </w:r>
+      <w:r>
+        <w:rPr>
+          <w:rFonts w:hint="eastAsia"/>
+        </w:rPr>
+        <w:t>默认为</w:t>
+      </w:r>
+      <w:r>
+        <w:rPr>
+          <w:rFonts w:hint="eastAsia"/>
+        </w:rPr>
+        <w:t>-l info</w:t>
+      </w:r>
+      <w:r>
+        <w:rPr>
+          <w:rFonts w:hint="eastAsia"/>
+        </w:rPr>
+        <w:t>级别</w:t>
+      </w:r>
+      <w:r>
+        <w:rPr>
+          <w:rFonts w:hint="eastAsia"/>
+        </w:rPr>
+        <w:t>.</w:t>
+      </w:r>
+      <w:r>
+        <w:rPr>
+          <w:rFonts w:hint="eastAsia"/>
+        </w:rPr>
+        <w:t>如果是测试验证问题</w:t>
+      </w:r>
+      <w:r>
+        <w:rPr>
+          <w:rFonts w:hint="eastAsia"/>
+        </w:rPr>
+        <w:t>,</w:t>
+      </w:r>
+      <w:r>
+        <w:rPr>
+          <w:rFonts w:hint="eastAsia"/>
+        </w:rPr>
+        <w:t>使用</w:t>
+      </w:r>
+      <w:r>
+        <w:rPr>
+          <w:rFonts w:hint="eastAsia"/>
+        </w:rPr>
+        <w:t>-</w:t>
+      </w:r>
+      <w:r>
+        <w:rPr>
+          <w:rFonts w:hint="eastAsia"/>
+        </w:rPr>
+        <w:t xml:space="preserve">l detail </w:t>
+      </w:r>
+      <w:r>
+        <w:rPr>
+          <w:rFonts w:hint="eastAsia"/>
+        </w:rPr>
+        <w:t>详细日志</w:t>
+      </w:r>
+      <w:r>
+        <w:rPr>
+          <w:rFonts w:hint="eastAsia"/>
+        </w:rPr>
+        <w:t xml:space="preserve">,-l debug </w:t>
+      </w:r>
+      <w:r>
+        <w:rPr>
+          <w:rFonts w:hint="eastAsia"/>
+        </w:rPr>
+        <w:t>最大日志</w:t>
+      </w:r>
+      <w:r>
+        <w:rPr>
+          <w:rFonts w:hint="eastAsia"/>
+        </w:rPr>
+        <w:t>.</w:t>
+      </w:r>
+      <w:r>
+        <w:rPr>
+          <w:rFonts w:hint="eastAsia"/>
+        </w:rPr>
+        <w:t>参数启动</w:t>
+      </w:r>
+    </w:p>
+    <w:p>
+      <w:pPr>
+        <w:pStyle w:val="1"/>
+      </w:pPr>
+      <w:bookmarkStart w:id="50" w:name="_Toc219382297"/>
+      <w:r>
+        <w:rPr>
+          <w:rFonts w:hint="eastAsia"/>
+        </w:rPr>
+        <w:lastRenderedPageBreak/>
+        <w:t>五</w:t>
+      </w:r>
+      <w:r>
+        <w:rPr>
+          <w:rFonts w:hint="eastAsia"/>
+        </w:rPr>
+        <w:t xml:space="preserve"> HTTP</w:t>
+      </w:r>
+      <w:r>
+        <w:rPr>
+          <w:rFonts w:hint="eastAsia"/>
+        </w:rPr>
+        <w:t>验证</w:t>
+      </w:r>
+      <w:bookmarkEnd w:id="50"/>
+    </w:p>
+    <w:p>
+      <w:pPr>
+        <w:ind w:firstLine="420"/>
+      </w:pPr>
+      <w:r>
+        <w:rPr>
+          <w:rFonts w:hint="eastAsia"/>
+        </w:rPr>
+        <w:t>现在启用</w:t>
+      </w:r>
+      <w:r>
+        <w:rPr>
+          <w:rFonts w:hint="eastAsia"/>
+        </w:rPr>
+        <w:t>HTTP</w:t>
+      </w:r>
+      <w:r>
+        <w:rPr>
+          <w:rFonts w:hint="eastAsia"/>
+        </w:rPr>
+        <w:t>接口验证</w:t>
+      </w:r>
+      <w:r>
+        <w:rPr>
+          <w:rFonts w:hint="eastAsia"/>
+        </w:rPr>
+        <w:t>,HTTP</w:t>
+      </w:r>
+      <w:r>
+        <w:rPr>
+          <w:rFonts w:hint="eastAsia"/>
+        </w:rPr>
+        <w:t>接口处理的时候需要添加验证功能</w:t>
+      </w:r>
+      <w:r>
+        <w:rPr>
+          <w:rFonts w:hint="eastAsia"/>
+        </w:rPr>
+        <w:t>,</w:t>
+      </w:r>
+      <w:r>
+        <w:rPr>
+          <w:rFonts w:hint="eastAsia"/>
+        </w:rPr>
+        <w:t>请求的客户端应该默认支持</w:t>
+      </w:r>
+      <w:r>
+        <w:rPr>
+          <w:rFonts w:hint="eastAsia"/>
+        </w:rPr>
+        <w:t>Basic</w:t>
+      </w:r>
+      <w:r>
+        <w:rPr>
+          <w:rFonts w:hint="eastAsia"/>
+        </w:rPr>
+        <w:t>和</w:t>
+      </w:r>
+      <w:r>
+        <w:rPr>
+          <w:rFonts w:hint="eastAsia"/>
+        </w:rPr>
+        <w:t>Digest</w:t>
+      </w:r>
+      <w:r>
+        <w:rPr>
+          <w:rFonts w:hint="eastAsia"/>
+        </w:rPr>
+        <w:t>两种方式验证</w:t>
+      </w:r>
+      <w:r>
+        <w:rPr>
+          <w:rFonts w:hint="eastAsia"/>
+        </w:rPr>
+        <w:t>.</w:t>
+      </w:r>
+      <w:r>
+        <w:rPr>
+          <w:rFonts w:hint="eastAsia"/>
+        </w:rPr>
+        <w:t>默认接口用户密码为</w:t>
+      </w:r>
+      <w:r>
+        <w:rPr>
+          <w:rFonts w:hint="eastAsia"/>
+        </w:rPr>
+        <w:t>,</w:t>
+      </w:r>
+      <w:r>
+        <w:rPr>
+          <w:rFonts w:hint="eastAsia"/>
+        </w:rPr>
+        <w:t>用户名</w:t>
+      </w:r>
+      <w:r>
+        <w:rPr>
+          <w:rFonts w:hint="eastAsia"/>
+        </w:rPr>
+        <w:t>:</w:t>
+      </w:r>
+      <w:r>
+        <w:rPr>
+          <w:rFonts w:hint="eastAsia"/>
+        </w:rPr>
+        <w:t>123123aa</w:t>
+      </w:r>
+      <w:r>
+        <w:rPr>
+          <w:rFonts w:hint="eastAsia"/>
+        </w:rPr>
+        <w:t>,</w:t>
+      </w:r>
+      <w:r>
+        <w:rPr>
+          <w:rFonts w:hint="eastAsia"/>
+        </w:rPr>
+        <w:t>密码</w:t>
+      </w:r>
+      <w:r>
+        <w:rPr>
+          <w:rFonts w:hint="eastAsia"/>
+        </w:rPr>
+        <w:t>:</w:t>
+      </w:r>
+      <w:r>
+        <w:rPr>
+          <w:rFonts w:hint="eastAsia"/>
+        </w:rPr>
+        <w:t>123123</w:t>
+      </w:r>
+    </w:p>
+    <w:p>
+      <w:pPr>
+        <w:ind w:firstLine="420"/>
+      </w:pPr>
+      <w:r>
+        <w:rPr>
+          <w:rFonts w:hint="eastAsia"/>
+        </w:rPr>
+        <w:t>如果需要关闭</w:t>
+      </w:r>
+      <w:r>
+        <w:rPr>
+          <w:rFonts w:hint="eastAsia"/>
+        </w:rPr>
+        <w:t>,</w:t>
+      </w:r>
+      <w:r>
+        <w:rPr>
+          <w:rFonts w:hint="eastAsia"/>
+        </w:rPr>
+        <w:t>请把</w:t>
+      </w:r>
+      <w:r>
+        <w:t>XHttpVer</w:t>
+      </w:r>
+      <w:r>
+        <w:rPr>
+          <w:rFonts w:hint="eastAsia"/>
+        </w:rPr>
+        <w:t>的</w:t>
+      </w:r>
+      <w:r>
+        <w:rPr>
+          <w:rFonts w:hint="eastAsia"/>
+        </w:rPr>
+        <w:t>bEnable</w:t>
+      </w:r>
+      <w:r>
+        <w:rPr>
+          <w:rFonts w:hint="eastAsia"/>
+        </w:rPr>
+        <w:t>设置为</w:t>
+      </w:r>
+      <w:r>
+        <w:rPr>
+          <w:rFonts w:hint="eastAsia"/>
+        </w:rPr>
+        <w:t>false</w:t>
+      </w:r>
+    </w:p>
+    <w:p>
+      <w:pPr>
+        <w:pStyle w:val="1"/>
+      </w:pPr>
+      <w:bookmarkStart w:id="51" w:name="_Toc219382298"/>
+      <w:r>
+        <w:rPr>
+          <w:rFonts w:hint="eastAsia"/>
+        </w:rPr>
+        <w:t>附录</w:t>
+      </w:r>
+      <w:bookmarkEnd w:id="51"/>
     </w:p>
     <w:p>
       <w:pPr>
         <w:pStyle w:val="2"/>
       </w:pPr>
-      <w:bookmarkStart w:id="40" w:name="_Toc216271668"/>
-      <w:r>
-        <w:rPr>
-          <w:rFonts w:hint="eastAsia"/>
-        </w:rPr>
-        <w:t xml:space="preserve">2.2 </w:t>
-      </w:r>
-      <w:r>
-        <w:rPr>
-          <w:rFonts w:hint="eastAsia"/>
-        </w:rPr>
-        <w:t>多进程启动</w:t>
-      </w:r>
-      <w:bookmarkEnd w:id="40"/>
-    </w:p>
-    <w:p>
-      <w:pPr>
-        <w:ind w:firstLine="420"/>
-      </w:pPr>
-      <w:r>
-        <w:rPr>
-          <w:rFonts w:hint="eastAsia"/>
-        </w:rPr>
-        <w:t>如果想用多进程启动</w:t>
-      </w:r>
-      <w:r>
-        <w:rPr>
-          <w:rFonts w:hint="eastAsia"/>
-        </w:rPr>
-        <w:t>,</w:t>
-      </w:r>
-      <w:r>
-        <w:rPr>
-          <w:rFonts w:hint="eastAsia"/>
-        </w:rPr>
-        <w:t>必须使用</w:t>
-      </w:r>
-      <w:r>
-        <w:rPr>
-          <w:rFonts w:hint="eastAsia"/>
-        </w:rPr>
-        <w:t xml:space="preserve">-m -p </w:t>
-      </w:r>
-      <w:r>
-        <w:rPr>
-          <w:rFonts w:hint="eastAsia"/>
-        </w:rPr>
-        <w:t>端口号</w:t>
+      <w:bookmarkStart w:id="52" w:name="_Toc219382299"/>
+      <w:r>
+        <w:rPr>
+          <w:rFonts w:hint="eastAsia"/>
+        </w:rPr>
+        <w:t>附录</w:t>
       </w:r>
       <w:r>
         <w:rPr>
@@ -17054,931 +18901,9 @@
         <w:rPr>
           <w:rFonts w:hint="eastAsia"/>
         </w:rPr>
-        <w:t>的参数组合</w:t>
-      </w:r>
-      <w:r>
-        <w:rPr>
-          <w:rFonts w:hint="eastAsia"/>
-        </w:rPr>
-        <w:t xml:space="preserve">.-m </w:t>
-      </w:r>
-      <w:r>
-        <w:rPr>
-          <w:rFonts w:hint="eastAsia"/>
-        </w:rPr>
-        <w:t>表示多进程</w:t>
-      </w:r>
-      <w:r>
-        <w:rPr>
-          <w:rFonts w:hint="eastAsia"/>
-        </w:rPr>
-        <w:t>,-p</w:t>
-      </w:r>
-      <w:r>
-        <w:rPr>
-          <w:rFonts w:hint="eastAsia"/>
-        </w:rPr>
-        <w:t>表示要监听的端口</w:t>
-      </w:r>
-      <w:r>
-        <w:rPr>
-          <w:rFonts w:hint="eastAsia"/>
-        </w:rPr>
-        <w:t>,</w:t>
-      </w:r>
-      <w:r>
-        <w:rPr>
-          <w:rFonts w:hint="eastAsia"/>
-        </w:rPr>
-        <w:t>比如</w:t>
-      </w:r>
-      <w:r>
-        <w:t>./AVCodec_XServiceApp -m -</w:t>
-      </w:r>
-      <w:r>
-        <w:rPr>
-          <w:rFonts w:hint="eastAsia"/>
-        </w:rPr>
-        <w:t>p</w:t>
-      </w:r>
-      <w:r>
-        <w:t xml:space="preserve"> 5001</w:t>
-      </w:r>
-      <w:r>
-        <w:rPr>
-          <w:rFonts w:hint="eastAsia"/>
-        </w:rPr>
-        <w:t xml:space="preserve"> </w:t>
-      </w:r>
-      <w:r>
-        <w:rPr>
-          <w:rFonts w:hint="eastAsia"/>
-        </w:rPr>
-        <w:t>表示使用多进程模式</w:t>
-      </w:r>
-      <w:r>
-        <w:rPr>
-          <w:rFonts w:hint="eastAsia"/>
-        </w:rPr>
-        <w:t>,</w:t>
-      </w:r>
-      <w:r>
-        <w:rPr>
-          <w:rFonts w:hint="eastAsia"/>
-        </w:rPr>
-        <w:t>并且监听端口</w:t>
-      </w:r>
-      <w:r>
-        <w:rPr>
-          <w:rFonts w:hint="eastAsia"/>
-        </w:rPr>
-        <w:t>5001.</w:t>
-      </w:r>
-      <w:r>
-        <w:rPr>
-          <w:rFonts w:hint="eastAsia"/>
-        </w:rPr>
-        <w:t>如果要启动第二个</w:t>
-      </w:r>
-      <w:r>
-        <w:rPr>
-          <w:rFonts w:hint="eastAsia"/>
-        </w:rPr>
-        <w:t>,</w:t>
-      </w:r>
-      <w:r>
-        <w:rPr>
-          <w:rFonts w:hint="eastAsia"/>
-        </w:rPr>
-        <w:t>那么可以</w:t>
-      </w:r>
-      <w:r>
-        <w:t>./AVCodec_XServiceApp -m -</w:t>
-      </w:r>
-      <w:r>
-        <w:rPr>
-          <w:rFonts w:hint="eastAsia"/>
-        </w:rPr>
-        <w:t>p</w:t>
-      </w:r>
-      <w:r>
-        <w:t xml:space="preserve"> 500</w:t>
-      </w:r>
-      <w:r>
-        <w:rPr>
-          <w:rFonts w:hint="eastAsia"/>
-        </w:rPr>
-        <w:t>2,</w:t>
-      </w:r>
-      <w:r>
-        <w:rPr>
-          <w:rFonts w:hint="eastAsia"/>
-        </w:rPr>
-        <w:t>这样</w:t>
-      </w:r>
-      <w:r>
-        <w:rPr>
-          <w:rFonts w:hint="eastAsia"/>
-        </w:rPr>
-        <w:t>,</w:t>
-      </w:r>
-      <w:r>
-        <w:rPr>
-          <w:rFonts w:hint="eastAsia"/>
-        </w:rPr>
-        <w:t>端口号不能重复并且没有被使用</w:t>
-      </w:r>
-      <w:r>
-        <w:rPr>
-          <w:rFonts w:hint="eastAsia"/>
-        </w:rPr>
-        <w:t>,</w:t>
-      </w:r>
-      <w:r>
-        <w:rPr>
-          <w:rFonts w:hint="eastAsia"/>
-        </w:rPr>
-        <w:t>如果失败</w:t>
-      </w:r>
-      <w:r>
-        <w:rPr>
-          <w:rFonts w:hint="eastAsia"/>
-        </w:rPr>
-        <w:t>,</w:t>
-      </w:r>
-      <w:r>
-        <w:rPr>
-          <w:rFonts w:hint="eastAsia"/>
-        </w:rPr>
-        <w:t>将立即返回非</w:t>
-      </w:r>
-      <w:r>
-        <w:rPr>
-          <w:rFonts w:hint="eastAsia"/>
-        </w:rPr>
-        <w:t>0</w:t>
-      </w:r>
-      <w:r>
-        <w:rPr>
-          <w:rFonts w:hint="eastAsia"/>
-        </w:rPr>
-        <w:t>值</w:t>
-      </w:r>
-      <w:r>
-        <w:rPr>
-          <w:rFonts w:hint="eastAsia"/>
-        </w:rPr>
-        <w:t>.</w:t>
-      </w:r>
-    </w:p>
-    <w:p>
-      <w:pPr>
-        <w:pStyle w:val="1"/>
-      </w:pPr>
-      <w:bookmarkStart w:id="41" w:name="_Toc216271669"/>
-      <w:r>
-        <w:rPr>
-          <w:rFonts w:hint="eastAsia"/>
-        </w:rPr>
-        <w:t>三</w:t>
-      </w:r>
-      <w:r>
-        <w:rPr>
-          <w:rFonts w:hint="eastAsia"/>
-        </w:rPr>
-        <w:t xml:space="preserve"> </w:t>
-      </w:r>
-      <w:r>
-        <w:rPr>
-          <w:rFonts w:hint="eastAsia"/>
-        </w:rPr>
-        <w:t>配置文件</w:t>
-      </w:r>
-      <w:bookmarkEnd w:id="41"/>
-    </w:p>
-    <w:p>
-      <w:r>
-        <w:rPr>
-          <w:rFonts w:hint="eastAsia"/>
-        </w:rPr>
-        <w:t xml:space="preserve">   </w:t>
-      </w:r>
-      <w:r>
-        <w:rPr>
-          <w:rFonts w:hint="eastAsia"/>
-        </w:rPr>
-        <w:t xml:space="preserve"> </w:t>
-      </w:r>
-      <w:r>
-        <w:rPr>
-          <w:rFonts w:hint="eastAsia"/>
-        </w:rPr>
-        <w:t>配置文件一般不用修改</w:t>
-      </w:r>
-    </w:p>
-    <w:p>
-      <w:pPr>
-        <w:ind w:firstLine="420"/>
-      </w:pPr>
-      <w:r>
-        <w:rPr>
-          <w:rFonts w:hint="eastAsia"/>
-        </w:rPr>
-        <w:t>配置文件在</w:t>
-      </w:r>
-      <w:r>
-        <w:t>XEngine_Config</w:t>
-      </w:r>
-      <w:r>
-        <w:rPr>
-          <w:rFonts w:hint="eastAsia"/>
-        </w:rPr>
-        <w:t>/</w:t>
-      </w:r>
-      <w:r>
-        <w:t>XEngine_HttpConfig.json</w:t>
-      </w:r>
-    </w:p>
-    <w:p>
-      <w:pPr>
-        <w:ind w:firstLine="420"/>
-      </w:pPr>
-      <w:r>
-        <w:rPr>
-          <w:rFonts w:hint="eastAsia"/>
-        </w:rPr>
-        <w:t>关键配置如下</w:t>
-      </w:r>
-      <w:r>
-        <w:rPr>
-          <w:rFonts w:hint="eastAsia"/>
-        </w:rPr>
-        <w:t>:</w:t>
-      </w:r>
-    </w:p>
-    <w:p>
-      <w:pPr>
-        <w:ind w:firstLine="420"/>
-      </w:pPr>
-      <w:r>
-        <w:t>nPort</w:t>
-      </w:r>
-      <w:r>
-        <w:rPr>
-          <w:rFonts w:hint="eastAsia"/>
-        </w:rPr>
-        <w:t>:</w:t>
-      </w:r>
-      <w:r>
-        <w:rPr>
-          <w:rFonts w:hint="eastAsia"/>
-        </w:rPr>
-        <w:t>绑定通信端口</w:t>
-      </w:r>
-      <w:r>
-        <w:rPr>
-          <w:rFonts w:hint="eastAsia"/>
-        </w:rPr>
-        <w:t>,</w:t>
-      </w:r>
-      <w:r>
-        <w:rPr>
-          <w:rFonts w:hint="eastAsia"/>
-        </w:rPr>
-        <w:t>参数</w:t>
-      </w:r>
-      <w:r>
-        <w:rPr>
-          <w:rFonts w:hint="eastAsia"/>
-        </w:rPr>
-        <w:t xml:space="preserve">-p </w:t>
-      </w:r>
-      <w:r>
-        <w:rPr>
-          <w:rFonts w:hint="eastAsia"/>
-        </w:rPr>
-        <w:t>对应</w:t>
-      </w:r>
-    </w:p>
-    <w:p>
-      <w:pPr>
-        <w:pStyle w:val="2"/>
-      </w:pPr>
-      <w:bookmarkStart w:id="42" w:name="_Toc216271670"/>
-      <w:r>
-        <w:rPr>
-          <w:rFonts w:hint="eastAsia"/>
-        </w:rPr>
-        <w:t>3.1 XMax</w:t>
-      </w:r>
-      <w:bookmarkEnd w:id="42"/>
-    </w:p>
-    <w:p>
-      <w:r>
-        <w:rPr>
-          <w:rFonts w:hint="eastAsia"/>
-        </w:rPr>
-        <w:t xml:space="preserve">   </w:t>
-      </w:r>
-      <w:r>
-        <w:rPr>
-          <w:rFonts w:hint="eastAsia"/>
-        </w:rPr>
-        <w:t xml:space="preserve"> </w:t>
-      </w:r>
-      <w:r>
-        <w:rPr>
-          <w:rFonts w:hint="eastAsia"/>
-        </w:rPr>
-        <w:t>服务器性能配置</w:t>
-      </w:r>
-    </w:p>
-    <w:p>
-      <w:pPr>
-        <w:pStyle w:val="2"/>
-      </w:pPr>
-      <w:bookmarkStart w:id="43" w:name="_Toc216271671"/>
-      <w:r>
-        <w:rPr>
-          <w:rFonts w:hint="eastAsia"/>
-        </w:rPr>
-        <w:t>3.2 XTime</w:t>
-      </w:r>
-      <w:bookmarkEnd w:id="43"/>
-    </w:p>
-    <w:p>
-      <w:pPr>
-        <w:ind w:firstLine="420"/>
-      </w:pPr>
-      <w:r>
-        <w:rPr>
-          <w:rFonts w:hint="eastAsia"/>
-        </w:rPr>
-        <w:t>服务器超时配置</w:t>
-      </w:r>
-    </w:p>
-    <w:p>
-      <w:pPr>
-        <w:pStyle w:val="2"/>
-      </w:pPr>
-      <w:bookmarkStart w:id="44" w:name="_Toc216271672"/>
-      <w:r>
-        <w:rPr>
-          <w:rFonts w:hint="eastAsia"/>
-        </w:rPr>
-        <w:t>3.3 XLog</w:t>
-      </w:r>
-      <w:bookmarkEnd w:id="44"/>
-    </w:p>
-    <w:p>
-      <w:pPr>
-        <w:ind w:firstLine="420"/>
-      </w:pPr>
-      <w:r>
-        <w:rPr>
-          <w:rFonts w:hint="eastAsia"/>
-        </w:rPr>
-        <w:t>日志配置</w:t>
-      </w:r>
-    </w:p>
-    <w:p>
-      <w:pPr>
-        <w:pStyle w:val="2"/>
-      </w:pPr>
-      <w:bookmarkStart w:id="45" w:name="_Toc216271673"/>
-      <w:r>
-        <w:rPr>
-          <w:rFonts w:hint="eastAsia"/>
-        </w:rPr>
-        <w:t>3.</w:t>
-      </w:r>
-      <w:r>
-        <w:rPr>
-          <w:rFonts w:hint="eastAsia"/>
-        </w:rPr>
-        <w:t>4</w:t>
-      </w:r>
-      <w:r>
-        <w:rPr>
-          <w:rFonts w:hint="eastAsia"/>
-        </w:rPr>
-        <w:t xml:space="preserve"> </w:t>
-      </w:r>
-      <w:r>
-        <w:t>XStream</w:t>
-      </w:r>
-      <w:bookmarkEnd w:id="45"/>
-    </w:p>
-    <w:p>
-      <w:pPr>
-        <w:ind w:firstLine="420"/>
-      </w:pPr>
-      <w:r>
-        <w:t>nMuxRate</w:t>
-      </w:r>
-      <w:r>
-        <w:rPr>
-          <w:rFonts w:hint="eastAsia"/>
-        </w:rPr>
-        <w:t>:</w:t>
-      </w:r>
-      <w:r>
-        <w:rPr>
-          <w:rFonts w:hint="eastAsia"/>
-        </w:rPr>
-        <w:t>表示复用码率大小</w:t>
-      </w:r>
-      <w:r>
-        <w:rPr>
-          <w:rFonts w:hint="eastAsia"/>
-        </w:rPr>
-        <w:t>,</w:t>
-      </w:r>
-      <w:r>
-        <w:rPr>
-          <w:rFonts w:hint="eastAsia"/>
-        </w:rPr>
-        <w:t>转成固定码率</w:t>
-      </w:r>
-      <w:r>
-        <w:rPr>
-          <w:rFonts w:hint="eastAsia"/>
-        </w:rPr>
-        <w:t>,</w:t>
-      </w:r>
-      <w:r>
-        <w:rPr>
-          <w:rFonts w:hint="eastAsia"/>
-        </w:rPr>
-        <w:t>比如</w:t>
-      </w:r>
-      <w:r>
-        <w:rPr>
-          <w:rFonts w:hint="eastAsia"/>
-        </w:rPr>
-        <w:t xml:space="preserve">1 </w:t>
-      </w:r>
-      <w:r>
-        <w:rPr>
-          <w:rFonts w:hint="eastAsia"/>
-        </w:rPr>
-        <w:t>表示在原始视频上</w:t>
-      </w:r>
-      <w:r>
-        <w:rPr>
-          <w:rFonts w:hint="eastAsia"/>
-        </w:rPr>
-        <w:t xml:space="preserve">+1M </w:t>
-      </w:r>
-      <w:r>
-        <w:rPr>
-          <w:rFonts w:hint="eastAsia"/>
-        </w:rPr>
-        <w:t>码率</w:t>
-      </w:r>
-      <w:r>
-        <w:rPr>
-          <w:rFonts w:hint="eastAsia"/>
-        </w:rPr>
-        <w:t>,</w:t>
-      </w:r>
-      <w:r>
-        <w:rPr>
-          <w:rFonts w:hint="eastAsia"/>
-        </w:rPr>
-        <w:t>直播流不支持</w:t>
-      </w:r>
-    </w:p>
-    <w:p>
-      <w:pPr>
-        <w:pStyle w:val="1"/>
-      </w:pPr>
-      <w:bookmarkStart w:id="46" w:name="_Toc216271674"/>
-      <w:r>
-        <w:rPr>
-          <w:rFonts w:hint="eastAsia"/>
-        </w:rPr>
-        <w:lastRenderedPageBreak/>
-        <w:t>四</w:t>
-      </w:r>
-      <w:r>
-        <w:rPr>
-          <w:rFonts w:hint="eastAsia"/>
-        </w:rPr>
-        <w:t xml:space="preserve"> </w:t>
-      </w:r>
-      <w:r>
-        <w:rPr>
-          <w:rFonts w:hint="eastAsia"/>
-        </w:rPr>
-        <w:t>启动命令</w:t>
-      </w:r>
-      <w:bookmarkEnd w:id="46"/>
-    </w:p>
-    <w:p>
-      <w:pPr>
-        <w:ind w:firstLine="420"/>
-      </w:pPr>
-      <w:r>
-        <w:rPr>
-          <w:rFonts w:hint="eastAsia"/>
-        </w:rPr>
-        <w:t>支持更多启动命令</w:t>
-      </w:r>
-      <w:r>
-        <w:rPr>
-          <w:rFonts w:hint="eastAsia"/>
-        </w:rPr>
-        <w:t>,</w:t>
-      </w:r>
-      <w:r>
-        <w:rPr>
-          <w:rFonts w:hint="eastAsia"/>
-        </w:rPr>
-        <w:t>如果需要更多详细的日志</w:t>
-      </w:r>
-      <w:r>
-        <w:rPr>
-          <w:rFonts w:hint="eastAsia"/>
-        </w:rPr>
-        <w:t>,</w:t>
-      </w:r>
-      <w:r>
-        <w:rPr>
-          <w:rFonts w:hint="eastAsia"/>
-        </w:rPr>
-        <w:t>可以使用</w:t>
-      </w:r>
-      <w:r>
-        <w:rPr>
-          <w:rFonts w:hint="eastAsia"/>
-        </w:rPr>
-        <w:t xml:space="preserve"> -l debug </w:t>
-      </w:r>
-      <w:r>
-        <w:rPr>
-          <w:rFonts w:hint="eastAsia"/>
-        </w:rPr>
-        <w:t>参数</w:t>
-      </w:r>
-      <w:r>
-        <w:rPr>
-          <w:rFonts w:hint="eastAsia"/>
-        </w:rPr>
-        <w:t>,</w:t>
-      </w:r>
-      <w:r>
-        <w:rPr>
-          <w:rFonts w:hint="eastAsia"/>
-        </w:rPr>
-        <w:t>配置日志为</w:t>
-      </w:r>
-      <w:r>
-        <w:rPr>
-          <w:rFonts w:hint="eastAsia"/>
-        </w:rPr>
-        <w:t>debug</w:t>
-      </w:r>
-      <w:r>
-        <w:rPr>
-          <w:rFonts w:hint="eastAsia"/>
-        </w:rPr>
-        <w:t>级别</w:t>
-      </w:r>
-      <w:r>
-        <w:rPr>
-          <w:rFonts w:hint="eastAsia"/>
-        </w:rPr>
-        <w:t>.</w:t>
-      </w:r>
-      <w:r>
-        <w:rPr>
-          <w:rFonts w:hint="eastAsia"/>
-        </w:rPr>
-        <w:t>默认为</w:t>
-      </w:r>
-      <w:r>
-        <w:rPr>
-          <w:rFonts w:hint="eastAsia"/>
-        </w:rPr>
-        <w:t>-l info</w:t>
-      </w:r>
-      <w:r>
-        <w:rPr>
-          <w:rFonts w:hint="eastAsia"/>
-        </w:rPr>
-        <w:t>级别</w:t>
-      </w:r>
-      <w:r>
-        <w:rPr>
-          <w:rFonts w:hint="eastAsia"/>
-        </w:rPr>
-        <w:t>.</w:t>
-      </w:r>
-      <w:r>
-        <w:rPr>
-          <w:rFonts w:hint="eastAsia"/>
-        </w:rPr>
-        <w:t>如果是测试验证问题</w:t>
-      </w:r>
-      <w:r>
-        <w:rPr>
-          <w:rFonts w:hint="eastAsia"/>
-        </w:rPr>
-        <w:t>,</w:t>
-      </w:r>
-      <w:r>
-        <w:rPr>
-          <w:rFonts w:hint="eastAsia"/>
-        </w:rPr>
-        <w:t>使用</w:t>
-      </w:r>
-      <w:r>
-        <w:rPr>
-          <w:rFonts w:hint="eastAsia"/>
-        </w:rPr>
-        <w:t>-</w:t>
-      </w:r>
-      <w:r>
-        <w:rPr>
-          <w:rFonts w:hint="eastAsia"/>
-        </w:rPr>
-        <w:t xml:space="preserve">l detail </w:t>
-      </w:r>
-      <w:r>
-        <w:rPr>
-          <w:rFonts w:hint="eastAsia"/>
-        </w:rPr>
-        <w:t>详细日志</w:t>
-      </w:r>
-      <w:r>
-        <w:rPr>
-          <w:rFonts w:hint="eastAsia"/>
-        </w:rPr>
-        <w:t xml:space="preserve">,-l debug </w:t>
-      </w:r>
-      <w:r>
-        <w:rPr>
-          <w:rFonts w:hint="eastAsia"/>
-        </w:rPr>
-        <w:t>最大日志</w:t>
-      </w:r>
-      <w:r>
-        <w:rPr>
-          <w:rFonts w:hint="eastAsia"/>
-        </w:rPr>
-        <w:t>.</w:t>
-      </w:r>
-      <w:r>
-        <w:rPr>
-          <w:rFonts w:hint="eastAsia"/>
-        </w:rPr>
-        <w:t>参数启动</w:t>
-      </w:r>
-    </w:p>
-    <w:p>
-      <w:pPr>
-        <w:pStyle w:val="1"/>
-      </w:pPr>
-      <w:bookmarkStart w:id="47" w:name="_Toc216271675"/>
-      <w:r>
-        <w:rPr>
-          <w:rFonts w:hint="eastAsia"/>
-        </w:rPr>
-        <w:t>五</w:t>
-      </w:r>
-      <w:r>
-        <w:rPr>
-          <w:rFonts w:hint="eastAsia"/>
-        </w:rPr>
-        <w:t xml:space="preserve"> HTTP</w:t>
-      </w:r>
-      <w:r>
-        <w:rPr>
-          <w:rFonts w:hint="eastAsia"/>
-        </w:rPr>
-        <w:t>验证</w:t>
-      </w:r>
-      <w:bookmarkEnd w:id="47"/>
-    </w:p>
-    <w:p>
-      <w:pPr>
-        <w:ind w:firstLine="420"/>
-      </w:pPr>
-      <w:r>
-        <w:rPr>
-          <w:rFonts w:hint="eastAsia"/>
-        </w:rPr>
-        <w:t>现在启用</w:t>
-      </w:r>
-      <w:r>
-        <w:rPr>
-          <w:rFonts w:hint="eastAsia"/>
-        </w:rPr>
-        <w:t>HTTP</w:t>
-      </w:r>
-      <w:r>
-        <w:rPr>
-          <w:rFonts w:hint="eastAsia"/>
-        </w:rPr>
-        <w:t>接口验证</w:t>
-      </w:r>
-      <w:r>
-        <w:rPr>
-          <w:rFonts w:hint="eastAsia"/>
-        </w:rPr>
-        <w:t>,HTTP</w:t>
-      </w:r>
-      <w:r>
-        <w:rPr>
-          <w:rFonts w:hint="eastAsia"/>
-        </w:rPr>
-        <w:t>接口处理的时候需要添加验证功能</w:t>
-      </w:r>
-      <w:r>
-        <w:rPr>
-          <w:rFonts w:hint="eastAsia"/>
-        </w:rPr>
-        <w:t>,</w:t>
-      </w:r>
-      <w:r>
-        <w:rPr>
-          <w:rFonts w:hint="eastAsia"/>
-        </w:rPr>
-        <w:t>请求的客户端应该默认支持</w:t>
-      </w:r>
-      <w:r>
-        <w:rPr>
-          <w:rFonts w:hint="eastAsia"/>
-        </w:rPr>
-        <w:t>Basic</w:t>
-      </w:r>
-      <w:r>
-        <w:rPr>
-          <w:rFonts w:hint="eastAsia"/>
-        </w:rPr>
-        <w:t>和</w:t>
-      </w:r>
-      <w:r>
-        <w:rPr>
-          <w:rFonts w:hint="eastAsia"/>
-        </w:rPr>
-        <w:t>Digest</w:t>
-      </w:r>
-      <w:r>
-        <w:rPr>
-          <w:rFonts w:hint="eastAsia"/>
-        </w:rPr>
-        <w:t>两种方式验证</w:t>
-      </w:r>
-      <w:r>
-        <w:rPr>
-          <w:rFonts w:hint="eastAsia"/>
-        </w:rPr>
-        <w:t>.</w:t>
-      </w:r>
-      <w:r>
-        <w:rPr>
-          <w:rFonts w:hint="eastAsia"/>
-        </w:rPr>
-        <w:t>默认接口用户密码为</w:t>
-      </w:r>
-      <w:r>
-        <w:rPr>
-          <w:rFonts w:hint="eastAsia"/>
-        </w:rPr>
-        <w:t>,</w:t>
-      </w:r>
-      <w:r>
-        <w:rPr>
-          <w:rFonts w:hint="eastAsia"/>
-        </w:rPr>
-        <w:t>用户名</w:t>
-      </w:r>
-      <w:r>
-        <w:rPr>
-          <w:rFonts w:hint="eastAsia"/>
-        </w:rPr>
-        <w:t>:</w:t>
-      </w:r>
-      <w:r>
-        <w:rPr>
-          <w:rFonts w:hint="eastAsia"/>
-        </w:rPr>
-        <w:t>123123aa</w:t>
-      </w:r>
-      <w:r>
-        <w:rPr>
-          <w:rFonts w:hint="eastAsia"/>
-        </w:rPr>
-        <w:t>,</w:t>
-      </w:r>
-      <w:r>
-        <w:rPr>
-          <w:rFonts w:hint="eastAsia"/>
-        </w:rPr>
-        <w:t>密码</w:t>
-      </w:r>
-      <w:r>
-        <w:rPr>
-          <w:rFonts w:hint="eastAsia"/>
-        </w:rPr>
-        <w:t>:</w:t>
-      </w:r>
-      <w:r>
-        <w:rPr>
-          <w:rFonts w:hint="eastAsia"/>
-        </w:rPr>
-        <w:t>123123</w:t>
-      </w:r>
-    </w:p>
-    <w:p>
-      <w:pPr>
-        <w:ind w:firstLine="420"/>
-      </w:pPr>
-      <w:r>
-        <w:rPr>
-          <w:rFonts w:hint="eastAsia"/>
-        </w:rPr>
-        <w:t>如果需要关闭</w:t>
-      </w:r>
-      <w:r>
-        <w:rPr>
-          <w:rFonts w:hint="eastAsia"/>
-        </w:rPr>
-        <w:t>,</w:t>
-      </w:r>
-      <w:r>
-        <w:rPr>
-          <w:rFonts w:hint="eastAsia"/>
-        </w:rPr>
-        <w:t>请把</w:t>
-      </w:r>
-      <w:r>
-        <w:t>XHttpVer</w:t>
-      </w:r>
-      <w:r>
-        <w:rPr>
-          <w:rFonts w:hint="eastAsia"/>
-        </w:rPr>
-        <w:t>的</w:t>
-      </w:r>
-      <w:r>
-        <w:rPr>
-          <w:rFonts w:hint="eastAsia"/>
-        </w:rPr>
-        <w:t>bEnable</w:t>
-      </w:r>
-      <w:r>
-        <w:rPr>
-          <w:rFonts w:hint="eastAsia"/>
-        </w:rPr>
-        <w:t>设置为</w:t>
-      </w:r>
-      <w:r>
-        <w:rPr>
-          <w:rFonts w:hint="eastAsia"/>
-        </w:rPr>
-        <w:t>false</w:t>
-      </w:r>
-    </w:p>
-    <w:p>
-      <w:pPr>
-        <w:pStyle w:val="1"/>
-      </w:pPr>
-      <w:bookmarkStart w:id="48" w:name="_Toc216271676"/>
-      <w:r>
-        <w:rPr>
-          <w:rFonts w:hint="eastAsia"/>
-        </w:rPr>
-        <w:t>附录</w:t>
-      </w:r>
-      <w:bookmarkEnd w:id="48"/>
-    </w:p>
-    <w:p>
-      <w:pPr>
-        <w:pStyle w:val="2"/>
-      </w:pPr>
-      <w:bookmarkStart w:id="49" w:name="_Toc216271677"/>
-      <w:r>
-        <w:rPr>
-          <w:rFonts w:hint="eastAsia"/>
-        </w:rPr>
-        <w:t>附录</w:t>
-      </w:r>
-      <w:r>
-        <w:rPr>
-          <w:rFonts w:hint="eastAsia"/>
-        </w:rPr>
-        <w:t xml:space="preserve"> </w:t>
-      </w:r>
-      <w:r>
-        <w:rPr>
-          <w:rFonts w:hint="eastAsia"/>
-        </w:rPr>
         <w:t>更新历史</w:t>
       </w:r>
-      <w:bookmarkEnd w:id="49"/>
+      <w:bookmarkEnd w:id="52"/>
     </w:p>
     <w:tbl>
       <w:tblPr>
@@ -18050,8 +18975,8 @@
     </w:tbl>
     <w:p/>
     <w:sectPr>
-      <w:headerReference w:type="default" r:id="rId10"/>
-      <w:footerReference w:type="default" r:id="rId11"/>
+      <w:headerReference w:type="default" r:id="rId12"/>
+      <w:footerReference w:type="default" r:id="rId13"/>
       <w:pgSz w:w="11906" w:h="16838"/>
       <w:pgMar w:top="1440" w:right="1800" w:bottom="1440" w:left="1800" w:header="851" w:footer="992" w:gutter="0"/>
       <w:cols w:space="425"/>
@@ -18668,7 +19593,6 @@
     <w:lvl w:ilvl="0" w:tplc="F9281BF8">
       <w:start w:val="1"/>
       <w:numFmt w:val="bullet"/>
-      <w:pStyle w:val="a"/>
       <w:lvlText w:val=""/>
       <w:lvlJc w:val="left"/>
       <w:pPr>
@@ -18776,12 +19700,13 @@
     </w:lvl>
   </w:abstractNum>
   <w:abstractNum w:abstractNumId="5" w15:restartNumberingAfterBreak="0">
-    <w:nsid w:val="3F765C70"/>
+    <w:nsid w:val="282E1AFF"/>
     <w:multiLevelType w:val="hybridMultilevel"/>
-    <w:tmpl w:val="DEAE3F9A"/>
-    <w:lvl w:ilvl="0" w:tplc="8A4C2BD4">
+    <w:tmpl w:val="B6BAABAC"/>
+    <w:lvl w:ilvl="0" w:tplc="4F9435F4">
       <w:start w:val="1"/>
       <w:numFmt w:val="bullet"/>
+      <w:pStyle w:val="a"/>
       <w:lvlText w:val=""/>
       <w:lvlJc w:val="left"/>
       <w:pPr>
@@ -18889,16 +19814,16 @@
     </w:lvl>
   </w:abstractNum>
   <w:abstractNum w:abstractNumId="6" w15:restartNumberingAfterBreak="0">
-    <w:nsid w:val="6CCD42B8"/>
+    <w:nsid w:val="3F765C70"/>
     <w:multiLevelType w:val="hybridMultilevel"/>
-    <w:tmpl w:val="3DE01120"/>
-    <w:lvl w:ilvl="0" w:tplc="468AB37C">
+    <w:tmpl w:val="DEAE3F9A"/>
+    <w:lvl w:ilvl="0" w:tplc="8A4C2BD4">
       <w:start w:val="1"/>
       <w:numFmt w:val="bullet"/>
       <w:lvlText w:val=""/>
       <w:lvlJc w:val="left"/>
       <w:pPr>
-        <w:ind w:left="860" w:hanging="440"/>
+        <w:ind w:left="440" w:hanging="440"/>
       </w:pPr>
       <w:rPr>
         <w:rFonts w:ascii="Wingdings" w:hAnsi="Wingdings" w:hint="default"/>
@@ -18910,7 +19835,7 @@
       <w:lvlText w:val=""/>
       <w:lvlJc w:val="left"/>
       <w:pPr>
-        <w:ind w:left="1300" w:hanging="440"/>
+        <w:ind w:left="880" w:hanging="440"/>
       </w:pPr>
       <w:rPr>
         <w:rFonts w:ascii="Wingdings" w:hAnsi="Wingdings" w:hint="default"/>
@@ -18922,7 +19847,7 @@
       <w:lvlText w:val=""/>
       <w:lvlJc w:val="left"/>
       <w:pPr>
-        <w:ind w:left="1740" w:hanging="440"/>
+        <w:ind w:left="1320" w:hanging="440"/>
       </w:pPr>
       <w:rPr>
         <w:rFonts w:ascii="Wingdings" w:hAnsi="Wingdings" w:hint="default"/>
@@ -18934,7 +19859,7 @@
       <w:lvlText w:val=""/>
       <w:lvlJc w:val="left"/>
       <w:pPr>
-        <w:ind w:left="2180" w:hanging="440"/>
+        <w:ind w:left="1760" w:hanging="440"/>
       </w:pPr>
       <w:rPr>
         <w:rFonts w:ascii="Wingdings" w:hAnsi="Wingdings" w:hint="default"/>
@@ -18946,7 +19871,7 @@
       <w:lvlText w:val=""/>
       <w:lvlJc w:val="left"/>
       <w:pPr>
-        <w:ind w:left="2620" w:hanging="440"/>
+        <w:ind w:left="2200" w:hanging="440"/>
       </w:pPr>
       <w:rPr>
         <w:rFonts w:ascii="Wingdings" w:hAnsi="Wingdings" w:hint="default"/>
@@ -18958,7 +19883,7 @@
       <w:lvlText w:val=""/>
       <w:lvlJc w:val="left"/>
       <w:pPr>
-        <w:ind w:left="3060" w:hanging="440"/>
+        <w:ind w:left="2640" w:hanging="440"/>
       </w:pPr>
       <w:rPr>
         <w:rFonts w:ascii="Wingdings" w:hAnsi="Wingdings" w:hint="default"/>
@@ -18970,7 +19895,7 @@
       <w:lvlText w:val=""/>
       <w:lvlJc w:val="left"/>
       <w:pPr>
-        <w:ind w:left="3500" w:hanging="440"/>
+        <w:ind w:left="3080" w:hanging="440"/>
       </w:pPr>
       <w:rPr>
         <w:rFonts w:ascii="Wingdings" w:hAnsi="Wingdings" w:hint="default"/>
@@ -18982,7 +19907,7 @@
       <w:lvlText w:val=""/>
       <w:lvlJc w:val="left"/>
       <w:pPr>
-        <w:ind w:left="3940" w:hanging="440"/>
+        <w:ind w:left="3520" w:hanging="440"/>
       </w:pPr>
       <w:rPr>
         <w:rFonts w:ascii="Wingdings" w:hAnsi="Wingdings" w:hint="default"/>
@@ -18994,7 +19919,7 @@
       <w:lvlText w:val=""/>
       <w:lvlJc w:val="left"/>
       <w:pPr>
-        <w:ind w:left="4380" w:hanging="440"/>
+        <w:ind w:left="3960" w:hanging="440"/>
       </w:pPr>
       <w:rPr>
         <w:rFonts w:ascii="Wingdings" w:hAnsi="Wingdings" w:hint="default"/>
@@ -19002,10 +19927,10 @@
     </w:lvl>
   </w:abstractNum>
   <w:abstractNum w:abstractNumId="7" w15:restartNumberingAfterBreak="0">
-    <w:nsid w:val="6F8D32B0"/>
+    <w:nsid w:val="6CCD42B8"/>
     <w:multiLevelType w:val="hybridMultilevel"/>
-    <w:tmpl w:val="C5FCF462"/>
-    <w:lvl w:ilvl="0" w:tplc="D45A251C">
+    <w:tmpl w:val="3DE01120"/>
+    <w:lvl w:ilvl="0" w:tplc="468AB37C">
       <w:start w:val="1"/>
       <w:numFmt w:val="bullet"/>
       <w:lvlText w:val=""/>
@@ -19115,6 +20040,119 @@
     </w:lvl>
   </w:abstractNum>
   <w:abstractNum w:abstractNumId="8" w15:restartNumberingAfterBreak="0">
+    <w:nsid w:val="6F8D32B0"/>
+    <w:multiLevelType w:val="hybridMultilevel"/>
+    <w:tmpl w:val="C5FCF462"/>
+    <w:lvl w:ilvl="0" w:tplc="D45A251C">
+      <w:start w:val="1"/>
+      <w:numFmt w:val="bullet"/>
+      <w:lvlText w:val=""/>
+      <w:lvlJc w:val="left"/>
+      <w:pPr>
+        <w:ind w:left="860" w:hanging="440"/>
+      </w:pPr>
+      <w:rPr>
+        <w:rFonts w:ascii="Wingdings" w:hAnsi="Wingdings" w:hint="default"/>
+      </w:rPr>
+    </w:lvl>
+    <w:lvl w:ilvl="1" w:tplc="04090003" w:tentative="1">
+      <w:start w:val="1"/>
+      <w:numFmt w:val="bullet"/>
+      <w:lvlText w:val=""/>
+      <w:lvlJc w:val="left"/>
+      <w:pPr>
+        <w:ind w:left="1300" w:hanging="440"/>
+      </w:pPr>
+      <w:rPr>
+        <w:rFonts w:ascii="Wingdings" w:hAnsi="Wingdings" w:hint="default"/>
+      </w:rPr>
+    </w:lvl>
+    <w:lvl w:ilvl="2" w:tplc="04090005" w:tentative="1">
+      <w:start w:val="1"/>
+      <w:numFmt w:val="bullet"/>
+      <w:lvlText w:val=""/>
+      <w:lvlJc w:val="left"/>
+      <w:pPr>
+        <w:ind w:left="1740" w:hanging="440"/>
+      </w:pPr>
+      <w:rPr>
+        <w:rFonts w:ascii="Wingdings" w:hAnsi="Wingdings" w:hint="default"/>
+      </w:rPr>
+    </w:lvl>
+    <w:lvl w:ilvl="3" w:tplc="04090001" w:tentative="1">
+      <w:start w:val="1"/>
+      <w:numFmt w:val="bullet"/>
+      <w:lvlText w:val=""/>
+      <w:lvlJc w:val="left"/>
+      <w:pPr>
+        <w:ind w:left="2180" w:hanging="440"/>
+      </w:pPr>
+      <w:rPr>
+        <w:rFonts w:ascii="Wingdings" w:hAnsi="Wingdings" w:hint="default"/>
+      </w:rPr>
+    </w:lvl>
+    <w:lvl w:ilvl="4" w:tplc="04090003" w:tentative="1">
+      <w:start w:val="1"/>
+      <w:numFmt w:val="bullet"/>
+      <w:lvlText w:val=""/>
+      <w:lvlJc w:val="left"/>
+      <w:pPr>
+        <w:ind w:left="2620" w:hanging="440"/>
+      </w:pPr>
+      <w:rPr>
+        <w:rFonts w:ascii="Wingdings" w:hAnsi="Wingdings" w:hint="default"/>
+      </w:rPr>
+    </w:lvl>
+    <w:lvl w:ilvl="5" w:tplc="04090005" w:tentative="1">
+      <w:start w:val="1"/>
+      <w:numFmt w:val="bullet"/>
+      <w:lvlText w:val=""/>
+      <w:lvlJc w:val="left"/>
+      <w:pPr>
+        <w:ind w:left="3060" w:hanging="440"/>
+      </w:pPr>
+      <w:rPr>
+        <w:rFonts w:ascii="Wingdings" w:hAnsi="Wingdings" w:hint="default"/>
+      </w:rPr>
+    </w:lvl>
+    <w:lvl w:ilvl="6" w:tplc="04090001" w:tentative="1">
+      <w:start w:val="1"/>
+      <w:numFmt w:val="bullet"/>
+      <w:lvlText w:val=""/>
+      <w:lvlJc w:val="left"/>
+      <w:pPr>
+        <w:ind w:left="3500" w:hanging="440"/>
+      </w:pPr>
+      <w:rPr>
+        <w:rFonts w:ascii="Wingdings" w:hAnsi="Wingdings" w:hint="default"/>
+      </w:rPr>
+    </w:lvl>
+    <w:lvl w:ilvl="7" w:tplc="04090003" w:tentative="1">
+      <w:start w:val="1"/>
+      <w:numFmt w:val="bullet"/>
+      <w:lvlText w:val=""/>
+      <w:lvlJc w:val="left"/>
+      <w:pPr>
+        <w:ind w:left="3940" w:hanging="440"/>
+      </w:pPr>
+      <w:rPr>
+        <w:rFonts w:ascii="Wingdings" w:hAnsi="Wingdings" w:hint="default"/>
+      </w:rPr>
+    </w:lvl>
+    <w:lvl w:ilvl="8" w:tplc="04090005" w:tentative="1">
+      <w:start w:val="1"/>
+      <w:numFmt w:val="bullet"/>
+      <w:lvlText w:val=""/>
+      <w:lvlJc w:val="left"/>
+      <w:pPr>
+        <w:ind w:left="4380" w:hanging="440"/>
+      </w:pPr>
+      <w:rPr>
+        <w:rFonts w:ascii="Wingdings" w:hAnsi="Wingdings" w:hint="default"/>
+      </w:rPr>
+    </w:lvl>
+  </w:abstractNum>
+  <w:abstractNum w:abstractNumId="9" w15:restartNumberingAfterBreak="0">
     <w:nsid w:val="766F4192"/>
     <w:multiLevelType w:val="hybridMultilevel"/>
     <w:tmpl w:val="7E528E9A"/>
@@ -19203,7 +20241,7 @@
       </w:pPr>
     </w:lvl>
   </w:abstractNum>
-  <w:abstractNum w:abstractNumId="9" w15:restartNumberingAfterBreak="0">
+  <w:abstractNum w:abstractNumId="10" w15:restartNumberingAfterBreak="0">
     <w:nsid w:val="7C3A099A"/>
     <w:multiLevelType w:val="hybridMultilevel"/>
     <w:tmpl w:val="1B282246"/>
@@ -19299,16 +20337,16 @@
     <w:abstractNumId w:val="0"/>
   </w:num>
   <w:num w:numId="3" w16cid:durableId="1186747840">
+    <w:abstractNumId w:val="8"/>
+  </w:num>
+  <w:num w:numId="4" w16cid:durableId="267927458">
     <w:abstractNumId w:val="7"/>
   </w:num>
-  <w:num w:numId="4" w16cid:durableId="267927458">
-    <w:abstractNumId w:val="6"/>
-  </w:num>
   <w:num w:numId="5" w16cid:durableId="622617535">
-    <w:abstractNumId w:val="8"/>
+    <w:abstractNumId w:val="9"/>
   </w:num>
   <w:num w:numId="6" w16cid:durableId="541140292">
-    <w:abstractNumId w:val="9"/>
+    <w:abstractNumId w:val="10"/>
   </w:num>
   <w:num w:numId="7" w16cid:durableId="868378267">
     <w:abstractNumId w:val="1"/>
@@ -19317,10 +20355,13 @@
     <w:abstractNumId w:val="2"/>
   </w:num>
   <w:num w:numId="9" w16cid:durableId="1095789793">
-    <w:abstractNumId w:val="5"/>
+    <w:abstractNumId w:val="6"/>
   </w:num>
   <w:num w:numId="10" w16cid:durableId="739714778">
     <w:abstractNumId w:val="4"/>
+  </w:num>
+  <w:num w:numId="11" w16cid:durableId="1690135082">
+    <w:abstractNumId w:val="5"/>
   </w:num>
 </w:numbering>
 </file>
@@ -20141,10 +21182,10 @@
     <w:autoRedefine/>
     <w:uiPriority w:val="34"/>
     <w:qFormat/>
-    <w:rsid w:val="00EB6B52"/>
+    <w:rsid w:val="00697E0F"/>
     <w:pPr>
       <w:numPr>
-        <w:numId w:val="10"/>
+        <w:numId w:val="11"/>
       </w:numPr>
     </w:pPr>
   </w:style>
@@ -20362,6 +21403,18 @@
       <w:kern w:val="2"/>
       <w:sz w:val="21"/>
       <w:szCs w:val="22"/>
+    </w:rPr>
+  </w:style>
+  <w:style w:type="character" w:styleId="af2">
+    <w:name w:val="Unresolved Mention"/>
+    <w:basedOn w:val="a1"/>
+    <w:uiPriority w:val="99"/>
+    <w:semiHidden/>
+    <w:unhideWhenUsed/>
+    <w:rsid w:val="001C513E"/>
+    <w:rPr>
+      <w:color w:val="605E5C"/>
+      <w:shd w:val="clear" w:color="auto" w:fill="E1DFDD"/>
     </w:rPr>
   </w:style>
 </w:styles>

--- a/协议文档.docx
+++ b/协议文档.docx
@@ -11,7 +11,7 @@
           <w:szCs w:val="44"/>
         </w:rPr>
       </w:pPr>
-      <w:bookmarkStart w:id="0" w:name="_Toc225771107"/>
+      <w:bookmarkStart w:id="0" w:name="_Toc226636037"/>
       <w:r>
         <w:rPr>
           <w:rFonts w:hint="eastAsia"/>
@@ -94,7 +94,7 @@
           <w:r>
             <w:fldChar w:fldCharType="separate"/>
           </w:r>
-          <w:hyperlink w:anchor="_Toc225771107" w:history="1">
+          <w:hyperlink w:anchor="_Toc226636037" w:history="1">
             <w:r>
               <w:rPr>
                 <w:rStyle w:val="ae"/>
@@ -132,7 +132,7 @@
                 <w:noProof/>
                 <w:webHidden/>
               </w:rPr>
-              <w:instrText>PAGEREF _Toc225771107 \h</w:instrText>
+              <w:instrText>PAGEREF _Toc226636037 \h</w:instrText>
             </w:r>
             <w:r>
               <w:rPr>
@@ -188,7 +188,7 @@
               <w14:ligatures w14:val="standardContextual"/>
             </w:rPr>
           </w:pPr>
-          <w:hyperlink w:anchor="_Toc225771108" w:history="1">
+          <w:hyperlink w:anchor="_Toc226636038" w:history="1">
             <w:r>
               <w:rPr>
                 <w:rStyle w:val="ae"/>
@@ -226,7 +226,7 @@
                 <w:noProof/>
                 <w:webHidden/>
               </w:rPr>
-              <w:instrText>PAGEREF _Toc225771108 \h</w:instrText>
+              <w:instrText>PAGEREF _Toc226636038 \h</w:instrText>
             </w:r>
             <w:r>
               <w:rPr>
@@ -282,7 +282,7 @@
               <w14:ligatures w14:val="standardContextual"/>
             </w:rPr>
           </w:pPr>
-          <w:hyperlink w:anchor="_Toc225771109" w:history="1">
+          <w:hyperlink w:anchor="_Toc226636039" w:history="1">
             <w:r>
               <w:rPr>
                 <w:rStyle w:val="ae"/>
@@ -320,7 +320,7 @@
                 <w:noProof/>
                 <w:webHidden/>
               </w:rPr>
-              <w:instrText>PAGEREF _Toc225771109 \h</w:instrText>
+              <w:instrText>PAGEREF _Toc226636039 \h</w:instrText>
             </w:r>
             <w:r>
               <w:rPr>
@@ -376,7 +376,7 @@
               <w14:ligatures w14:val="standardContextual"/>
             </w:rPr>
           </w:pPr>
-          <w:hyperlink w:anchor="_Toc225771110" w:history="1">
+          <w:hyperlink w:anchor="_Toc226636040" w:history="1">
             <w:r>
               <w:rPr>
                 <w:rStyle w:val="ae"/>
@@ -414,7 +414,7 @@
                 <w:noProof/>
                 <w:webHidden/>
               </w:rPr>
-              <w:instrText>PAGEREF _Toc225771110 \h</w:instrText>
+              <w:instrText>PAGEREF _Toc226636040 \h</w:instrText>
             </w:r>
             <w:r>
               <w:rPr>
@@ -470,7 +470,7 @@
               <w14:ligatures w14:val="standardContextual"/>
             </w:rPr>
           </w:pPr>
-          <w:hyperlink w:anchor="_Toc225771111" w:history="1">
+          <w:hyperlink w:anchor="_Toc226636041" w:history="1">
             <w:r>
               <w:rPr>
                 <w:rStyle w:val="ae"/>
@@ -508,7 +508,7 @@
                 <w:noProof/>
                 <w:webHidden/>
               </w:rPr>
-              <w:instrText>PAGEREF _Toc225771111 \h</w:instrText>
+              <w:instrText>PAGEREF _Toc226636041 \h</w:instrText>
             </w:r>
             <w:r>
               <w:rPr>
@@ -564,7 +564,7 @@
               <w14:ligatures w14:val="standardContextual"/>
             </w:rPr>
           </w:pPr>
-          <w:hyperlink w:anchor="_Toc225771112" w:history="1">
+          <w:hyperlink w:anchor="_Toc226636042" w:history="1">
             <w:r>
               <w:rPr>
                 <w:rStyle w:val="ae"/>
@@ -602,7 +602,7 @@
                 <w:noProof/>
                 <w:webHidden/>
               </w:rPr>
-              <w:instrText>PAGEREF _Toc225771112 \h</w:instrText>
+              <w:instrText>PAGEREF _Toc226636042 \h</w:instrText>
             </w:r>
             <w:r>
               <w:rPr>
@@ -658,7 +658,7 @@
               <w14:ligatures w14:val="standardContextual"/>
             </w:rPr>
           </w:pPr>
-          <w:hyperlink w:anchor="_Toc225771113" w:history="1">
+          <w:hyperlink w:anchor="_Toc226636043" w:history="1">
             <w:r>
               <w:rPr>
                 <w:rStyle w:val="ae"/>
@@ -696,7 +696,7 @@
                 <w:noProof/>
                 <w:webHidden/>
               </w:rPr>
-              <w:instrText>PAGEREF _Toc225771113 \h</w:instrText>
+              <w:instrText>PAGEREF _Toc226636043 \h</w:instrText>
             </w:r>
             <w:r>
               <w:rPr>
@@ -752,7 +752,7 @@
               <w14:ligatures w14:val="standardContextual"/>
             </w:rPr>
           </w:pPr>
-          <w:hyperlink w:anchor="_Toc225771114" w:history="1">
+          <w:hyperlink w:anchor="_Toc226636044" w:history="1">
             <w:r>
               <w:rPr>
                 <w:rStyle w:val="ae"/>
@@ -806,7 +806,7 @@
                 <w:noProof/>
                 <w:webHidden/>
               </w:rPr>
-              <w:instrText>PAGEREF _Toc225771114 \h</w:instrText>
+              <w:instrText>PAGEREF _Toc226636044 \h</w:instrText>
             </w:r>
             <w:r>
               <w:rPr>
@@ -862,7 +862,7 @@
               <w14:ligatures w14:val="standardContextual"/>
             </w:rPr>
           </w:pPr>
-          <w:hyperlink w:anchor="_Toc225771115" w:history="1">
+          <w:hyperlink w:anchor="_Toc226636045" w:history="1">
             <w:r>
               <w:rPr>
                 <w:rStyle w:val="ae"/>
@@ -908,7 +908,7 @@
                 <w:noProof/>
                 <w:webHidden/>
               </w:rPr>
-              <w:instrText>PAGEREF _Toc225771115 \h</w:instrText>
+              <w:instrText>PAGEREF _Toc226636045 \h</w:instrText>
             </w:r>
             <w:r>
               <w:rPr>
@@ -964,7 +964,7 @@
               <w14:ligatures w14:val="standardContextual"/>
             </w:rPr>
           </w:pPr>
-          <w:hyperlink w:anchor="_Toc225771116" w:history="1">
+          <w:hyperlink w:anchor="_Toc226636046" w:history="1">
             <w:r>
               <w:rPr>
                 <w:rStyle w:val="ae"/>
@@ -1010,7 +1010,7 @@
                 <w:noProof/>
                 <w:webHidden/>
               </w:rPr>
-              <w:instrText>PAGEREF _Toc225771116 \h</w:instrText>
+              <w:instrText>PAGEREF _Toc226636046 \h</w:instrText>
             </w:r>
             <w:r>
               <w:rPr>
@@ -1066,7 +1066,7 @@
               <w14:ligatures w14:val="standardContextual"/>
             </w:rPr>
           </w:pPr>
-          <w:hyperlink w:anchor="_Toc225771117" w:history="1">
+          <w:hyperlink w:anchor="_Toc226636047" w:history="1">
             <w:r>
               <w:rPr>
                 <w:rStyle w:val="ae"/>
@@ -1112,7 +1112,7 @@
                 <w:noProof/>
                 <w:webHidden/>
               </w:rPr>
-              <w:instrText>PAGEREF _Toc225771117 \h</w:instrText>
+              <w:instrText>PAGEREF _Toc226636047 \h</w:instrText>
             </w:r>
             <w:r>
               <w:rPr>
@@ -1168,7 +1168,7 @@
               <w14:ligatures w14:val="standardContextual"/>
             </w:rPr>
           </w:pPr>
-          <w:hyperlink w:anchor="_Toc225771118" w:history="1">
+          <w:hyperlink w:anchor="_Toc226636048" w:history="1">
             <w:r>
               <w:rPr>
                 <w:rStyle w:val="ae"/>
@@ -1214,7 +1214,7 @@
                 <w:noProof/>
                 <w:webHidden/>
               </w:rPr>
-              <w:instrText>PAGEREF _Toc225771118 \h</w:instrText>
+              <w:instrText>PAGEREF _Toc226636048 \h</w:instrText>
             </w:r>
             <w:r>
               <w:rPr>
@@ -1270,7 +1270,7 @@
               <w14:ligatures w14:val="standardContextual"/>
             </w:rPr>
           </w:pPr>
-          <w:hyperlink w:anchor="_Toc225771119" w:history="1">
+          <w:hyperlink w:anchor="_Toc226636049" w:history="1">
             <w:r>
               <w:rPr>
                 <w:rStyle w:val="ae"/>
@@ -1316,7 +1316,7 @@
                 <w:noProof/>
                 <w:webHidden/>
               </w:rPr>
-              <w:instrText>PAGEREF _Toc225771119 \h</w:instrText>
+              <w:instrText>PAGEREF _Toc226636049 \h</w:instrText>
             </w:r>
             <w:r>
               <w:rPr>
@@ -1372,7 +1372,7 @@
               <w14:ligatures w14:val="standardContextual"/>
             </w:rPr>
           </w:pPr>
-          <w:hyperlink w:anchor="_Toc225771120" w:history="1">
+          <w:hyperlink w:anchor="_Toc226636050" w:history="1">
             <w:r>
               <w:rPr>
                 <w:rStyle w:val="ae"/>
@@ -1418,7 +1418,7 @@
                 <w:noProof/>
                 <w:webHidden/>
               </w:rPr>
-              <w:instrText>PAGEREF _Toc225771120 \h</w:instrText>
+              <w:instrText>PAGEREF _Toc226636050 \h</w:instrText>
             </w:r>
             <w:r>
               <w:rPr>
@@ -1474,7 +1474,7 @@
               <w14:ligatures w14:val="standardContextual"/>
             </w:rPr>
           </w:pPr>
-          <w:hyperlink w:anchor="_Toc225771121" w:history="1">
+          <w:hyperlink w:anchor="_Toc226636051" w:history="1">
             <w:r>
               <w:rPr>
                 <w:rStyle w:val="ae"/>
@@ -1520,7 +1520,7 @@
                 <w:noProof/>
                 <w:webHidden/>
               </w:rPr>
-              <w:instrText>PAGEREF _Toc225771121 \h</w:instrText>
+              <w:instrText>PAGEREF _Toc226636051 \h</w:instrText>
             </w:r>
             <w:r>
               <w:rPr>
@@ -1576,7 +1576,7 @@
               <w14:ligatures w14:val="standardContextual"/>
             </w:rPr>
           </w:pPr>
-          <w:hyperlink w:anchor="_Toc225771122" w:history="1">
+          <w:hyperlink w:anchor="_Toc226636052" w:history="1">
             <w:r>
               <w:rPr>
                 <w:rStyle w:val="ae"/>
@@ -1622,7 +1622,7 @@
                 <w:noProof/>
                 <w:webHidden/>
               </w:rPr>
-              <w:instrText>PAGEREF _Toc225771122 \h</w:instrText>
+              <w:instrText>PAGEREF _Toc226636052 \h</w:instrText>
             </w:r>
             <w:r>
               <w:rPr>
@@ -1652,7 +1652,7 @@
                 <w:noProof/>
                 <w:webHidden/>
               </w:rPr>
-              <w:t>7</w:t>
+              <w:t>8</w:t>
             </w:r>
             <w:r>
               <w:rPr>
@@ -1678,7 +1678,7 @@
               <w14:ligatures w14:val="standardContextual"/>
             </w:rPr>
           </w:pPr>
-          <w:hyperlink w:anchor="_Toc225771123" w:history="1">
+          <w:hyperlink w:anchor="_Toc226636053" w:history="1">
             <w:r>
               <w:rPr>
                 <w:rStyle w:val="ae"/>
@@ -1724,7 +1724,7 @@
                 <w:noProof/>
                 <w:webHidden/>
               </w:rPr>
-              <w:instrText>PAGEREF _Toc225771123 \h</w:instrText>
+              <w:instrText>PAGEREF _Toc226636053 \h</w:instrText>
             </w:r>
             <w:r>
               <w:rPr>
@@ -1780,7 +1780,7 @@
               <w14:ligatures w14:val="standardContextual"/>
             </w:rPr>
           </w:pPr>
-          <w:hyperlink w:anchor="_Toc225771124" w:history="1">
+          <w:hyperlink w:anchor="_Toc226636054" w:history="1">
             <w:r>
               <w:rPr>
                 <w:rStyle w:val="ae"/>
@@ -1826,7 +1826,7 @@
                 <w:noProof/>
                 <w:webHidden/>
               </w:rPr>
-              <w:instrText>PAGEREF _Toc225771124 \h</w:instrText>
+              <w:instrText>PAGEREF _Toc226636054 \h</w:instrText>
             </w:r>
             <w:r>
               <w:rPr>
@@ -1882,7 +1882,7 @@
               <w14:ligatures w14:val="standardContextual"/>
             </w:rPr>
           </w:pPr>
-          <w:hyperlink w:anchor="_Toc225771125" w:history="1">
+          <w:hyperlink w:anchor="_Toc226636055" w:history="1">
             <w:r>
               <w:rPr>
                 <w:rStyle w:val="ae"/>
@@ -1928,7 +1928,7 @@
                 <w:noProof/>
                 <w:webHidden/>
               </w:rPr>
-              <w:instrText>PAGEREF _Toc225771125 \h</w:instrText>
+              <w:instrText>PAGEREF _Toc226636055 \h</w:instrText>
             </w:r>
             <w:r>
               <w:rPr>
@@ -1984,7 +1984,7 @@
               <w14:ligatures w14:val="standardContextual"/>
             </w:rPr>
           </w:pPr>
-          <w:hyperlink w:anchor="_Toc225771126" w:history="1">
+          <w:hyperlink w:anchor="_Toc226636056" w:history="1">
             <w:r>
               <w:rPr>
                 <w:rStyle w:val="ae"/>
@@ -2030,7 +2030,7 @@
                 <w:noProof/>
                 <w:webHidden/>
               </w:rPr>
-              <w:instrText>PAGEREF _Toc225771126 \h</w:instrText>
+              <w:instrText>PAGEREF _Toc226636056 \h</w:instrText>
             </w:r>
             <w:r>
               <w:rPr>
@@ -2086,7 +2086,7 @@
               <w14:ligatures w14:val="standardContextual"/>
             </w:rPr>
           </w:pPr>
-          <w:hyperlink w:anchor="_Toc225771127" w:history="1">
+          <w:hyperlink w:anchor="_Toc226636057" w:history="1">
             <w:r>
               <w:rPr>
                 <w:rStyle w:val="ae"/>
@@ -2132,7 +2132,7 @@
                 <w:noProof/>
                 <w:webHidden/>
               </w:rPr>
-              <w:instrText>PAGEREF _Toc225771127 \h</w:instrText>
+              <w:instrText>PAGEREF _Toc226636057 \h</w:instrText>
             </w:r>
             <w:r>
               <w:rPr>
@@ -2188,7 +2188,7 @@
               <w14:ligatures w14:val="standardContextual"/>
             </w:rPr>
           </w:pPr>
-          <w:hyperlink w:anchor="_Toc225771128" w:history="1">
+          <w:hyperlink w:anchor="_Toc226636058" w:history="1">
             <w:r>
               <w:rPr>
                 <w:rStyle w:val="ae"/>
@@ -2234,7 +2234,7 @@
                 <w:noProof/>
                 <w:webHidden/>
               </w:rPr>
-              <w:instrText>PAGEREF _Toc225771128 \h</w:instrText>
+              <w:instrText>PAGEREF _Toc226636058 \h</w:instrText>
             </w:r>
             <w:r>
               <w:rPr>
@@ -2290,7 +2290,7 @@
               <w14:ligatures w14:val="standardContextual"/>
             </w:rPr>
           </w:pPr>
-          <w:hyperlink w:anchor="_Toc225771129" w:history="1">
+          <w:hyperlink w:anchor="_Toc226636059" w:history="1">
             <w:r>
               <w:rPr>
                 <w:rStyle w:val="ae"/>
@@ -2336,7 +2336,7 @@
                 <w:noProof/>
                 <w:webHidden/>
               </w:rPr>
-              <w:instrText>PAGEREF _Toc225771129 \h</w:instrText>
+              <w:instrText>PAGEREF _Toc226636059 \h</w:instrText>
             </w:r>
             <w:r>
               <w:rPr>
@@ -2392,7 +2392,7 @@
               <w14:ligatures w14:val="standardContextual"/>
             </w:rPr>
           </w:pPr>
-          <w:hyperlink w:anchor="_Toc225771130" w:history="1">
+          <w:hyperlink w:anchor="_Toc226636060" w:history="1">
             <w:r>
               <w:rPr>
                 <w:rStyle w:val="ae"/>
@@ -2438,7 +2438,7 @@
                 <w:noProof/>
                 <w:webHidden/>
               </w:rPr>
-              <w:instrText>PAGEREF _Toc225771130 \h</w:instrText>
+              <w:instrText>PAGEREF _Toc226636060 \h</w:instrText>
             </w:r>
             <w:r>
               <w:rPr>
@@ -2494,7 +2494,7 @@
               <w14:ligatures w14:val="standardContextual"/>
             </w:rPr>
           </w:pPr>
-          <w:hyperlink w:anchor="_Toc225771131" w:history="1">
+          <w:hyperlink w:anchor="_Toc226636061" w:history="1">
             <w:r>
               <w:rPr>
                 <w:rStyle w:val="ae"/>
@@ -2540,7 +2540,7 @@
                 <w:noProof/>
                 <w:webHidden/>
               </w:rPr>
-              <w:instrText>PAGEREF _Toc225771131 \h</w:instrText>
+              <w:instrText>PAGEREF _Toc226636061 \h</w:instrText>
             </w:r>
             <w:r>
               <w:rPr>
@@ -2596,7 +2596,7 @@
               <w14:ligatures w14:val="standardContextual"/>
             </w:rPr>
           </w:pPr>
-          <w:hyperlink w:anchor="_Toc225771132" w:history="1">
+          <w:hyperlink w:anchor="_Toc226636062" w:history="1">
             <w:r>
               <w:rPr>
                 <w:rStyle w:val="ae"/>
@@ -2642,7 +2642,7 @@
                 <w:noProof/>
                 <w:webHidden/>
               </w:rPr>
-              <w:instrText>PAGEREF _Toc225771132 \h</w:instrText>
+              <w:instrText>PAGEREF _Toc226636062 \h</w:instrText>
             </w:r>
             <w:r>
               <w:rPr>
@@ -2698,7 +2698,7 @@
               <w14:ligatures w14:val="standardContextual"/>
             </w:rPr>
           </w:pPr>
-          <w:hyperlink w:anchor="_Toc225771133" w:history="1">
+          <w:hyperlink w:anchor="_Toc226636063" w:history="1">
             <w:r>
               <w:rPr>
                 <w:rStyle w:val="ae"/>
@@ -2744,7 +2744,7 @@
                 <w:noProof/>
                 <w:webHidden/>
               </w:rPr>
-              <w:instrText>PAGEREF _Toc225771133 \h</w:instrText>
+              <w:instrText>PAGEREF _Toc226636063 \h</w:instrText>
             </w:r>
             <w:r>
               <w:rPr>
@@ -2800,7 +2800,7 @@
               <w14:ligatures w14:val="standardContextual"/>
             </w:rPr>
           </w:pPr>
-          <w:hyperlink w:anchor="_Toc225771134" w:history="1">
+          <w:hyperlink w:anchor="_Toc226636064" w:history="1">
             <w:r>
               <w:rPr>
                 <w:rStyle w:val="ae"/>
@@ -2846,7 +2846,7 @@
                 <w:noProof/>
                 <w:webHidden/>
               </w:rPr>
-              <w:instrText>PAGEREF _Toc225771134 \h</w:instrText>
+              <w:instrText>PAGEREF _Toc226636064 \h</w:instrText>
             </w:r>
             <w:r>
               <w:rPr>
@@ -2902,7 +2902,7 @@
               <w14:ligatures w14:val="standardContextual"/>
             </w:rPr>
           </w:pPr>
-          <w:hyperlink w:anchor="_Toc225771135" w:history="1">
+          <w:hyperlink w:anchor="_Toc226636065" w:history="1">
             <w:r>
               <w:rPr>
                 <w:rStyle w:val="ae"/>
@@ -2948,7 +2948,7 @@
                 <w:noProof/>
                 <w:webHidden/>
               </w:rPr>
-              <w:instrText>PAGEREF _Toc225771135 \h</w:instrText>
+              <w:instrText>PAGEREF _Toc226636065 \h</w:instrText>
             </w:r>
             <w:r>
               <w:rPr>
@@ -3004,7 +3004,7 @@
               <w14:ligatures w14:val="standardContextual"/>
             </w:rPr>
           </w:pPr>
-          <w:hyperlink w:anchor="_Toc225771136" w:history="1">
+          <w:hyperlink w:anchor="_Toc226636066" w:history="1">
             <w:r>
               <w:rPr>
                 <w:rStyle w:val="ae"/>
@@ -3050,7 +3050,7 @@
                 <w:noProof/>
                 <w:webHidden/>
               </w:rPr>
-              <w:instrText>PAGEREF _Toc225771136 \h</w:instrText>
+              <w:instrText>PAGEREF _Toc226636066 \h</w:instrText>
             </w:r>
             <w:r>
               <w:rPr>
@@ -3106,7 +3106,7 @@
               <w14:ligatures w14:val="standardContextual"/>
             </w:rPr>
           </w:pPr>
-          <w:hyperlink w:anchor="_Toc225771137" w:history="1">
+          <w:hyperlink w:anchor="_Toc226636067" w:history="1">
             <w:r>
               <w:rPr>
                 <w:rStyle w:val="ae"/>
@@ -3152,7 +3152,7 @@
                 <w:noProof/>
                 <w:webHidden/>
               </w:rPr>
-              <w:instrText>PAGEREF _Toc225771137 \h</w:instrText>
+              <w:instrText>PAGEREF _Toc226636067 \h</w:instrText>
             </w:r>
             <w:r>
               <w:rPr>
@@ -3208,7 +3208,7 @@
               <w14:ligatures w14:val="standardContextual"/>
             </w:rPr>
           </w:pPr>
-          <w:hyperlink w:anchor="_Toc225771138" w:history="1">
+          <w:hyperlink w:anchor="_Toc226636068" w:history="1">
             <w:r>
               <w:rPr>
                 <w:rStyle w:val="ae"/>
@@ -3254,7 +3254,7 @@
                 <w:noProof/>
                 <w:webHidden/>
               </w:rPr>
-              <w:instrText>PAGEREF _Toc225771138 \h</w:instrText>
+              <w:instrText>PAGEREF _Toc226636068 \h</w:instrText>
             </w:r>
             <w:r>
               <w:rPr>
@@ -3310,7 +3310,7 @@
               <w14:ligatures w14:val="standardContextual"/>
             </w:rPr>
           </w:pPr>
-          <w:hyperlink w:anchor="_Toc225771139" w:history="1">
+          <w:hyperlink w:anchor="_Toc226636069" w:history="1">
             <w:r>
               <w:rPr>
                 <w:rStyle w:val="ae"/>
@@ -3356,7 +3356,7 @@
                 <w:noProof/>
                 <w:webHidden/>
               </w:rPr>
-              <w:instrText>PAGEREF _Toc225771139 \h</w:instrText>
+              <w:instrText>PAGEREF _Toc226636069 \h</w:instrText>
             </w:r>
             <w:r>
               <w:rPr>
@@ -3412,7 +3412,7 @@
               <w14:ligatures w14:val="standardContextual"/>
             </w:rPr>
           </w:pPr>
-          <w:hyperlink w:anchor="_Toc225771140" w:history="1">
+          <w:hyperlink w:anchor="_Toc226636070" w:history="1">
             <w:r>
               <w:rPr>
                 <w:rStyle w:val="ae"/>
@@ -3458,7 +3458,7 @@
                 <w:noProof/>
                 <w:webHidden/>
               </w:rPr>
-              <w:instrText>PAGEREF _Toc225771140 \h</w:instrText>
+              <w:instrText>PAGEREF _Toc226636070 \h</w:instrText>
             </w:r>
             <w:r>
               <w:rPr>
@@ -3514,7 +3514,7 @@
               <w14:ligatures w14:val="standardContextual"/>
             </w:rPr>
           </w:pPr>
-          <w:hyperlink w:anchor="_Toc225771141" w:history="1">
+          <w:hyperlink w:anchor="_Toc226636071" w:history="1">
             <w:r>
               <w:rPr>
                 <w:rStyle w:val="ae"/>
@@ -3560,7 +3560,7 @@
                 <w:noProof/>
                 <w:webHidden/>
               </w:rPr>
-              <w:instrText>PAGEREF _Toc225771141 \h</w:instrText>
+              <w:instrText>PAGEREF _Toc226636071 \h</w:instrText>
             </w:r>
             <w:r>
               <w:rPr>
@@ -3616,7 +3616,7 @@
               <w14:ligatures w14:val="standardContextual"/>
             </w:rPr>
           </w:pPr>
-          <w:hyperlink w:anchor="_Toc225771142" w:history="1">
+          <w:hyperlink w:anchor="_Toc226636072" w:history="1">
             <w:r>
               <w:rPr>
                 <w:rStyle w:val="ae"/>
@@ -3662,7 +3662,7 @@
                 <w:noProof/>
                 <w:webHidden/>
               </w:rPr>
-              <w:instrText>PAGEREF _Toc225771142 \h</w:instrText>
+              <w:instrText>PAGEREF _Toc226636072 \h</w:instrText>
             </w:r>
             <w:r>
               <w:rPr>
@@ -3718,7 +3718,7 @@
               <w14:ligatures w14:val="standardContextual"/>
             </w:rPr>
           </w:pPr>
-          <w:hyperlink w:anchor="_Toc225771143" w:history="1">
+          <w:hyperlink w:anchor="_Toc226636073" w:history="1">
             <w:r>
               <w:rPr>
                 <w:rStyle w:val="ae"/>
@@ -3764,7 +3764,7 @@
                 <w:noProof/>
                 <w:webHidden/>
               </w:rPr>
-              <w:instrText>PAGEREF _Toc225771143 \h</w:instrText>
+              <w:instrText>PAGEREF _Toc226636073 \h</w:instrText>
             </w:r>
             <w:r>
               <w:rPr>
@@ -3820,7 +3820,7 @@
               <w14:ligatures w14:val="standardContextual"/>
             </w:rPr>
           </w:pPr>
-          <w:hyperlink w:anchor="_Toc225771144" w:history="1">
+          <w:hyperlink w:anchor="_Toc226636074" w:history="1">
             <w:r>
               <w:rPr>
                 <w:rStyle w:val="ae"/>
@@ -3866,7 +3866,7 @@
                 <w:noProof/>
                 <w:webHidden/>
               </w:rPr>
-              <w:instrText>PAGEREF _Toc225771144 \h</w:instrText>
+              <w:instrText>PAGEREF _Toc226636074 \h</w:instrText>
             </w:r>
             <w:r>
               <w:rPr>
@@ -3922,7 +3922,7 @@
               <w14:ligatures w14:val="standardContextual"/>
             </w:rPr>
           </w:pPr>
-          <w:hyperlink w:anchor="_Toc225771145" w:history="1">
+          <w:hyperlink w:anchor="_Toc226636075" w:history="1">
             <w:r>
               <w:rPr>
                 <w:rStyle w:val="ae"/>
@@ -3968,7 +3968,7 @@
                 <w:noProof/>
                 <w:webHidden/>
               </w:rPr>
-              <w:instrText>PAGEREF _Toc225771145 \h</w:instrText>
+              <w:instrText>PAGEREF _Toc226636075 \h</w:instrText>
             </w:r>
             <w:r>
               <w:rPr>
@@ -4024,7 +4024,7 @@
               <w14:ligatures w14:val="standardContextual"/>
             </w:rPr>
           </w:pPr>
-          <w:hyperlink w:anchor="_Toc225771146" w:history="1">
+          <w:hyperlink w:anchor="_Toc226636076" w:history="1">
             <w:r>
               <w:rPr>
                 <w:rStyle w:val="ae"/>
@@ -4070,7 +4070,7 @@
                 <w:noProof/>
                 <w:webHidden/>
               </w:rPr>
-              <w:instrText>PAGEREF _Toc225771146 \h</w:instrText>
+              <w:instrText>PAGEREF _Toc226636076 \h</w:instrText>
             </w:r>
             <w:r>
               <w:rPr>
@@ -4126,7 +4126,7 @@
               <w14:ligatures w14:val="standardContextual"/>
             </w:rPr>
           </w:pPr>
-          <w:hyperlink w:anchor="_Toc225771147" w:history="1">
+          <w:hyperlink w:anchor="_Toc226636077" w:history="1">
             <w:r>
               <w:rPr>
                 <w:rStyle w:val="ae"/>
@@ -4172,7 +4172,7 @@
                 <w:noProof/>
                 <w:webHidden/>
               </w:rPr>
-              <w:instrText>PAGEREF _Toc225771147 \h</w:instrText>
+              <w:instrText>PAGEREF _Toc226636077 \h</w:instrText>
             </w:r>
             <w:r>
               <w:rPr>
@@ -4228,7 +4228,7 @@
               <w14:ligatures w14:val="standardContextual"/>
             </w:rPr>
           </w:pPr>
-          <w:hyperlink w:anchor="_Toc225771148" w:history="1">
+          <w:hyperlink w:anchor="_Toc226636078" w:history="1">
             <w:r>
               <w:rPr>
                 <w:rStyle w:val="ae"/>
@@ -4282,7 +4282,7 @@
                 <w:noProof/>
                 <w:webHidden/>
               </w:rPr>
-              <w:instrText>PAGEREF _Toc225771148 \h</w:instrText>
+              <w:instrText>PAGEREF _Toc226636078 \h</w:instrText>
             </w:r>
             <w:r>
               <w:rPr>
@@ -4338,7 +4338,7 @@
               <w14:ligatures w14:val="standardContextual"/>
             </w:rPr>
           </w:pPr>
-          <w:hyperlink w:anchor="_Toc225771149" w:history="1">
+          <w:hyperlink w:anchor="_Toc226636079" w:history="1">
             <w:r>
               <w:rPr>
                 <w:rStyle w:val="ae"/>
@@ -4384,7 +4384,7 @@
                 <w:noProof/>
                 <w:webHidden/>
               </w:rPr>
-              <w:instrText>PAGEREF _Toc225771149 \h</w:instrText>
+              <w:instrText>PAGEREF _Toc226636079 \h</w:instrText>
             </w:r>
             <w:r>
               <w:rPr>
@@ -4440,7 +4440,7 @@
               <w14:ligatures w14:val="standardContextual"/>
             </w:rPr>
           </w:pPr>
-          <w:hyperlink w:anchor="_Toc225771150" w:history="1">
+          <w:hyperlink w:anchor="_Toc226636080" w:history="1">
             <w:r>
               <w:rPr>
                 <w:rStyle w:val="ae"/>
@@ -4486,7 +4486,7 @@
                 <w:noProof/>
                 <w:webHidden/>
               </w:rPr>
-              <w:instrText>PAGEREF _Toc225771150 \h</w:instrText>
+              <w:instrText>PAGEREF _Toc226636080 \h</w:instrText>
             </w:r>
             <w:r>
               <w:rPr>
@@ -4542,7 +4542,7 @@
               <w14:ligatures w14:val="standardContextual"/>
             </w:rPr>
           </w:pPr>
-          <w:hyperlink w:anchor="_Toc225771151" w:history="1">
+          <w:hyperlink w:anchor="_Toc226636081" w:history="1">
             <w:r>
               <w:rPr>
                 <w:rStyle w:val="ae"/>
@@ -4596,7 +4596,7 @@
                 <w:noProof/>
                 <w:webHidden/>
               </w:rPr>
-              <w:instrText>PAGEREF _Toc225771151 \h</w:instrText>
+              <w:instrText>PAGEREF _Toc226636081 \h</w:instrText>
             </w:r>
             <w:r>
               <w:rPr>
@@ -4652,7 +4652,7 @@
               <w14:ligatures w14:val="standardContextual"/>
             </w:rPr>
           </w:pPr>
-          <w:hyperlink w:anchor="_Toc225771152" w:history="1">
+          <w:hyperlink w:anchor="_Toc226636082" w:history="1">
             <w:r>
               <w:rPr>
                 <w:rStyle w:val="ae"/>
@@ -4690,7 +4690,7 @@
                 <w:noProof/>
                 <w:webHidden/>
               </w:rPr>
-              <w:instrText>PAGEREF _Toc225771152 \h</w:instrText>
+              <w:instrText>PAGEREF _Toc226636082 \h</w:instrText>
             </w:r>
             <w:r>
               <w:rPr>
@@ -4746,7 +4746,7 @@
               <w14:ligatures w14:val="standardContextual"/>
             </w:rPr>
           </w:pPr>
-          <w:hyperlink w:anchor="_Toc225771153" w:history="1">
+          <w:hyperlink w:anchor="_Toc226636083" w:history="1">
             <w:r>
               <w:rPr>
                 <w:rStyle w:val="ae"/>
@@ -4784,7 +4784,7 @@
                 <w:noProof/>
                 <w:webHidden/>
               </w:rPr>
-              <w:instrText>PAGEREF _Toc225771153 \h</w:instrText>
+              <w:instrText>PAGEREF _Toc226636083 \h</w:instrText>
             </w:r>
             <w:r>
               <w:rPr>
@@ -4840,7 +4840,7 @@
               <w14:ligatures w14:val="standardContextual"/>
             </w:rPr>
           </w:pPr>
-          <w:hyperlink w:anchor="_Toc225771154" w:history="1">
+          <w:hyperlink w:anchor="_Toc226636084" w:history="1">
             <w:r>
               <w:rPr>
                 <w:rStyle w:val="ae"/>
@@ -4878,7 +4878,7 @@
                 <w:noProof/>
                 <w:webHidden/>
               </w:rPr>
-              <w:instrText>PAGEREF _Toc225771154 \h</w:instrText>
+              <w:instrText>PAGEREF _Toc226636084 \h</w:instrText>
             </w:r>
             <w:r>
               <w:rPr>
@@ -4934,7 +4934,7 @@
               <w14:ligatures w14:val="standardContextual"/>
             </w:rPr>
           </w:pPr>
-          <w:hyperlink w:anchor="_Toc225771155" w:history="1">
+          <w:hyperlink w:anchor="_Toc226636085" w:history="1">
             <w:r>
               <w:rPr>
                 <w:rStyle w:val="ae"/>
@@ -4972,7 +4972,7 @@
                 <w:noProof/>
                 <w:webHidden/>
               </w:rPr>
-              <w:instrText>PAGEREF _Toc225771155 \h</w:instrText>
+              <w:instrText>PAGEREF _Toc226636085 \h</w:instrText>
             </w:r>
             <w:r>
               <w:rPr>
@@ -5028,7 +5028,7 @@
               <w14:ligatures w14:val="standardContextual"/>
             </w:rPr>
           </w:pPr>
-          <w:hyperlink w:anchor="_Toc225771156" w:history="1">
+          <w:hyperlink w:anchor="_Toc226636086" w:history="1">
             <w:r>
               <w:rPr>
                 <w:rStyle w:val="ae"/>
@@ -5082,7 +5082,7 @@
                 <w:noProof/>
                 <w:webHidden/>
               </w:rPr>
-              <w:instrText>PAGEREF _Toc225771156 \h</w:instrText>
+              <w:instrText>PAGEREF _Toc226636086 \h</w:instrText>
             </w:r>
             <w:r>
               <w:rPr>
@@ -5138,7 +5138,7 @@
               <w14:ligatures w14:val="standardContextual"/>
             </w:rPr>
           </w:pPr>
-          <w:hyperlink w:anchor="_Toc225771157" w:history="1">
+          <w:hyperlink w:anchor="_Toc226636087" w:history="1">
             <w:r>
               <w:rPr>
                 <w:rStyle w:val="ae"/>
@@ -5192,7 +5192,7 @@
                 <w:noProof/>
                 <w:webHidden/>
               </w:rPr>
-              <w:instrText>PAGEREF _Toc225771157 \h</w:instrText>
+              <w:instrText>PAGEREF _Toc226636087 \h</w:instrText>
             </w:r>
             <w:r>
               <w:rPr>
@@ -5248,7 +5248,7 @@
               <w14:ligatures w14:val="standardContextual"/>
             </w:rPr>
           </w:pPr>
-          <w:hyperlink w:anchor="_Toc225771158" w:history="1">
+          <w:hyperlink w:anchor="_Toc226636088" w:history="1">
             <w:r>
               <w:rPr>
                 <w:rStyle w:val="ae"/>
@@ -5286,7 +5286,7 @@
                 <w:noProof/>
                 <w:webHidden/>
               </w:rPr>
-              <w:instrText>PAGEREF _Toc225771158 \h</w:instrText>
+              <w:instrText>PAGEREF _Toc226636088 \h</w:instrText>
             </w:r>
             <w:r>
               <w:rPr>
@@ -5342,7 +5342,7 @@
               <w14:ligatures w14:val="standardContextual"/>
             </w:rPr>
           </w:pPr>
-          <w:hyperlink w:anchor="_Toc225771159" w:history="1">
+          <w:hyperlink w:anchor="_Toc226636089" w:history="1">
             <w:r>
               <w:rPr>
                 <w:rStyle w:val="ae"/>
@@ -5396,7 +5396,7 @@
                 <w:noProof/>
                 <w:webHidden/>
               </w:rPr>
-              <w:instrText>PAGEREF _Toc225771159 \h</w:instrText>
+              <w:instrText>PAGEREF _Toc226636089 \h</w:instrText>
             </w:r>
             <w:r>
               <w:rPr>
@@ -5969,7 +5969,7 @@
               <w:rPr>
                 <w:rFonts w:hint="eastAsia"/>
               </w:rPr>
-              <w:t>1</w:t>
+              <w:t>6</w:t>
             </w:r>
             <w:r>
               <w:rPr>
@@ -6080,7 +6080,7 @@
               <w:rPr>
                 <w:rFonts w:hint="eastAsia"/>
               </w:rPr>
-              <w:t>3</w:t>
+              <w:t>4</w:t>
             </w:r>
             <w:r>
               <w:t>-</w:t>
@@ -6089,7 +6089,7 @@
               <w:rPr>
                 <w:rFonts w:hint="eastAsia"/>
               </w:rPr>
-              <w:t>30</w:t>
+              <w:t>09</w:t>
             </w:r>
           </w:p>
         </w:tc>
@@ -6186,7 +6186,7 @@
       <w:pPr>
         <w:pStyle w:val="1"/>
       </w:pPr>
-      <w:bookmarkStart w:id="1" w:name="_Toc225771108"/>
+      <w:bookmarkStart w:id="1" w:name="_Toc226636038"/>
       <w:r>
         <w:rPr>
           <w:rFonts w:hint="eastAsia"/>
@@ -6200,7 +6200,7 @@
       <w:pPr>
         <w:pStyle w:val="2"/>
       </w:pPr>
-      <w:bookmarkStart w:id="2" w:name="_Toc225771109"/>
+      <w:bookmarkStart w:id="2" w:name="_Toc226636039"/>
       <w:r>
         <w:rPr>
           <w:rFonts w:hint="eastAsia"/>
@@ -6248,7 +6248,7 @@
       <w:pPr>
         <w:pStyle w:val="2"/>
       </w:pPr>
-      <w:bookmarkStart w:id="3" w:name="_Toc225771110"/>
+      <w:bookmarkStart w:id="3" w:name="_Toc226636040"/>
       <w:r>
         <w:rPr>
           <w:rFonts w:hint="eastAsia"/>
@@ -6281,7 +6281,7 @@
       <w:pPr>
         <w:pStyle w:val="2"/>
       </w:pPr>
-      <w:bookmarkStart w:id="4" w:name="_Toc225771111"/>
+      <w:bookmarkStart w:id="4" w:name="_Toc226636041"/>
       <w:r>
         <w:rPr>
           <w:rFonts w:hint="eastAsia"/>
@@ -8525,7 +8525,7 @@
         <w:adjustRightInd w:val="0"/>
         <w:jc w:val="left"/>
         <w:rPr>
-          <w:rFonts w:ascii="新宋体" w:eastAsia="新宋体" w:hAnsi="Times New Roman" w:cs="新宋体" w:hint="eastAsia"/>
+          <w:rFonts w:ascii="新宋体" w:eastAsia="新宋体" w:hAnsi="Times New Roman" w:cs="新宋体"/>
           <w:color w:val="000000"/>
           <w:kern w:val="0"/>
           <w:sz w:val="19"/>
@@ -8614,7 +8614,7 @@
     <w:p>
       <w:pPr>
         <w:rPr>
-          <w:rFonts w:ascii="新宋体" w:eastAsia="新宋体" w:hAnsi="Times New Roman" w:cs="新宋体" w:hint="eastAsia"/>
+          <w:rFonts w:ascii="新宋体" w:eastAsia="新宋体" w:hAnsi="Times New Roman" w:cs="新宋体"/>
           <w:color w:val="008000"/>
           <w:kern w:val="0"/>
           <w:sz w:val="19"/>
@@ -8754,11 +8754,6 @@
       </w:r>
     </w:p>
     <w:p>
-      <w:pPr>
-        <w:rPr>
-          <w:rFonts w:hint="eastAsia"/>
-        </w:rPr>
-      </w:pPr>
       <w:r>
         <w:rPr>
           <w:rFonts w:hint="eastAsia"/>
@@ -8891,11 +8886,6 @@
       </w:r>
     </w:p>
     <w:p>
-      <w:pPr>
-        <w:rPr>
-          <w:rFonts w:hint="eastAsia"/>
-        </w:rPr>
-      </w:pPr>
       <w:r>
         <w:rPr>
           <w:rFonts w:hint="eastAsia"/>
@@ -9057,11 +9047,6 @@
       </w:r>
     </w:p>
     <w:p>
-      <w:pPr>
-        <w:rPr>
-          <w:rFonts w:hint="eastAsia"/>
-        </w:rPr>
-      </w:pPr>
       <w:r>
         <w:rPr>
           <w:rFonts w:hint="eastAsia"/>
@@ -9122,7 +9107,7 @@
       <w:pPr>
         <w:pStyle w:val="2"/>
       </w:pPr>
-      <w:bookmarkStart w:id="5" w:name="_Toc225771112"/>
+      <w:bookmarkStart w:id="5" w:name="_Toc226636042"/>
       <w:r>
         <w:rPr>
           <w:rFonts w:hint="eastAsia"/>
@@ -9449,7 +9434,7 @@
       <w:pPr>
         <w:pStyle w:val="1"/>
       </w:pPr>
-      <w:bookmarkStart w:id="6" w:name="_Toc225771113"/>
+      <w:bookmarkStart w:id="6" w:name="_Toc226636043"/>
       <w:r>
         <w:rPr>
           <w:rFonts w:hint="eastAsia"/>
@@ -9657,7 +9642,7 @@
       <w:pPr>
         <w:pStyle w:val="1"/>
       </w:pPr>
-      <w:bookmarkStart w:id="7" w:name="_Toc225771114"/>
+      <w:bookmarkStart w:id="7" w:name="_Toc226636044"/>
       <w:proofErr w:type="gramStart"/>
       <w:r>
         <w:rPr>
@@ -9684,7 +9669,7 @@
       <w:pPr>
         <w:pStyle w:val="2"/>
       </w:pPr>
-      <w:bookmarkStart w:id="8" w:name="_Toc225771115"/>
+      <w:bookmarkStart w:id="8" w:name="_Toc226636045"/>
       <w:r>
         <w:rPr>
           <w:rFonts w:hint="eastAsia"/>
@@ -9703,7 +9688,7 @@
       <w:pPr>
         <w:pStyle w:val="3"/>
       </w:pPr>
-      <w:bookmarkStart w:id="9" w:name="_Toc225771116"/>
+      <w:bookmarkStart w:id="9" w:name="_Toc226636046"/>
       <w:r>
         <w:rPr>
           <w:rFonts w:hint="eastAsia"/>
@@ -9883,6 +9868,11 @@
       <w:proofErr w:type="spellEnd"/>
     </w:p>
     <w:p>
+      <w:pPr>
+        <w:rPr>
+          <w:rFonts w:hint="eastAsia"/>
+        </w:rPr>
+      </w:pPr>
       <w:r>
         <w:rPr>
           <w:rFonts w:hint="eastAsia"/>
@@ -9969,6 +9959,44 @@
         </w:rPr>
         <w:t>秒</w:t>
       </w:r>
+      <w:r>
+        <w:rPr>
+          <w:rFonts w:hint="eastAsia"/>
+        </w:rPr>
+        <w:t>,</w:t>
+      </w:r>
+      <w:r>
+        <w:t xml:space="preserve"> </w:t>
+      </w:r>
+      <w:proofErr w:type="spellStart"/>
+      <w:r>
+        <w:t>bindaddr</w:t>
+      </w:r>
+      <w:proofErr w:type="spellEnd"/>
+      <w:r>
+        <w:rPr>
+          <w:rFonts w:hint="eastAsia"/>
+        </w:rPr>
+        <w:t xml:space="preserve"> </w:t>
+      </w:r>
+      <w:r>
+        <w:rPr>
+          <w:rFonts w:hint="eastAsia"/>
+        </w:rPr>
+        <w:t>仅限</w:t>
+      </w:r>
+      <w:r>
+        <w:rPr>
+          <w:rFonts w:hint="eastAsia"/>
+        </w:rPr>
+        <w:t>UDP,</w:t>
+      </w:r>
+      <w:r>
+        <w:rPr>
+          <w:rFonts w:hint="eastAsia"/>
+        </w:rPr>
+        <w:t>可以指定输出在某个指定网卡上</w:t>
+      </w:r>
     </w:p>
     <w:p>
       <w:r>
@@ -9976,6 +10004,11 @@
       </w:r>
     </w:p>
     <w:p>
+      <w:pPr>
+        <w:rPr>
+          <w:rFonts w:hint="eastAsia"/>
+        </w:rPr>
+      </w:pPr>
       <w:r>
         <w:rPr>
           <w:rFonts w:hint="eastAsia"/>
@@ -10010,6 +10043,11 @@
       </w:r>
     </w:p>
     <w:p>
+      <w:pPr>
+        <w:rPr>
+          <w:rFonts w:hint="eastAsia"/>
+        </w:rPr>
+      </w:pPr>
       <w:r>
         <w:rPr>
           <w:rFonts w:hint="eastAsia"/>
@@ -10049,6 +10087,19 @@
       </w:r>
       <w:proofErr w:type="spellStart"/>
       <w:r>
+        <w:t>bindaddr</w:t>
+      </w:r>
+      <w:proofErr w:type="spellEnd"/>
+      <w:r>
+        <w:t>": "10.0.0.52",</w:t>
+      </w:r>
+    </w:p>
+    <w:p>
+      <w:r>
+        <w:t xml:space="preserve">    "</w:t>
+      </w:r>
+      <w:proofErr w:type="spellStart"/>
+      <w:r>
         <w:t>nVersion</w:t>
       </w:r>
       <w:proofErr w:type="spellEnd"/>
@@ -10083,6 +10134,11 @@
       </w:r>
     </w:p>
     <w:p>
+      <w:pPr>
+        <w:rPr>
+          <w:rFonts w:hint="eastAsia"/>
+        </w:rPr>
+      </w:pPr>
       <w:r>
         <w:t>}</w:t>
       </w:r>
@@ -10271,187 +10327,477 @@
         <w:rPr>
           <w:rFonts w:hint="eastAsia"/>
         </w:rPr>
+        <w:lastRenderedPageBreak/>
         <w:t>转录文件</w:t>
       </w:r>
     </w:p>
     <w:p>
       <w:r>
+        <w:t>{</w:t>
+      </w:r>
+    </w:p>
+    <w:p>
+      <w:r>
+        <w:t xml:space="preserve">    "</w:t>
+      </w:r>
+      <w:proofErr w:type="spellStart"/>
+      <w:r>
+        <w:t>streamaddr</w:t>
+      </w:r>
+      <w:proofErr w:type="spellEnd"/>
+      <w:r>
+        <w:t xml:space="preserve">": </w:t>
+      </w:r>
+      <w:proofErr w:type="gramStart"/>
+      <w:r>
+        <w:t>"./</w:t>
+      </w:r>
+      <w:proofErr w:type="spellStart"/>
+      <w:proofErr w:type="gramEnd"/>
+      <w:r>
+        <w:t>hls</w:t>
+      </w:r>
+      <w:proofErr w:type="spellEnd"/>
+      <w:r>
+        <w:t>/1.m3u8",</w:t>
+      </w:r>
+    </w:p>
+    <w:p>
+      <w:r>
+        <w:t xml:space="preserve">    "</w:t>
+      </w:r>
+      <w:proofErr w:type="spellStart"/>
+      <w:r>
+        <w:t>streamtype</w:t>
+      </w:r>
+      <w:proofErr w:type="spellEnd"/>
+      <w:r>
+        <w:t>": "</w:t>
+      </w:r>
+      <w:proofErr w:type="spellStart"/>
+      <w:r>
+        <w:t>mpegts</w:t>
+      </w:r>
+      <w:proofErr w:type="spellEnd"/>
+      <w:r>
+        <w:t>",</w:t>
+      </w:r>
+    </w:p>
+    <w:p>
+      <w:r>
+        <w:t xml:space="preserve">    "</w:t>
+      </w:r>
+      <w:proofErr w:type="spellStart"/>
+      <w:r>
+        <w:t>streamtime</w:t>
+      </w:r>
+      <w:proofErr w:type="spellEnd"/>
+      <w:r>
+        <w:t>": 10</w:t>
+      </w:r>
+    </w:p>
+    <w:p>
+      <w:r>
+        <w:t>}</w:t>
+      </w:r>
+    </w:p>
+    <w:p>
+      <w:pPr>
+        <w:pStyle w:val="3"/>
+      </w:pPr>
+      <w:bookmarkStart w:id="10" w:name="_Toc226636047"/>
+      <w:r>
+        <w:rPr>
+          <w:rFonts w:hint="eastAsia"/>
+        </w:rPr>
+        <w:t xml:space="preserve">1.1.2 </w:t>
+      </w:r>
+      <w:r>
+        <w:rPr>
+          <w:rFonts w:hint="eastAsia"/>
+        </w:rPr>
+        <w:t>回复</w:t>
+      </w:r>
+      <w:bookmarkEnd w:id="10"/>
+    </w:p>
+    <w:p>
+      <w:r>
+        <w:rPr>
+          <w:rFonts w:hint="eastAsia"/>
+        </w:rPr>
+        <w:t xml:space="preserve">    </w:t>
+      </w:r>
+      <w:r>
+        <w:rPr>
+          <w:rFonts w:hint="eastAsia"/>
+        </w:rPr>
+        <w:t>返回的</w:t>
+      </w:r>
+      <w:r>
+        <w:rPr>
+          <w:rFonts w:hint="eastAsia"/>
+        </w:rPr>
+        <w:t>token</w:t>
+      </w:r>
+      <w:r>
+        <w:rPr>
+          <w:rFonts w:hint="eastAsia"/>
+        </w:rPr>
+        <w:t>是数值类型</w:t>
+      </w:r>
+    </w:p>
+    <w:p>
+      <w:r>
+        <w:t>{</w:t>
+      </w:r>
+    </w:p>
+    <w:p>
+      <w:r>
+        <w:t xml:space="preserve">    "code":0,</w:t>
+      </w:r>
+    </w:p>
+    <w:p>
+      <w:r>
+        <w:t xml:space="preserve">    "</w:t>
+      </w:r>
+      <w:proofErr w:type="spellStart"/>
+      <w:r>
+        <w:t>msg":"success</w:t>
+      </w:r>
+      <w:proofErr w:type="spellEnd"/>
+      <w:r>
+        <w:t>",</w:t>
+      </w:r>
+    </w:p>
+    <w:p>
+      <w:r>
+        <w:t xml:space="preserve">    "token":100010001</w:t>
+      </w:r>
+    </w:p>
+    <w:p>
+      <w:r>
+        <w:t>}</w:t>
+      </w:r>
+    </w:p>
+    <w:p>
+      <w:pPr>
+        <w:pStyle w:val="2"/>
+      </w:pPr>
+      <w:bookmarkStart w:id="11" w:name="_Toc226636048"/>
+      <w:r>
+        <w:rPr>
+          <w:rFonts w:hint="eastAsia"/>
+        </w:rPr>
+        <w:t xml:space="preserve">1.2 </w:t>
+      </w:r>
+      <w:r>
+        <w:rPr>
+          <w:rFonts w:hint="eastAsia"/>
+        </w:rPr>
+        <w:t>停止</w:t>
+      </w:r>
+      <w:bookmarkEnd w:id="11"/>
+    </w:p>
+    <w:p>
+      <w:pPr>
+        <w:pStyle w:val="3"/>
+      </w:pPr>
+      <w:bookmarkStart w:id="12" w:name="_Toc226636049"/>
+      <w:r>
+        <w:rPr>
+          <w:rFonts w:hint="eastAsia"/>
+        </w:rPr>
+        <w:t xml:space="preserve">1.2.1 </w:t>
+      </w:r>
+      <w:r>
+        <w:rPr>
+          <w:rFonts w:hint="eastAsia"/>
+        </w:rPr>
+        <w:t>请求</w:t>
+      </w:r>
+      <w:bookmarkEnd w:id="12"/>
+    </w:p>
+    <w:p>
+      <w:r>
+        <w:rPr>
+          <w:rFonts w:hint="eastAsia"/>
+        </w:rPr>
+        <w:t>接口</w:t>
+      </w:r>
+      <w:r>
+        <w:rPr>
+          <w:rFonts w:hint="eastAsia"/>
+        </w:rPr>
+        <w:t>:HTTP</w:t>
+      </w:r>
+    </w:p>
+    <w:p>
+      <w:r>
+        <w:rPr>
+          <w:rFonts w:hint="eastAsia"/>
+        </w:rPr>
+        <w:t>方法</w:t>
+      </w:r>
+      <w:r>
+        <w:rPr>
+          <w:rFonts w:hint="eastAsia"/>
+        </w:rPr>
+        <w:t>:</w:t>
+      </w:r>
+      <w:r>
+        <w:rPr>
+          <w:rFonts w:hint="eastAsia"/>
+        </w:rPr>
+        <w:t>GET</w:t>
+      </w:r>
+    </w:p>
+    <w:p>
+      <w:r>
+        <w:rPr>
+          <w:rFonts w:hint="eastAsia"/>
+        </w:rPr>
+        <w:t>地址</w:t>
+      </w:r>
+      <w:r>
+        <w:rPr>
+          <w:rFonts w:hint="eastAsia"/>
+        </w:rPr>
+        <w:t>:http://127.0.0.1:</w:t>
+      </w:r>
+      <w:r>
+        <w:rPr>
+          <w:rFonts w:hint="eastAsia"/>
+        </w:rPr>
+        <w:t>5001</w:t>
+      </w:r>
+      <w:r>
+        <w:rPr>
+          <w:rFonts w:hint="eastAsia"/>
+        </w:rPr>
+        <w:t>/</w:t>
+      </w:r>
+      <w:proofErr w:type="spellStart"/>
+      <w:r>
+        <w:rPr>
+          <w:rFonts w:hint="eastAsia"/>
+        </w:rPr>
+        <w:t>api?function</w:t>
+      </w:r>
+      <w:proofErr w:type="spellEnd"/>
+      <w:r>
+        <w:rPr>
+          <w:rFonts w:hint="eastAsia"/>
+        </w:rPr>
+        <w:t>=</w:t>
+      </w:r>
+      <w:proofErr w:type="spellStart"/>
+      <w:r>
+        <w:rPr>
+          <w:rFonts w:hint="eastAsia"/>
+        </w:rPr>
+        <w:t>stop&amp;token</w:t>
+      </w:r>
+      <w:proofErr w:type="spellEnd"/>
+      <w:r>
+        <w:rPr>
+          <w:rFonts w:hint="eastAsia"/>
+        </w:rPr>
+        <w:t>=10001001</w:t>
+      </w:r>
+    </w:p>
+    <w:p>
+      <w:r>
+        <w:rPr>
+          <w:rFonts w:hint="eastAsia"/>
+        </w:rPr>
+        <w:t>注意</w:t>
+      </w:r>
+      <w:r>
+        <w:rPr>
+          <w:rFonts w:hint="eastAsia"/>
+        </w:rPr>
+        <w:t>:</w:t>
+      </w:r>
+      <w:r>
+        <w:rPr>
+          <w:rFonts w:hint="eastAsia"/>
+        </w:rPr>
+        <w:t>可以不带</w:t>
+      </w:r>
+      <w:r>
+        <w:rPr>
+          <w:rFonts w:hint="eastAsia"/>
+        </w:rPr>
+        <w:t>token,</w:t>
+      </w:r>
+      <w:r>
+        <w:rPr>
+          <w:rFonts w:hint="eastAsia"/>
+        </w:rPr>
+        <w:t>使用</w:t>
+      </w:r>
+      <w:r>
+        <w:fldChar w:fldCharType="begin"/>
+      </w:r>
+      <w:r>
+        <w:instrText>HYPERLINK "http://127.0.0.1:5001/api?function=stop&amp;exist=0"</w:instrText>
+      </w:r>
+      <w:r>
+        <w:fldChar w:fldCharType="separate"/>
+      </w:r>
+      <w:r>
+        <w:rPr>
+          <w:rStyle w:val="ae"/>
+          <w:rFonts w:hint="eastAsia"/>
+        </w:rPr>
+        <w:t>http://127.0.0.1:5001/api?function=stop&amp;</w:t>
+      </w:r>
+      <w:r>
+        <w:rPr>
+          <w:rStyle w:val="ae"/>
+        </w:rPr>
+        <w:t>exist</w:t>
+      </w:r>
+      <w:r>
+        <w:rPr>
+          <w:rStyle w:val="ae"/>
+          <w:rFonts w:hint="eastAsia"/>
+        </w:rPr>
+        <w:t>=0</w:t>
+      </w:r>
+      <w:r>
+        <w:fldChar w:fldCharType="end"/>
+      </w:r>
+      <w:r>
+        <w:rPr>
+          <w:rFonts w:hint="eastAsia"/>
+        </w:rPr>
+        <w:t xml:space="preserve"> </w:t>
+      </w:r>
+      <w:r>
+        <w:rPr>
+          <w:rFonts w:hint="eastAsia"/>
+        </w:rPr>
+        <w:t>主程序会正常退出</w:t>
+      </w:r>
+    </w:p>
+    <w:p>
+      <w:pPr>
+        <w:pStyle w:val="3"/>
+      </w:pPr>
+      <w:bookmarkStart w:id="13" w:name="_Toc226636050"/>
+      <w:r>
+        <w:rPr>
+          <w:rFonts w:hint="eastAsia"/>
+        </w:rPr>
+        <w:t xml:space="preserve">1.2.2 </w:t>
+      </w:r>
+      <w:r>
+        <w:rPr>
+          <w:rFonts w:hint="eastAsia"/>
+        </w:rPr>
+        <w:t>回复</w:t>
+      </w:r>
+      <w:bookmarkEnd w:id="13"/>
+    </w:p>
+    <w:p>
+      <w:r>
+        <w:t>{</w:t>
+      </w:r>
+    </w:p>
+    <w:p>
+      <w:r>
+        <w:t xml:space="preserve">    "code":0,</w:t>
+      </w:r>
+    </w:p>
+    <w:p>
+      <w:r>
+        <w:t xml:space="preserve">    "</w:t>
+      </w:r>
+      <w:proofErr w:type="spellStart"/>
+      <w:r>
+        <w:t>msg":"success</w:t>
+      </w:r>
+      <w:proofErr w:type="spellEnd"/>
+      <w:r>
+        <w:t>"</w:t>
+      </w:r>
+      <w:r>
+        <w:t>,</w:t>
+      </w:r>
+    </w:p>
+    <w:p>
+      <w:r>
+        <w:t xml:space="preserve">    "token":100010001</w:t>
+      </w:r>
+    </w:p>
+    <w:p>
+      <w:r>
+        <w:t>}</w:t>
+      </w:r>
+    </w:p>
+    <w:p>
+      <w:pPr>
+        <w:pStyle w:val="2"/>
+      </w:pPr>
+      <w:bookmarkStart w:id="14" w:name="_Toc226636051"/>
+      <w:r>
+        <w:rPr>
+          <w:rFonts w:hint="eastAsia"/>
+        </w:rPr>
+        <w:t xml:space="preserve">1.3 </w:t>
+      </w:r>
+      <w:r>
+        <w:rPr>
+          <w:rFonts w:hint="eastAsia"/>
+        </w:rPr>
+        <w:t>播放</w:t>
+      </w:r>
+      <w:bookmarkEnd w:id="14"/>
+    </w:p>
+    <w:p>
+      <w:r>
+        <w:rPr>
+          <w:rFonts w:hint="eastAsia"/>
+        </w:rPr>
+        <w:t xml:space="preserve">    </w:t>
+      </w:r>
+      <w:r>
+        <w:rPr>
+          <w:rFonts w:hint="eastAsia"/>
+        </w:rPr>
+        <w:t>如果是定时播放</w:t>
+      </w:r>
+      <w:r>
+        <w:rPr>
+          <w:rFonts w:hint="eastAsia"/>
+        </w:rPr>
+        <w:t>需要提前</w:t>
+      </w:r>
+      <w:r>
+        <w:rPr>
+          <w:rFonts w:hint="eastAsia"/>
+        </w:rPr>
+        <w:t>2</w:t>
+      </w:r>
+      <w:r>
+        <w:rPr>
+          <w:rFonts w:hint="eastAsia"/>
+        </w:rPr>
+        <w:t>秒告知</w:t>
+      </w:r>
+    </w:p>
+    <w:p>
+      <w:pPr>
+        <w:pStyle w:val="3"/>
+      </w:pPr>
+      <w:bookmarkStart w:id="15" w:name="_Toc226636052"/>
+      <w:r>
+        <w:rPr>
+          <w:rFonts w:hint="eastAsia"/>
+        </w:rPr>
         <w:lastRenderedPageBreak/>
-        <w:t>{</w:t>
-      </w:r>
-    </w:p>
-    <w:p>
-      <w:r>
-        <w:t xml:space="preserve">    "</w:t>
-      </w:r>
-      <w:proofErr w:type="spellStart"/>
-      <w:r>
-        <w:t>streamaddr</w:t>
-      </w:r>
-      <w:proofErr w:type="spellEnd"/>
-      <w:r>
-        <w:t xml:space="preserve">": </w:t>
-      </w:r>
-      <w:proofErr w:type="gramStart"/>
-      <w:r>
-        <w:t>"./</w:t>
-      </w:r>
-      <w:proofErr w:type="spellStart"/>
-      <w:proofErr w:type="gramEnd"/>
-      <w:r>
-        <w:t>hls</w:t>
-      </w:r>
-      <w:proofErr w:type="spellEnd"/>
-      <w:r>
-        <w:t>/1.m3u8",</w:t>
-      </w:r>
-    </w:p>
-    <w:p>
-      <w:r>
-        <w:t xml:space="preserve">    "</w:t>
-      </w:r>
-      <w:proofErr w:type="spellStart"/>
-      <w:r>
-        <w:t>streamtype</w:t>
-      </w:r>
-      <w:proofErr w:type="spellEnd"/>
-      <w:r>
-        <w:t>": "</w:t>
-      </w:r>
-      <w:proofErr w:type="spellStart"/>
-      <w:r>
-        <w:t>mpegts</w:t>
-      </w:r>
-      <w:proofErr w:type="spellEnd"/>
-      <w:r>
-        <w:t>",</w:t>
-      </w:r>
-    </w:p>
-    <w:p>
-      <w:r>
-        <w:t xml:space="preserve">    "</w:t>
-      </w:r>
-      <w:proofErr w:type="spellStart"/>
-      <w:r>
-        <w:t>streamtime</w:t>
-      </w:r>
-      <w:proofErr w:type="spellEnd"/>
-      <w:r>
-        <w:t>": 10</w:t>
-      </w:r>
-    </w:p>
-    <w:p>
-      <w:r>
-        <w:t>}</w:t>
-      </w:r>
-    </w:p>
-    <w:p>
-      <w:pPr>
-        <w:pStyle w:val="3"/>
-      </w:pPr>
-      <w:bookmarkStart w:id="10" w:name="_Toc225771117"/>
-      <w:r>
-        <w:rPr>
-          <w:rFonts w:hint="eastAsia"/>
-        </w:rPr>
-        <w:t xml:space="preserve">1.1.2 </w:t>
-      </w:r>
-      <w:r>
-        <w:rPr>
-          <w:rFonts w:hint="eastAsia"/>
-        </w:rPr>
-        <w:t>回复</w:t>
-      </w:r>
-      <w:bookmarkEnd w:id="10"/>
-    </w:p>
-    <w:p>
-      <w:r>
-        <w:rPr>
-          <w:rFonts w:hint="eastAsia"/>
-        </w:rPr>
-        <w:t xml:space="preserve">    </w:t>
-      </w:r>
-      <w:r>
-        <w:rPr>
-          <w:rFonts w:hint="eastAsia"/>
-        </w:rPr>
-        <w:t>返回的</w:t>
-      </w:r>
-      <w:r>
-        <w:rPr>
-          <w:rFonts w:hint="eastAsia"/>
-        </w:rPr>
-        <w:t>token</w:t>
-      </w:r>
-      <w:r>
-        <w:rPr>
-          <w:rFonts w:hint="eastAsia"/>
-        </w:rPr>
-        <w:t>是数值类型</w:t>
-      </w:r>
-    </w:p>
-    <w:p>
-      <w:r>
-        <w:t>{</w:t>
-      </w:r>
-    </w:p>
-    <w:p>
-      <w:r>
-        <w:t xml:space="preserve">    "code":0,</w:t>
-      </w:r>
-    </w:p>
-    <w:p>
-      <w:r>
-        <w:t xml:space="preserve">    "</w:t>
-      </w:r>
-      <w:proofErr w:type="spellStart"/>
-      <w:r>
-        <w:t>msg":"success</w:t>
-      </w:r>
-      <w:proofErr w:type="spellEnd"/>
-      <w:r>
-        <w:t>",</w:t>
-      </w:r>
-    </w:p>
-    <w:p>
-      <w:r>
-        <w:t xml:space="preserve">    "token":100010001</w:t>
-      </w:r>
-    </w:p>
-    <w:p>
-      <w:r>
-        <w:t>}</w:t>
-      </w:r>
-    </w:p>
-    <w:p>
-      <w:pPr>
-        <w:pStyle w:val="2"/>
-      </w:pPr>
-      <w:bookmarkStart w:id="11" w:name="_Toc225771118"/>
-      <w:r>
-        <w:rPr>
-          <w:rFonts w:hint="eastAsia"/>
-        </w:rPr>
-        <w:t xml:space="preserve">1.2 </w:t>
-      </w:r>
-      <w:r>
-        <w:rPr>
-          <w:rFonts w:hint="eastAsia"/>
-        </w:rPr>
-        <w:t>停止</w:t>
-      </w:r>
-      <w:bookmarkEnd w:id="11"/>
-    </w:p>
-    <w:p>
-      <w:pPr>
-        <w:pStyle w:val="3"/>
-      </w:pPr>
-      <w:bookmarkStart w:id="12" w:name="_Toc225771119"/>
-      <w:r>
-        <w:rPr>
-          <w:rFonts w:hint="eastAsia"/>
-        </w:rPr>
-        <w:t xml:space="preserve">1.2.1 </w:t>
+        <w:t xml:space="preserve">1.3.1 </w:t>
       </w:r>
       <w:r>
         <w:rPr>
@@ -10459,7 +10805,7 @@
         </w:rPr>
         <w:t>请求</w:t>
       </w:r>
-      <w:bookmarkEnd w:id="12"/>
+      <w:bookmarkEnd w:id="15"/>
     </w:p>
     <w:p>
       <w:r>
@@ -10480,296 +10826,6 @@
         <w:rPr>
           <w:rFonts w:hint="eastAsia"/>
         </w:rPr>
-        <w:t>方法</w:t>
-      </w:r>
-      <w:r>
-        <w:rPr>
-          <w:rFonts w:hint="eastAsia"/>
-        </w:rPr>
-        <w:t>:</w:t>
-      </w:r>
-      <w:r>
-        <w:rPr>
-          <w:rFonts w:hint="eastAsia"/>
-        </w:rPr>
-        <w:t>GET</w:t>
-      </w:r>
-    </w:p>
-    <w:p>
-      <w:r>
-        <w:rPr>
-          <w:rFonts w:hint="eastAsia"/>
-        </w:rPr>
-        <w:t>地址</w:t>
-      </w:r>
-      <w:r>
-        <w:rPr>
-          <w:rFonts w:hint="eastAsia"/>
-        </w:rPr>
-        <w:t>:http://127.0.0.1:</w:t>
-      </w:r>
-      <w:r>
-        <w:rPr>
-          <w:rFonts w:hint="eastAsia"/>
-        </w:rPr>
-        <w:t>5001</w:t>
-      </w:r>
-      <w:r>
-        <w:rPr>
-          <w:rFonts w:hint="eastAsia"/>
-        </w:rPr>
-        <w:t>/</w:t>
-      </w:r>
-      <w:proofErr w:type="spellStart"/>
-      <w:r>
-        <w:rPr>
-          <w:rFonts w:hint="eastAsia"/>
-        </w:rPr>
-        <w:t>api?function</w:t>
-      </w:r>
-      <w:proofErr w:type="spellEnd"/>
-      <w:r>
-        <w:rPr>
-          <w:rFonts w:hint="eastAsia"/>
-        </w:rPr>
-        <w:t>=</w:t>
-      </w:r>
-      <w:proofErr w:type="spellStart"/>
-      <w:r>
-        <w:rPr>
-          <w:rFonts w:hint="eastAsia"/>
-        </w:rPr>
-        <w:t>stop&amp;token</w:t>
-      </w:r>
-      <w:proofErr w:type="spellEnd"/>
-      <w:r>
-        <w:rPr>
-          <w:rFonts w:hint="eastAsia"/>
-        </w:rPr>
-        <w:t>=10001001</w:t>
-      </w:r>
-    </w:p>
-    <w:p>
-      <w:r>
-        <w:rPr>
-          <w:rFonts w:hint="eastAsia"/>
-        </w:rPr>
-        <w:t>注意</w:t>
-      </w:r>
-      <w:r>
-        <w:rPr>
-          <w:rFonts w:hint="eastAsia"/>
-        </w:rPr>
-        <w:t>:</w:t>
-      </w:r>
-      <w:r>
-        <w:rPr>
-          <w:rFonts w:hint="eastAsia"/>
-        </w:rPr>
-        <w:t>可以不带</w:t>
-      </w:r>
-      <w:r>
-        <w:rPr>
-          <w:rFonts w:hint="eastAsia"/>
-        </w:rPr>
-        <w:t>token,</w:t>
-      </w:r>
-      <w:r>
-        <w:rPr>
-          <w:rFonts w:hint="eastAsia"/>
-        </w:rPr>
-        <w:t>使用</w:t>
-      </w:r>
-      <w:r>
-        <w:fldChar w:fldCharType="begin"/>
-      </w:r>
-      <w:r>
-        <w:instrText>HYPERLINK "http://127.0.0.1:5001/api?function=stop&amp;exist=0"</w:instrText>
-      </w:r>
-      <w:r>
-        <w:fldChar w:fldCharType="separate"/>
-      </w:r>
-      <w:r>
-        <w:rPr>
-          <w:rStyle w:val="ae"/>
-          <w:rFonts w:hint="eastAsia"/>
-        </w:rPr>
-        <w:t>http://127.0.0.1:5001/api?function=stop&amp;</w:t>
-      </w:r>
-      <w:r>
-        <w:rPr>
-          <w:rStyle w:val="ae"/>
-        </w:rPr>
-        <w:t>exist</w:t>
-      </w:r>
-      <w:r>
-        <w:rPr>
-          <w:rStyle w:val="ae"/>
-          <w:rFonts w:hint="eastAsia"/>
-        </w:rPr>
-        <w:t>=0</w:t>
-      </w:r>
-      <w:r>
-        <w:fldChar w:fldCharType="end"/>
-      </w:r>
-      <w:r>
-        <w:rPr>
-          <w:rFonts w:hint="eastAsia"/>
-        </w:rPr>
-        <w:t xml:space="preserve"> </w:t>
-      </w:r>
-      <w:r>
-        <w:rPr>
-          <w:rFonts w:hint="eastAsia"/>
-        </w:rPr>
-        <w:t>主程序会正常退出</w:t>
-      </w:r>
-    </w:p>
-    <w:p>
-      <w:pPr>
-        <w:pStyle w:val="3"/>
-      </w:pPr>
-      <w:bookmarkStart w:id="13" w:name="_Toc225771120"/>
-      <w:r>
-        <w:rPr>
-          <w:rFonts w:hint="eastAsia"/>
-        </w:rPr>
-        <w:t xml:space="preserve">1.2.2 </w:t>
-      </w:r>
-      <w:r>
-        <w:rPr>
-          <w:rFonts w:hint="eastAsia"/>
-        </w:rPr>
-        <w:t>回复</w:t>
-      </w:r>
-      <w:bookmarkEnd w:id="13"/>
-    </w:p>
-    <w:p>
-      <w:r>
-        <w:t>{</w:t>
-      </w:r>
-    </w:p>
-    <w:p>
-      <w:r>
-        <w:t xml:space="preserve">    "code":0,</w:t>
-      </w:r>
-    </w:p>
-    <w:p>
-      <w:r>
-        <w:t xml:space="preserve">    "</w:t>
-      </w:r>
-      <w:proofErr w:type="spellStart"/>
-      <w:r>
-        <w:t>msg":"success</w:t>
-      </w:r>
-      <w:proofErr w:type="spellEnd"/>
-      <w:r>
-        <w:t>"</w:t>
-      </w:r>
-      <w:r>
-        <w:t>,</w:t>
-      </w:r>
-    </w:p>
-    <w:p>
-      <w:r>
-        <w:t xml:space="preserve">    "token":100010001</w:t>
-      </w:r>
-    </w:p>
-    <w:p>
-      <w:r>
-        <w:t>}</w:t>
-      </w:r>
-    </w:p>
-    <w:p>
-      <w:pPr>
-        <w:pStyle w:val="2"/>
-      </w:pPr>
-      <w:bookmarkStart w:id="14" w:name="_Toc225771121"/>
-      <w:r>
-        <w:rPr>
-          <w:rFonts w:hint="eastAsia"/>
-        </w:rPr>
-        <w:t xml:space="preserve">1.3 </w:t>
-      </w:r>
-      <w:r>
-        <w:rPr>
-          <w:rFonts w:hint="eastAsia"/>
-        </w:rPr>
-        <w:t>播放</w:t>
-      </w:r>
-      <w:bookmarkEnd w:id="14"/>
-    </w:p>
-    <w:p>
-      <w:r>
-        <w:rPr>
-          <w:rFonts w:hint="eastAsia"/>
-        </w:rPr>
-        <w:t xml:space="preserve">    </w:t>
-      </w:r>
-      <w:r>
-        <w:rPr>
-          <w:rFonts w:hint="eastAsia"/>
-        </w:rPr>
-        <w:t>如果是定时播放</w:t>
-      </w:r>
-      <w:r>
-        <w:rPr>
-          <w:rFonts w:hint="eastAsia"/>
-        </w:rPr>
-        <w:t>需要提前</w:t>
-      </w:r>
-      <w:r>
-        <w:rPr>
-          <w:rFonts w:hint="eastAsia"/>
-        </w:rPr>
-        <w:t>2</w:t>
-      </w:r>
-      <w:r>
-        <w:rPr>
-          <w:rFonts w:hint="eastAsia"/>
-        </w:rPr>
-        <w:t>秒告知</w:t>
-      </w:r>
-    </w:p>
-    <w:p>
-      <w:pPr>
-        <w:pStyle w:val="3"/>
-      </w:pPr>
-      <w:bookmarkStart w:id="15" w:name="_Toc225771122"/>
-      <w:r>
-        <w:rPr>
-          <w:rFonts w:hint="eastAsia"/>
-        </w:rPr>
-        <w:t xml:space="preserve">1.3.1 </w:t>
-      </w:r>
-      <w:r>
-        <w:rPr>
-          <w:rFonts w:hint="eastAsia"/>
-        </w:rPr>
-        <w:t>请求</w:t>
-      </w:r>
-      <w:bookmarkEnd w:id="15"/>
-    </w:p>
-    <w:p>
-      <w:r>
-        <w:rPr>
-          <w:rFonts w:hint="eastAsia"/>
-        </w:rPr>
-        <w:t>接口</w:t>
-      </w:r>
-      <w:r>
-        <w:rPr>
-          <w:rFonts w:hint="eastAsia"/>
-        </w:rPr>
-        <w:t>:HTTP</w:t>
-      </w:r>
-    </w:p>
-    <w:p>
-      <w:r>
-        <w:rPr>
-          <w:rFonts w:hint="eastAsia"/>
-        </w:rPr>
-        <w:lastRenderedPageBreak/>
         <w:t>方法</w:t>
       </w:r>
       <w:r>
@@ -11864,7 +11920,7 @@
       <w:pPr>
         <w:pStyle w:val="3"/>
       </w:pPr>
-      <w:bookmarkStart w:id="16" w:name="_Toc225771123"/>
+      <w:bookmarkStart w:id="16" w:name="_Toc226636053"/>
       <w:r>
         <w:rPr>
           <w:rFonts w:hint="eastAsia"/>
@@ -11911,7 +11967,7 @@
       <w:pPr>
         <w:pStyle w:val="2"/>
       </w:pPr>
-      <w:bookmarkStart w:id="17" w:name="_Toc225771124"/>
+      <w:bookmarkStart w:id="17" w:name="_Toc226636054"/>
       <w:r>
         <w:rPr>
           <w:rFonts w:hint="eastAsia"/>
@@ -11931,7 +11987,7 @@
       <w:pPr>
         <w:pStyle w:val="3"/>
       </w:pPr>
-      <w:bookmarkStart w:id="18" w:name="_Toc225771125"/>
+      <w:bookmarkStart w:id="18" w:name="_Toc226636055"/>
       <w:r>
         <w:rPr>
           <w:rFonts w:hint="eastAsia"/>
@@ -12024,7 +12080,7 @@
       <w:pPr>
         <w:pStyle w:val="3"/>
       </w:pPr>
-      <w:bookmarkStart w:id="19" w:name="_Toc225771126"/>
+      <w:bookmarkStart w:id="19" w:name="_Toc226636056"/>
       <w:r>
         <w:rPr>
           <w:rFonts w:hint="eastAsia"/>
@@ -12192,7 +12248,7 @@
       <w:pPr>
         <w:pStyle w:val="2"/>
       </w:pPr>
-      <w:bookmarkStart w:id="20" w:name="_Toc225771127"/>
+      <w:bookmarkStart w:id="20" w:name="_Toc226636057"/>
       <w:r>
         <w:rPr>
           <w:rFonts w:hint="eastAsia"/>
@@ -12211,7 +12267,7 @@
       <w:pPr>
         <w:pStyle w:val="3"/>
       </w:pPr>
-      <w:bookmarkStart w:id="21" w:name="_Toc225771128"/>
+      <w:bookmarkStart w:id="21" w:name="_Toc226636058"/>
       <w:r>
         <w:rPr>
           <w:rFonts w:hint="eastAsia"/>
@@ -12351,7 +12407,7 @@
       <w:pPr>
         <w:pStyle w:val="3"/>
       </w:pPr>
-      <w:bookmarkStart w:id="22" w:name="_Toc225771129"/>
+      <w:bookmarkStart w:id="22" w:name="_Toc226636059"/>
       <w:r>
         <w:rPr>
           <w:rFonts w:hint="eastAsia"/>
@@ -12502,7 +12558,7 @@
       <w:pPr>
         <w:pStyle w:val="2"/>
       </w:pPr>
-      <w:bookmarkStart w:id="23" w:name="_Toc225771130"/>
+      <w:bookmarkStart w:id="23" w:name="_Toc226636060"/>
       <w:r>
         <w:rPr>
           <w:rFonts w:hint="eastAsia"/>
@@ -12521,7 +12577,7 @@
       <w:pPr>
         <w:pStyle w:val="3"/>
       </w:pPr>
-      <w:bookmarkStart w:id="24" w:name="_Toc225771131"/>
+      <w:bookmarkStart w:id="24" w:name="_Toc226636061"/>
       <w:r>
         <w:rPr>
           <w:rFonts w:hint="eastAsia"/>
@@ -14964,7 +15020,7 @@
       <w:pPr>
         <w:pStyle w:val="3"/>
       </w:pPr>
-      <w:bookmarkStart w:id="25" w:name="_Toc225771132"/>
+      <w:bookmarkStart w:id="25" w:name="_Toc226636062"/>
       <w:r>
         <w:rPr>
           <w:rFonts w:hint="eastAsia"/>
@@ -15021,7 +15077,7 @@
       <w:pPr>
         <w:pStyle w:val="2"/>
       </w:pPr>
-      <w:bookmarkStart w:id="26" w:name="_Toc225771133"/>
+      <w:bookmarkStart w:id="26" w:name="_Toc226636063"/>
       <w:r>
         <w:rPr>
           <w:rFonts w:hint="eastAsia"/>
@@ -15040,7 +15096,7 @@
       <w:pPr>
         <w:pStyle w:val="3"/>
       </w:pPr>
-      <w:bookmarkStart w:id="27" w:name="_Toc225771134"/>
+      <w:bookmarkStart w:id="27" w:name="_Toc226636064"/>
       <w:r>
         <w:rPr>
           <w:rFonts w:hint="eastAsia"/>
@@ -15205,7 +15261,7 @@
       <w:pPr>
         <w:pStyle w:val="3"/>
       </w:pPr>
-      <w:bookmarkStart w:id="28" w:name="_Toc225771135"/>
+      <w:bookmarkStart w:id="28" w:name="_Toc226636065"/>
       <w:r>
         <w:rPr>
           <w:rFonts w:hint="eastAsia"/>
@@ -15654,7 +15710,7 @@
       <w:pPr>
         <w:pStyle w:val="2"/>
       </w:pPr>
-      <w:bookmarkStart w:id="29" w:name="_Toc225771136"/>
+      <w:bookmarkStart w:id="29" w:name="_Toc226636066"/>
       <w:r>
         <w:rPr>
           <w:rFonts w:hint="eastAsia"/>
@@ -15826,7 +15882,7 @@
       <w:pPr>
         <w:pStyle w:val="3"/>
       </w:pPr>
-      <w:bookmarkStart w:id="30" w:name="_Toc225771137"/>
+      <w:bookmarkStart w:id="30" w:name="_Toc226636067"/>
       <w:r>
         <w:rPr>
           <w:rFonts w:hint="eastAsia"/>
@@ -16080,7 +16136,7 @@
       <w:pPr>
         <w:pStyle w:val="3"/>
       </w:pPr>
-      <w:bookmarkStart w:id="31" w:name="_Toc225771138"/>
+      <w:bookmarkStart w:id="31" w:name="_Toc226636068"/>
       <w:r>
         <w:rPr>
           <w:rFonts w:hint="eastAsia"/>
@@ -16341,7 +16397,7 @@
       <w:pPr>
         <w:pStyle w:val="3"/>
       </w:pPr>
-      <w:bookmarkStart w:id="32" w:name="_Toc225771139"/>
+      <w:bookmarkStart w:id="32" w:name="_Toc226636069"/>
       <w:r>
         <w:rPr>
           <w:rFonts w:hint="eastAsia"/>
@@ -17804,7 +17860,7 @@
       <w:pPr>
         <w:pStyle w:val="3"/>
       </w:pPr>
-      <w:bookmarkStart w:id="33" w:name="_Toc225771140"/>
+      <w:bookmarkStart w:id="33" w:name="_Toc226636070"/>
       <w:r>
         <w:rPr>
           <w:rFonts w:hint="eastAsia"/>
@@ -18085,7 +18141,7 @@
       <w:pPr>
         <w:pStyle w:val="3"/>
       </w:pPr>
-      <w:bookmarkStart w:id="34" w:name="_Toc225771141"/>
+      <w:bookmarkStart w:id="34" w:name="_Toc226636071"/>
       <w:r>
         <w:rPr>
           <w:rFonts w:hint="eastAsia"/>
@@ -18585,7 +18641,7 @@
       <w:pPr>
         <w:pStyle w:val="2"/>
       </w:pPr>
-      <w:bookmarkStart w:id="35" w:name="_Toc225771142"/>
+      <w:bookmarkStart w:id="35" w:name="_Toc226636072"/>
       <w:r>
         <w:rPr>
           <w:rFonts w:hint="eastAsia"/>
@@ -18604,7 +18660,7 @@
       <w:pPr>
         <w:pStyle w:val="3"/>
       </w:pPr>
-      <w:bookmarkStart w:id="36" w:name="_Toc225771143"/>
+      <w:bookmarkStart w:id="36" w:name="_Toc226636073"/>
       <w:r>
         <w:rPr>
           <w:rFonts w:hint="eastAsia"/>
@@ -18991,7 +19047,7 @@
       <w:pPr>
         <w:pStyle w:val="3"/>
       </w:pPr>
-      <w:bookmarkStart w:id="37" w:name="_Toc225771144"/>
+      <w:bookmarkStart w:id="37" w:name="_Toc226636074"/>
       <w:r>
         <w:rPr>
           <w:rFonts w:hint="eastAsia"/>
@@ -19694,7 +19750,7 @@
       <w:pPr>
         <w:pStyle w:val="2"/>
       </w:pPr>
-      <w:bookmarkStart w:id="38" w:name="_Toc225771145"/>
+      <w:bookmarkStart w:id="38" w:name="_Toc226636075"/>
       <w:r>
         <w:rPr>
           <w:rFonts w:hint="eastAsia"/>
@@ -19856,7 +19912,7 @@
       <w:pPr>
         <w:pStyle w:val="3"/>
       </w:pPr>
-      <w:bookmarkStart w:id="39" w:name="_Toc225771146"/>
+      <w:bookmarkStart w:id="39" w:name="_Toc226636076"/>
       <w:r>
         <w:rPr>
           <w:rFonts w:hint="eastAsia"/>
@@ -20224,7 +20280,7 @@
       <w:pPr>
         <w:pStyle w:val="3"/>
       </w:pPr>
-      <w:bookmarkStart w:id="40" w:name="_Toc225771147"/>
+      <w:bookmarkStart w:id="40" w:name="_Toc226636077"/>
       <w:r>
         <w:rPr>
           <w:rFonts w:hint="eastAsia"/>
@@ -20264,7 +20320,7 @@
       <w:pPr>
         <w:pStyle w:val="1"/>
       </w:pPr>
-      <w:bookmarkStart w:id="41" w:name="_Toc225771148"/>
+      <w:bookmarkStart w:id="41" w:name="_Toc226636078"/>
       <w:r>
         <w:rPr>
           <w:rFonts w:hint="eastAsia"/>
@@ -20349,7 +20405,7 @@
       <w:pPr>
         <w:pStyle w:val="2"/>
       </w:pPr>
-      <w:bookmarkStart w:id="42" w:name="_Toc225771149"/>
+      <w:bookmarkStart w:id="42" w:name="_Toc226636079"/>
       <w:r>
         <w:rPr>
           <w:rFonts w:hint="eastAsia"/>
@@ -20484,7 +20540,7 @@
       <w:pPr>
         <w:pStyle w:val="2"/>
       </w:pPr>
-      <w:bookmarkStart w:id="43" w:name="_Toc225771150"/>
+      <w:bookmarkStart w:id="43" w:name="_Toc226636080"/>
       <w:r>
         <w:rPr>
           <w:rFonts w:hint="eastAsia"/>
@@ -20784,7 +20840,7 @@
       <w:pPr>
         <w:pStyle w:val="1"/>
       </w:pPr>
-      <w:bookmarkStart w:id="44" w:name="_Toc225771151"/>
+      <w:bookmarkStart w:id="44" w:name="_Toc226636081"/>
       <w:r>
         <w:rPr>
           <w:rFonts w:hint="eastAsia"/>
@@ -20919,7 +20975,7 @@
       <w:pPr>
         <w:pStyle w:val="2"/>
       </w:pPr>
-      <w:bookmarkStart w:id="45" w:name="_Toc225771152"/>
+      <w:bookmarkStart w:id="45" w:name="_Toc226636082"/>
       <w:r>
         <w:rPr>
           <w:rFonts w:hint="eastAsia"/>
@@ -20960,7 +21016,7 @@
       <w:pPr>
         <w:pStyle w:val="2"/>
       </w:pPr>
-      <w:bookmarkStart w:id="46" w:name="_Toc225771153"/>
+      <w:bookmarkStart w:id="46" w:name="_Toc226636083"/>
       <w:r>
         <w:rPr>
           <w:rFonts w:hint="eastAsia"/>
@@ -20992,7 +21048,7 @@
       <w:pPr>
         <w:pStyle w:val="2"/>
       </w:pPr>
-      <w:bookmarkStart w:id="47" w:name="_Toc225771154"/>
+      <w:bookmarkStart w:id="47" w:name="_Toc226636084"/>
       <w:r>
         <w:rPr>
           <w:rFonts w:hint="eastAsia"/>
@@ -21025,7 +21081,7 @@
       <w:pPr>
         <w:pStyle w:val="2"/>
       </w:pPr>
-      <w:bookmarkStart w:id="48" w:name="_Toc225771155"/>
+      <w:bookmarkStart w:id="48" w:name="_Toc226636085"/>
       <w:r>
         <w:rPr>
           <w:rFonts w:hint="eastAsia"/>
@@ -21135,7 +21191,7 @@
       <w:pPr>
         <w:pStyle w:val="1"/>
       </w:pPr>
-      <w:bookmarkStart w:id="49" w:name="_Toc225771156"/>
+      <w:bookmarkStart w:id="49" w:name="_Toc226636086"/>
       <w:r>
         <w:rPr>
           <w:rFonts w:hint="eastAsia"/>
@@ -21321,7 +21377,7 @@
       <w:pPr>
         <w:pStyle w:val="1"/>
       </w:pPr>
-      <w:bookmarkStart w:id="50" w:name="_Toc225771157"/>
+      <w:bookmarkStart w:id="50" w:name="_Toc226636087"/>
       <w:r>
         <w:rPr>
           <w:rFonts w:hint="eastAsia"/>
@@ -21531,7 +21587,7 @@
       <w:pPr>
         <w:pStyle w:val="1"/>
       </w:pPr>
-      <w:bookmarkStart w:id="51" w:name="_Toc225771158"/>
+      <w:bookmarkStart w:id="51" w:name="_Toc226636088"/>
       <w:r>
         <w:rPr>
           <w:rFonts w:hint="eastAsia"/>
@@ -21544,7 +21600,7 @@
       <w:pPr>
         <w:pStyle w:val="2"/>
       </w:pPr>
-      <w:bookmarkStart w:id="52" w:name="_Toc225771159"/>
+      <w:bookmarkStart w:id="52" w:name="_Toc226636089"/>
       <w:r>
         <w:rPr>
           <w:rFonts w:hint="eastAsia"/>
@@ -24353,6 +24409,10 @@
 </file>
 
 <file path=customXml/item1.xml><?xml version="1.0" encoding="utf-8"?>
+<b:Sources xmlns:b="http://schemas.openxmlformats.org/officeDocument/2006/bibliography" xmlns="http://schemas.openxmlformats.org/officeDocument/2006/bibliography" SelectedStyle="\APASixthEditionOfficeOnline.xsl" StyleName="APA" Version="6"/>
+</file>
+
+<file path=customXml/item2.xml><?xml version="1.0" encoding="utf-8"?>
 <s:customData xmlns="http://www.wps.cn/officeDocument/2013/wpsCustomData" xmlns:s="http://www.wps.cn/officeDocument/2013/wpsCustomData">
   <customSectProps/>
   <customShpExts>
@@ -24361,22 +24421,18 @@
 </s:customData>
 </file>
 
-<file path=customXml/item2.xml><?xml version="1.0" encoding="utf-8"?>
-<b:Sources xmlns:b="http://schemas.openxmlformats.org/officeDocument/2006/bibliography" xmlns="http://schemas.openxmlformats.org/officeDocument/2006/bibliography" SelectedStyle="\APASixthEditionOfficeOnline.xsl" StyleName="APA" Version="6"/>
+<file path=customXml/itemProps1.xml><?xml version="1.0" encoding="utf-8"?>
+<ds:datastoreItem xmlns:ds="http://schemas.openxmlformats.org/officeDocument/2006/customXml" ds:itemID="{A3C42FEF-274B-4BDA-8559-31DB942021F2}">
+  <ds:schemaRefs>
+    <ds:schemaRef ds:uri="http://schemas.openxmlformats.org/officeDocument/2006/bibliography"/>
+  </ds:schemaRefs>
+</ds:datastoreItem>
 </file>
 
-<file path=customXml/itemProps1.xml><?xml version="1.0" encoding="utf-8"?>
+<file path=customXml/itemProps2.xml><?xml version="1.0" encoding="utf-8"?>
 <ds:datastoreItem xmlns:ds="http://schemas.openxmlformats.org/officeDocument/2006/customXml" ds:itemID="{B1977F7D-205B-4081-913C-38D41E755F92}">
   <ds:schemaRefs>
     <ds:schemaRef ds:uri="http://www.wps.cn/officeDocument/2013/wpsCustomData"/>
   </ds:schemaRefs>
 </ds:datastoreItem>
-</file>
-
-<file path=customXml/itemProps2.xml><?xml version="1.0" encoding="utf-8"?>
-<ds:datastoreItem xmlns:ds="http://schemas.openxmlformats.org/officeDocument/2006/customXml" ds:itemID="{A3C42FEF-274B-4BDA-8559-31DB942021F2}">
-  <ds:schemaRefs>
-    <ds:schemaRef ds:uri="http://schemas.openxmlformats.org/officeDocument/2006/bibliography"/>
-  </ds:schemaRefs>
-</ds:datastoreItem>
 </file>